--- a/1_IDE_Setup_and_Loop_Benchmarking.docx
+++ b/1_IDE_Setup_and_Loop_Benchmarking.docx
@@ -1520,7 +1520,7 @@
               <w:rPr>
                 <w:rFonts w:ascii="Century Gothic" w:hAnsi="Century Gothic"/>
               </w:rPr>
-              <w:t xml:space="preserve">Sept. 14, 2026</w:t>
+              <w:t xml:space="preserve">Sept. 16, 2026</w:t>
             </w:r>
             <w:r>
               <w:rPr>
@@ -2091,8 +2091,9 @@
               <w:rPr>
                 <w:rFonts w:ascii="Century Gothic" w:hAnsi="Century Gothic"/>
               </w:rPr>
-              <w:t xml:space="preserve">E. A. B.</w:t>
+              <w:t xml:space="preserve">Efraim Arocha Barcela</w:t>
             </w:r>
+            <w:r/>
             <w:r>
               <w:rPr>
                 <w:rFonts w:ascii="Century Gothic" w:hAnsi="Century Gothic"/>
@@ -2290,6 +2291,66 @@
               <w:pBdr/>
               <w:spacing w:after="160" w:before="160"/>
               <w:ind/>
+              <w:rPr/>
+            </w:pPr>
+            <w:r>
+              <w:rPr>
+                <w:rFonts w:ascii="Century Gothic" w:hAnsi="Century Gothic"/>
+              </w:rPr>
+              <w:t xml:space="preserve">Set up and verify a working C++ development environment capable of compiling and running console programs from the integrated terminal. In my case, Neovim editor</w:t>
+            </w:r>
+            <w:r/>
+          </w:p>
+          <w:p>
+            <w:pPr>
+              <w:pBdr/>
+              <w:spacing w:after="160" w:before="160"/>
+              <w:ind/>
+              <w:rPr/>
+            </w:pPr>
+            <w:r>
+              <w:rPr>
+                <w:rFonts w:ascii="Century Gothic" w:hAnsi="Century Gothic"/>
+              </w:rPr>
+              <w:t xml:space="preserve">Write and execute a C++ program that uses a for loop to perform a simple, repeated arithmetic operation (incrementing a counter) across a range of iteration counts.</w:t>
+            </w:r>
+            <w:r/>
+          </w:p>
+          <w:p>
+            <w:pPr>
+              <w:pBdr/>
+              <w:spacing w:after="160" w:before="160"/>
+              <w:ind/>
+              <w:rPr/>
+            </w:pPr>
+            <w:r>
+              <w:rPr>
+                <w:rFonts w:ascii="Century Gothic" w:hAnsi="Century Gothic"/>
+              </w:rPr>
+              <w:t xml:space="preserve">Use std::chrono::high_resolution_clock to capture start and end timestamps around the loop and compute elapsed execution time in milliseconds.</w:t>
+            </w:r>
+            <w:r/>
+          </w:p>
+          <w:p>
+            <w:pPr>
+              <w:pBdr/>
+              <w:spacing w:after="160" w:before="160"/>
+              <w:ind/>
+              <w:rPr/>
+            </w:pPr>
+            <w:r>
+              <w:rPr>
+                <w:rFonts w:ascii="Century Gothic" w:hAnsi="Century Gothic"/>
+              </w:rPr>
+              <w:t xml:space="preserve">Compile the program with the -O2 optimization flag and observe how compiler optimization affects measured runtime relative to the theoretical expectation that time grows linearly with N.</w:t>
+            </w:r>
+            <w:r/>
+          </w:p>
+          <w:p>
+            <w:pPr>
+              <w:pBdr/>
+              <w:spacing w:after="160" w:before="160"/>
+              <w:ind/>
               <w:rPr>
                 <w:rFonts w:ascii="Century Gothic" w:hAnsi="Century Gothic"/>
                 <w:b w:val="0"/>
@@ -2302,24 +2363,12 @@
               <w:rPr>
                 <w:rFonts w:ascii="Century Gothic" w:hAnsi="Century Gothic"/>
               </w:rPr>
+              <w:t xml:space="preserve">Record and analyze empirical timing data for N = 1,000,000; 10,000,000; and 100,000,000 iterations, and relate the observations back to the concepts of Big-O analysis, constant factors, and compiler behavior introduced in the activity's Introduction.</w:t>
             </w:r>
+            <w:r/>
             <w:r>
               <w:rPr>
                 <w:rFonts w:ascii="Century Gothic" w:hAnsi="Century Gothic"/>
-                <w:b w:val="0"/>
-                <w:bCs w:val="0"/>
-                <w:sz w:val="22"/>
-                <w:szCs w:val="22"/>
-              </w:rPr>
-              <w:t xml:space="preserve">Configuring Integrated Development Environments and Benchmarking Loop Execution Performance via C++ Programming</w:t>
-            </w:r>
-            <w:r>
-              <w:rPr>
-                <w:rFonts w:ascii="Century Gothic" w:hAnsi="Century Gothic"/>
-                <w:b w:val="0"/>
-                <w:bCs w:val="0"/>
-                <w:sz w:val="20"/>
-                <w:szCs w:val="20"/>
               </w:rPr>
             </w:r>
             <w:r>
@@ -2406,6 +2455,11 @@
                 <w:rFonts w:ascii="Century Gothic" w:hAnsi="Century Gothic"/>
               </w:rPr>
             </w:r>
+            <w:r>
+              <w:rPr>
+                <w:rFonts w:ascii="Century Gothic" w:hAnsi="Century Gothic"/>
+              </w:rPr>
+            </w:r>
           </w:p>
         </w:tc>
       </w:tr>
@@ -2471,6 +2525,11 @@
                 <w:rFonts w:ascii="Century Gothic" w:hAnsi="Century Gothic"/>
               </w:rPr>
             </w:pPr>
+            <w:r>
+              <w:rPr>
+                <w:rFonts w:ascii="Century Gothic" w:hAnsi="Century Gothic"/>
+              </w:rPr>
+            </w:r>
             <w:r>
               <w:rPr>
                 <w:rFonts w:ascii="Century Gothic" w:hAnsi="Century Gothic"/>

--- a/1_IDE_Setup_and_Loop_Benchmarking.docx
+++ b/1_IDE_Setup_and_Loop_Benchmarking.docx
@@ -2443,8 +2443,27 @@
               <w:ind/>
               <w:rPr>
                 <w:rFonts w:ascii="Century Gothic" w:hAnsi="Century Gothic"/>
+                <w:highlight w:val="none"/>
               </w:rPr>
             </w:pPr>
+            <w:r>
+              <w:rPr>
+                <w:rFonts w:ascii="Century Gothic" w:hAnsi="Century Gothic"/>
+              </w:rPr>
+              <w:t xml:space="preserve">Source code for </w:t>
+            </w:r>
+            <w:r>
+              <w:rPr>
+                <w:rFonts w:ascii="Century Gothic" w:hAnsi="Century Gothic"/>
+              </w:rPr>
+              <w:t xml:space="preserve">DSA_Lab01/1</w:t>
+            </w:r>
+            <w:r>
+              <w:rPr>
+                <w:rFonts w:ascii="Century Gothic" w:hAnsi="Century Gothic"/>
+              </w:rPr>
+              <w:t xml:space="preserve">LoopBenchmark.cpp</w:t>
+            </w:r>
             <w:r>
               <w:rPr>
                 <w:rFonts w:ascii="Century Gothic" w:hAnsi="Century Gothic"/>
@@ -2455,9 +2474,4950 @@
                 <w:rFonts w:ascii="Century Gothic" w:hAnsi="Century Gothic"/>
               </w:rPr>
             </w:r>
+          </w:p>
+          <w:p>
+            <w:pPr>
+              <w:pBdr>
+                <w:top w:val="none" w:color="000000" w:sz="4" w:space="0"/>
+                <w:left w:val="none" w:color="000000" w:sz="4" w:space="0"/>
+                <w:bottom w:val="none" w:color="000000" w:sz="4" w:space="0"/>
+                <w:right w:val="none" w:color="000000" w:sz="4" w:space="0"/>
+              </w:pBdr>
+              <w:shd w:val="clear" w:color="121314" w:fill="121314"/>
+              <w:spacing w:after="0" w:line="240" w:lineRule="auto"/>
+              <w:ind w:right="0" w:firstLine="0" w:left="0"/>
+              <w:rPr>
+                <w:rFonts w:ascii="Droid Sans Mono" w:hAnsi="Droid Sans Mono" w:eastAsia="Droid Sans Mono" w:cs="Droid Sans Mono"/>
+                <w:color w:val="a5d6ff"/>
+                <w:sz w:val="20"/>
+                <w:szCs w:val="20"/>
+                <w:highlight w:val="none"/>
+              </w:rPr>
+            </w:pPr>
+            <w:r>
+              <w:rPr>
+                <w:rFonts w:ascii="Droid Sans Mono" w:hAnsi="Droid Sans Mono" w:eastAsia="Droid Sans Mono" w:cs="Droid Sans Mono"/>
+                <w:color w:val="c586c0"/>
+                <w:sz w:val="20"/>
+                <w:szCs w:val="20"/>
+              </w:rPr>
+              <w:t xml:space="preserve">#include</w:t>
+            </w:r>
+            <w:r>
+              <w:rPr>
+                <w:rFonts w:ascii="Droid Sans Mono" w:hAnsi="Droid Sans Mono" w:eastAsia="Droid Sans Mono" w:cs="Droid Sans Mono"/>
+                <w:color w:val="569cd6"/>
+                <w:sz w:val="20"/>
+                <w:szCs w:val="20"/>
+              </w:rPr>
+              <w:t xml:space="preserve"> </w:t>
+            </w:r>
+            <w:r>
+              <w:rPr>
+                <w:rFonts w:ascii="Droid Sans Mono" w:hAnsi="Droid Sans Mono" w:eastAsia="Droid Sans Mono" w:cs="Droid Sans Mono"/>
+                <w:color w:val="a5d6ff"/>
+                <w:sz w:val="20"/>
+                <w:szCs w:val="20"/>
+              </w:rPr>
+              <w:t xml:space="preserve">&lt;iostream&gt;</w:t>
+            </w:r>
+            <w:r>
+              <w:rPr>
+                <w:sz w:val="20"/>
+                <w:szCs w:val="20"/>
+              </w:rPr>
+            </w:r>
+          </w:p>
+          <w:p>
+            <w:pPr>
+              <w:pBdr>
+                <w:top w:val="none" w:color="000000" w:sz="4" w:space="0"/>
+                <w:left w:val="none" w:color="000000" w:sz="4" w:space="0"/>
+                <w:bottom w:val="none" w:color="000000" w:sz="4" w:space="0"/>
+                <w:right w:val="none" w:color="000000" w:sz="4" w:space="0"/>
+              </w:pBdr>
+              <w:shd w:val="clear" w:color="121314" w:fill="121314"/>
+              <w:spacing w:after="0" w:line="240" w:lineRule="auto"/>
+              <w:ind w:right="0" w:firstLine="0" w:left="0"/>
+              <w:rPr>
+                <w:sz w:val="20"/>
+                <w:szCs w:val="20"/>
+              </w:rPr>
+            </w:pPr>
+            <w:r>
+              <w:rPr>
+                <w:rFonts w:ascii="Droid Sans Mono" w:hAnsi="Droid Sans Mono" w:eastAsia="Droid Sans Mono" w:cs="Droid Sans Mono"/>
+                <w:color w:val="c586c0"/>
+                <w:sz w:val="20"/>
+                <w:szCs w:val="20"/>
+              </w:rPr>
+              <w:t xml:space="preserve">#include</w:t>
+            </w:r>
+            <w:r>
+              <w:rPr>
+                <w:rFonts w:ascii="Droid Sans Mono" w:hAnsi="Droid Sans Mono" w:eastAsia="Droid Sans Mono" w:cs="Droid Sans Mono"/>
+                <w:color w:val="569cd6"/>
+                <w:sz w:val="20"/>
+                <w:szCs w:val="20"/>
+              </w:rPr>
+              <w:t xml:space="preserve"> </w:t>
+            </w:r>
+            <w:r>
+              <w:rPr>
+                <w:rFonts w:ascii="Droid Sans Mono" w:hAnsi="Droid Sans Mono" w:eastAsia="Droid Sans Mono" w:cs="Droid Sans Mono"/>
+                <w:color w:val="a5d6ff"/>
+                <w:sz w:val="20"/>
+                <w:szCs w:val="20"/>
+              </w:rPr>
+              <w:t xml:space="preserve">&lt;chrono&gt;</w:t>
+            </w:r>
+            <w:r>
+              <w:rPr>
+                <w:sz w:val="20"/>
+                <w:szCs w:val="20"/>
+              </w:rPr>
+            </w:r>
+          </w:p>
+          <w:p>
+            <w:pPr>
+              <w:pBdr>
+                <w:top w:val="none" w:color="000000" w:sz="4" w:space="0"/>
+                <w:left w:val="none" w:color="000000" w:sz="4" w:space="0"/>
+                <w:bottom w:val="none" w:color="000000" w:sz="4" w:space="0"/>
+                <w:right w:val="none" w:color="000000" w:sz="4" w:space="0"/>
+              </w:pBdr>
+              <w:shd w:val="clear" w:color="121314" w:fill="121314"/>
+              <w:spacing w:after="0" w:line="240" w:lineRule="auto"/>
+              <w:ind w:right="0" w:firstLine="0" w:left="0"/>
+              <w:rPr>
+                <w:sz w:val="20"/>
+                <w:szCs w:val="20"/>
+              </w:rPr>
+            </w:pPr>
+            <w:r>
+              <w:rPr>
+                <w:rFonts w:ascii="Droid Sans Mono" w:hAnsi="Droid Sans Mono" w:eastAsia="Droid Sans Mono" w:cs="Droid Sans Mono"/>
+                <w:color w:val="c586c0"/>
+                <w:sz w:val="20"/>
+                <w:szCs w:val="20"/>
+              </w:rPr>
+              <w:t xml:space="preserve">#include</w:t>
+            </w:r>
+            <w:r>
+              <w:rPr>
+                <w:rFonts w:ascii="Droid Sans Mono" w:hAnsi="Droid Sans Mono" w:eastAsia="Droid Sans Mono" w:cs="Droid Sans Mono"/>
+                <w:color w:val="569cd6"/>
+                <w:sz w:val="20"/>
+                <w:szCs w:val="20"/>
+              </w:rPr>
+              <w:t xml:space="preserve"> </w:t>
+            </w:r>
+            <w:r>
+              <w:rPr>
+                <w:rFonts w:ascii="Droid Sans Mono" w:hAnsi="Droid Sans Mono" w:eastAsia="Droid Sans Mono" w:cs="Droid Sans Mono"/>
+                <w:color w:val="a5d6ff"/>
+                <w:sz w:val="20"/>
+                <w:szCs w:val="20"/>
+              </w:rPr>
+              <w:t xml:space="preserve">&lt;iomanip&gt;</w:t>
+            </w:r>
+            <w:r>
+              <w:rPr>
+                <w:sz w:val="20"/>
+                <w:szCs w:val="20"/>
+              </w:rPr>
+            </w:r>
+          </w:p>
+          <w:p>
+            <w:pPr>
+              <w:pBdr>
+                <w:top w:val="none" w:color="000000" w:sz="4" w:space="0"/>
+                <w:left w:val="none" w:color="000000" w:sz="4" w:space="0"/>
+                <w:bottom w:val="none" w:color="000000" w:sz="4" w:space="0"/>
+                <w:right w:val="none" w:color="000000" w:sz="4" w:space="0"/>
+              </w:pBdr>
+              <w:shd w:val="clear" w:color="121314" w:fill="121314"/>
+              <w:spacing w:after="0" w:line="240" w:lineRule="auto"/>
+              <w:ind w:right="0" w:firstLine="0" w:left="0"/>
+              <w:rPr>
+                <w:sz w:val="20"/>
+                <w:szCs w:val="20"/>
+              </w:rPr>
+            </w:pPr>
+            <w:r>
+              <w:rPr>
+                <w:rFonts w:ascii="Droid Sans Mono" w:hAnsi="Droid Sans Mono" w:eastAsia="Droid Sans Mono" w:cs="Droid Sans Mono"/>
+                <w:color w:val="c586c0"/>
+                <w:sz w:val="20"/>
+                <w:szCs w:val="20"/>
+              </w:rPr>
+              <w:t xml:space="preserve">#include</w:t>
+            </w:r>
+            <w:r>
+              <w:rPr>
+                <w:rFonts w:ascii="Droid Sans Mono" w:hAnsi="Droid Sans Mono" w:eastAsia="Droid Sans Mono" w:cs="Droid Sans Mono"/>
+                <w:color w:val="569cd6"/>
+                <w:sz w:val="20"/>
+                <w:szCs w:val="20"/>
+              </w:rPr>
+              <w:t xml:space="preserve"> </w:t>
+            </w:r>
+            <w:r>
+              <w:rPr>
+                <w:rFonts w:ascii="Droid Sans Mono" w:hAnsi="Droid Sans Mono" w:eastAsia="Droid Sans Mono" w:cs="Droid Sans Mono"/>
+                <w:color w:val="a5d6ff"/>
+                <w:sz w:val="20"/>
+                <w:szCs w:val="20"/>
+              </w:rPr>
+              <w:t xml:space="preserve">&lt;cstdint&gt;</w:t>
+            </w:r>
+            <w:r>
+              <w:rPr>
+                <w:sz w:val="20"/>
+                <w:szCs w:val="20"/>
+              </w:rPr>
+            </w:r>
+          </w:p>
+          <w:p>
+            <w:pPr>
+              <w:pBdr>
+                <w:top w:val="none" w:color="000000" w:sz="4" w:space="0"/>
+                <w:left w:val="none" w:color="000000" w:sz="4" w:space="0"/>
+                <w:bottom w:val="none" w:color="000000" w:sz="4" w:space="0"/>
+                <w:right w:val="none" w:color="000000" w:sz="4" w:space="0"/>
+              </w:pBdr>
+              <w:shd w:val="clear" w:color="121314" w:fill="121314"/>
+              <w:spacing w:after="0" w:line="240" w:lineRule="auto"/>
+              <w:ind w:right="0" w:firstLine="0" w:left="0"/>
+              <w:rPr>
+                <w:sz w:val="20"/>
+                <w:szCs w:val="20"/>
+              </w:rPr>
+            </w:pPr>
+            <w:r>
+              <w:rPr>
+                <w:rFonts w:ascii="Droid Sans Mono" w:hAnsi="Droid Sans Mono" w:eastAsia="Droid Sans Mono" w:cs="Droid Sans Mono"/>
+                <w:sz w:val="20"/>
+                <w:szCs w:val="20"/>
+              </w:rPr>
+            </w:r>
+            <w:r>
+              <w:rPr>
+                <w:sz w:val="20"/>
+                <w:szCs w:val="20"/>
+              </w:rPr>
+            </w:r>
+          </w:p>
+          <w:p>
+            <w:pPr>
+              <w:pBdr>
+                <w:top w:val="none" w:color="000000" w:sz="4" w:space="0"/>
+                <w:left w:val="none" w:color="000000" w:sz="4" w:space="0"/>
+                <w:bottom w:val="none" w:color="000000" w:sz="4" w:space="0"/>
+                <w:right w:val="none" w:color="000000" w:sz="4" w:space="0"/>
+              </w:pBdr>
+              <w:shd w:val="clear" w:color="121314" w:fill="121314"/>
+              <w:spacing w:after="0" w:line="240" w:lineRule="auto"/>
+              <w:ind w:right="0" w:firstLine="0" w:left="0"/>
+              <w:rPr>
+                <w:sz w:val="20"/>
+                <w:szCs w:val="20"/>
+              </w:rPr>
+            </w:pPr>
+            <w:r>
+              <w:rPr>
+                <w:rFonts w:ascii="Droid Sans Mono" w:hAnsi="Droid Sans Mono" w:eastAsia="Droid Sans Mono" w:cs="Droid Sans Mono"/>
+                <w:color w:val="ff7b72"/>
+                <w:sz w:val="20"/>
+                <w:szCs w:val="20"/>
+              </w:rPr>
+              <w:t xml:space="preserve">int</w:t>
+            </w:r>
+            <w:r>
+              <w:rPr>
+                <w:rFonts w:ascii="Droid Sans Mono" w:hAnsi="Droid Sans Mono" w:eastAsia="Droid Sans Mono" w:cs="Droid Sans Mono"/>
+                <w:color w:val="bbbebf"/>
+                <w:sz w:val="20"/>
+                <w:szCs w:val="20"/>
+              </w:rPr>
+              <w:t xml:space="preserve"> </w:t>
+            </w:r>
+            <w:r>
+              <w:rPr>
+                <w:rFonts w:ascii="Droid Sans Mono" w:hAnsi="Droid Sans Mono" w:eastAsia="Droid Sans Mono" w:cs="Droid Sans Mono"/>
+                <w:color w:val="d2a8ff"/>
+                <w:sz w:val="20"/>
+                <w:szCs w:val="20"/>
+              </w:rPr>
+              <w:t xml:space="preserve">main</w:t>
+            </w:r>
+            <w:r>
+              <w:rPr>
+                <w:rFonts w:ascii="Droid Sans Mono" w:hAnsi="Droid Sans Mono" w:eastAsia="Droid Sans Mono" w:cs="Droid Sans Mono"/>
+                <w:color w:val="bbbebf"/>
+                <w:sz w:val="20"/>
+                <w:szCs w:val="20"/>
+              </w:rPr>
+              <w:t xml:space="preserve">(</w:t>
+            </w:r>
+            <w:r>
+              <w:rPr>
+                <w:rFonts w:ascii="Droid Sans Mono" w:hAnsi="Droid Sans Mono" w:eastAsia="Droid Sans Mono" w:cs="Droid Sans Mono"/>
+                <w:color w:val="ff7b72"/>
+                <w:sz w:val="20"/>
+                <w:szCs w:val="20"/>
+              </w:rPr>
+              <w:t xml:space="preserve">int</w:t>
+            </w:r>
+            <w:r>
+              <w:rPr>
+                <w:rFonts w:ascii="Droid Sans Mono" w:hAnsi="Droid Sans Mono" w:eastAsia="Droid Sans Mono" w:cs="Droid Sans Mono"/>
+                <w:color w:val="bbbebf"/>
+                <w:sz w:val="20"/>
+                <w:szCs w:val="20"/>
+              </w:rPr>
+              <w:t xml:space="preserve"> </w:t>
+            </w:r>
+            <w:r>
+              <w:rPr>
+                <w:rFonts w:ascii="Droid Sans Mono" w:hAnsi="Droid Sans Mono" w:eastAsia="Droid Sans Mono" w:cs="Droid Sans Mono"/>
+                <w:color w:val="ffa657"/>
+                <w:sz w:val="20"/>
+                <w:szCs w:val="20"/>
+              </w:rPr>
+              <w:t xml:space="preserve">argc</w:t>
+            </w:r>
+            <w:r>
+              <w:rPr>
+                <w:rFonts w:ascii="Droid Sans Mono" w:hAnsi="Droid Sans Mono" w:eastAsia="Droid Sans Mono" w:cs="Droid Sans Mono"/>
+                <w:color w:val="bbbebf"/>
+                <w:sz w:val="20"/>
+                <w:szCs w:val="20"/>
+              </w:rPr>
+              <w:t xml:space="preserve">, </w:t>
+            </w:r>
+            <w:r>
+              <w:rPr>
+                <w:rFonts w:ascii="Droid Sans Mono" w:hAnsi="Droid Sans Mono" w:eastAsia="Droid Sans Mono" w:cs="Droid Sans Mono"/>
+                <w:color w:val="ff7b72"/>
+                <w:sz w:val="20"/>
+                <w:szCs w:val="20"/>
+              </w:rPr>
+              <w:t xml:space="preserve">char</w:t>
+            </w:r>
+            <w:r>
+              <w:rPr>
+                <w:rFonts w:ascii="Droid Sans Mono" w:hAnsi="Droid Sans Mono" w:eastAsia="Droid Sans Mono" w:cs="Droid Sans Mono"/>
+                <w:color w:val="569cd6"/>
+                <w:sz w:val="20"/>
+                <w:szCs w:val="20"/>
+              </w:rPr>
+              <w:t xml:space="preserve">*</w:t>
+            </w:r>
+            <w:r>
+              <w:rPr>
+                <w:rFonts w:ascii="Droid Sans Mono" w:hAnsi="Droid Sans Mono" w:eastAsia="Droid Sans Mono" w:cs="Droid Sans Mono"/>
+                <w:color w:val="bbbebf"/>
+                <w:sz w:val="20"/>
+                <w:szCs w:val="20"/>
+              </w:rPr>
+              <w:t xml:space="preserve"> </w:t>
+            </w:r>
+            <w:r>
+              <w:rPr>
+                <w:rFonts w:ascii="Droid Sans Mono" w:hAnsi="Droid Sans Mono" w:eastAsia="Droid Sans Mono" w:cs="Droid Sans Mono"/>
+                <w:color w:val="ffa657"/>
+                <w:sz w:val="20"/>
+                <w:szCs w:val="20"/>
+              </w:rPr>
+              <w:t xml:space="preserve">argv</w:t>
+            </w:r>
+            <w:r>
+              <w:rPr>
+                <w:rFonts w:ascii="Droid Sans Mono" w:hAnsi="Droid Sans Mono" w:eastAsia="Droid Sans Mono" w:cs="Droid Sans Mono"/>
+                <w:color w:val="bbbebf"/>
+                <w:sz w:val="20"/>
+                <w:szCs w:val="20"/>
+              </w:rPr>
+              <w:t xml:space="preserve">[]) {</w:t>
+            </w:r>
+            <w:r>
+              <w:rPr>
+                <w:sz w:val="20"/>
+                <w:szCs w:val="20"/>
+              </w:rPr>
+            </w:r>
+          </w:p>
+          <w:p>
+            <w:pPr>
+              <w:pBdr>
+                <w:top w:val="none" w:color="000000" w:sz="4" w:space="0"/>
+                <w:left w:val="none" w:color="000000" w:sz="4" w:space="0"/>
+                <w:bottom w:val="none" w:color="000000" w:sz="4" w:space="0"/>
+                <w:right w:val="none" w:color="000000" w:sz="4" w:space="0"/>
+              </w:pBdr>
+              <w:shd w:val="clear" w:color="121314" w:fill="121314"/>
+              <w:spacing w:after="0" w:line="240" w:lineRule="auto"/>
+              <w:ind w:right="0" w:firstLine="0" w:left="0"/>
+              <w:rPr>
+                <w:sz w:val="20"/>
+                <w:szCs w:val="20"/>
+              </w:rPr>
+            </w:pPr>
+            <w:r>
+              <w:rPr>
+                <w:rFonts w:ascii="Droid Sans Mono" w:hAnsi="Droid Sans Mono" w:eastAsia="Droid Sans Mono" w:cs="Droid Sans Mono"/>
+                <w:color w:val="bbbebf"/>
+                <w:sz w:val="20"/>
+                <w:szCs w:val="20"/>
+              </w:rPr>
+              <w:t xml:space="preserve">  </w:t>
+            </w:r>
+            <w:r>
+              <w:rPr>
+                <w:rFonts w:ascii="Droid Sans Mono" w:hAnsi="Droid Sans Mono" w:eastAsia="Droid Sans Mono" w:cs="Droid Sans Mono"/>
+                <w:color w:val="4ec9b0"/>
+                <w:sz w:val="20"/>
+                <w:szCs w:val="20"/>
+              </w:rPr>
+              <w:t xml:space="preserve">uint32_t</w:t>
+            </w:r>
+            <w:r>
+              <w:rPr>
+                <w:rFonts w:ascii="Droid Sans Mono" w:hAnsi="Droid Sans Mono" w:eastAsia="Droid Sans Mono" w:cs="Droid Sans Mono"/>
+                <w:color w:val="bbbebf"/>
+                <w:sz w:val="20"/>
+                <w:szCs w:val="20"/>
+              </w:rPr>
+              <w:t xml:space="preserve"> </w:t>
+            </w:r>
+            <w:r>
+              <w:rPr>
+                <w:rFonts w:ascii="Droid Sans Mono" w:hAnsi="Droid Sans Mono" w:eastAsia="Droid Sans Mono" w:cs="Droid Sans Mono"/>
+                <w:color w:val="c9d1d9"/>
+                <w:sz w:val="20"/>
+                <w:szCs w:val="20"/>
+              </w:rPr>
+              <w:t xml:space="preserve">N</w:t>
+            </w:r>
+            <w:r>
+              <w:rPr>
+                <w:rFonts w:ascii="Droid Sans Mono" w:hAnsi="Droid Sans Mono" w:eastAsia="Droid Sans Mono" w:cs="Droid Sans Mono"/>
+                <w:color w:val="bbbebf"/>
+                <w:sz w:val="20"/>
+                <w:szCs w:val="20"/>
+              </w:rPr>
+              <w:t xml:space="preserve">;</w:t>
+            </w:r>
+            <w:r>
+              <w:rPr>
+                <w:sz w:val="20"/>
+                <w:szCs w:val="20"/>
+              </w:rPr>
+            </w:r>
+          </w:p>
+          <w:p>
+            <w:pPr>
+              <w:pBdr>
+                <w:top w:val="none" w:color="000000" w:sz="4" w:space="0"/>
+                <w:left w:val="none" w:color="000000" w:sz="4" w:space="0"/>
+                <w:bottom w:val="none" w:color="000000" w:sz="4" w:space="0"/>
+                <w:right w:val="none" w:color="000000" w:sz="4" w:space="0"/>
+              </w:pBdr>
+              <w:shd w:val="clear" w:color="121314" w:fill="121314"/>
+              <w:spacing w:after="0" w:line="240" w:lineRule="auto"/>
+              <w:ind w:right="0" w:firstLine="0" w:left="0"/>
+              <w:rPr>
+                <w:sz w:val="20"/>
+                <w:szCs w:val="20"/>
+              </w:rPr>
+            </w:pPr>
+            <w:r>
+              <w:rPr>
+                <w:rFonts w:ascii="Droid Sans Mono" w:hAnsi="Droid Sans Mono" w:eastAsia="Droid Sans Mono" w:cs="Droid Sans Mono"/>
+                <w:color w:val="bbbebf"/>
+                <w:sz w:val="20"/>
+                <w:szCs w:val="20"/>
+              </w:rPr>
+              <w:t xml:space="preserve">  </w:t>
+            </w:r>
+            <w:r>
+              <w:rPr>
+                <w:rFonts w:ascii="Droid Sans Mono" w:hAnsi="Droid Sans Mono" w:eastAsia="Droid Sans Mono" w:cs="Droid Sans Mono"/>
+                <w:color w:val="c586c0"/>
+                <w:sz w:val="20"/>
+                <w:szCs w:val="20"/>
+              </w:rPr>
+              <w:t xml:space="preserve">if</w:t>
+            </w:r>
+            <w:r>
+              <w:rPr>
+                <w:rFonts w:ascii="Droid Sans Mono" w:hAnsi="Droid Sans Mono" w:eastAsia="Droid Sans Mono" w:cs="Droid Sans Mono"/>
+                <w:color w:val="bbbebf"/>
+                <w:sz w:val="20"/>
+                <w:szCs w:val="20"/>
+              </w:rPr>
+              <w:t xml:space="preserve"> (</w:t>
+            </w:r>
+            <w:r>
+              <w:rPr>
+                <w:rFonts w:ascii="Droid Sans Mono" w:hAnsi="Droid Sans Mono" w:eastAsia="Droid Sans Mono" w:cs="Droid Sans Mono"/>
+                <w:color w:val="ffa657"/>
+                <w:sz w:val="20"/>
+                <w:szCs w:val="20"/>
+              </w:rPr>
+              <w:t xml:space="preserve">argc</w:t>
+            </w:r>
+            <w:r>
+              <w:rPr>
+                <w:rFonts w:ascii="Droid Sans Mono" w:hAnsi="Droid Sans Mono" w:eastAsia="Droid Sans Mono" w:cs="Droid Sans Mono"/>
+                <w:color w:val="bbbebf"/>
+                <w:sz w:val="20"/>
+                <w:szCs w:val="20"/>
+              </w:rPr>
+              <w:t xml:space="preserve"> </w:t>
+            </w:r>
+            <w:r>
+              <w:rPr>
+                <w:rFonts w:ascii="Droid Sans Mono" w:hAnsi="Droid Sans Mono" w:eastAsia="Droid Sans Mono" w:cs="Droid Sans Mono"/>
+                <w:color w:val="d4d4d4"/>
+                <w:sz w:val="20"/>
+                <w:szCs w:val="20"/>
+              </w:rPr>
+              <w:t xml:space="preserve">==</w:t>
+            </w:r>
+            <w:r>
+              <w:rPr>
+                <w:rFonts w:ascii="Droid Sans Mono" w:hAnsi="Droid Sans Mono" w:eastAsia="Droid Sans Mono" w:cs="Droid Sans Mono"/>
+                <w:color w:val="bbbebf"/>
+                <w:sz w:val="20"/>
+                <w:szCs w:val="20"/>
+              </w:rPr>
+              <w:t xml:space="preserve"> </w:t>
+            </w:r>
+            <w:r>
+              <w:rPr>
+                <w:rFonts w:ascii="Droid Sans Mono" w:hAnsi="Droid Sans Mono" w:eastAsia="Droid Sans Mono" w:cs="Droid Sans Mono"/>
+                <w:color w:val="b5cea8"/>
+                <w:sz w:val="20"/>
+                <w:szCs w:val="20"/>
+              </w:rPr>
+              <w:t xml:space="preserve">1</w:t>
+            </w:r>
+            <w:r>
+              <w:rPr>
+                <w:rFonts w:ascii="Droid Sans Mono" w:hAnsi="Droid Sans Mono" w:eastAsia="Droid Sans Mono" w:cs="Droid Sans Mono"/>
+                <w:color w:val="bbbebf"/>
+                <w:sz w:val="20"/>
+                <w:szCs w:val="20"/>
+              </w:rPr>
+              <w:t xml:space="preserve">) </w:t>
+            </w:r>
+            <w:r>
+              <w:rPr>
+                <w:rFonts w:ascii="Droid Sans Mono" w:hAnsi="Droid Sans Mono" w:eastAsia="Droid Sans Mono" w:cs="Droid Sans Mono"/>
+                <w:color w:val="c9d1d9"/>
+                <w:sz w:val="20"/>
+                <w:szCs w:val="20"/>
+              </w:rPr>
+              <w:t xml:space="preserve">{</w:t>
+            </w:r>
+            <w:r>
+              <w:rPr>
+                <w:sz w:val="20"/>
+                <w:szCs w:val="20"/>
+              </w:rPr>
+            </w:r>
+          </w:p>
+          <w:p>
+            <w:pPr>
+              <w:pBdr>
+                <w:top w:val="none" w:color="000000" w:sz="4" w:space="0"/>
+                <w:left w:val="none" w:color="000000" w:sz="4" w:space="0"/>
+                <w:bottom w:val="none" w:color="000000" w:sz="4" w:space="0"/>
+                <w:right w:val="none" w:color="000000" w:sz="4" w:space="0"/>
+              </w:pBdr>
+              <w:shd w:val="clear" w:color="121314" w:fill="121314"/>
+              <w:spacing w:after="0" w:line="240" w:lineRule="auto"/>
+              <w:ind w:right="0" w:firstLine="0" w:left="0"/>
+              <w:rPr>
+                <w:sz w:val="20"/>
+                <w:szCs w:val="20"/>
+              </w:rPr>
+            </w:pPr>
+            <w:r>
+              <w:rPr>
+                <w:rFonts w:ascii="Droid Sans Mono" w:hAnsi="Droid Sans Mono" w:eastAsia="Droid Sans Mono" w:cs="Droid Sans Mono"/>
+                <w:color w:val="c9d1d9"/>
+                <w:sz w:val="20"/>
+                <w:szCs w:val="20"/>
+              </w:rPr>
+              <w:t xml:space="preserve">    N </w:t>
+            </w:r>
+            <w:r>
+              <w:rPr>
+                <w:rFonts w:ascii="Droid Sans Mono" w:hAnsi="Droid Sans Mono" w:eastAsia="Droid Sans Mono" w:cs="Droid Sans Mono"/>
+                <w:color w:val="d4d4d4"/>
+                <w:sz w:val="20"/>
+                <w:szCs w:val="20"/>
+              </w:rPr>
+              <w:t xml:space="preserve">=</w:t>
+            </w:r>
+            <w:r>
+              <w:rPr>
+                <w:rFonts w:ascii="Droid Sans Mono" w:hAnsi="Droid Sans Mono" w:eastAsia="Droid Sans Mono" w:cs="Droid Sans Mono"/>
+                <w:color w:val="c9d1d9"/>
+                <w:sz w:val="20"/>
+                <w:szCs w:val="20"/>
+              </w:rPr>
+              <w:t xml:space="preserve"> </w:t>
+            </w:r>
+            <w:r>
+              <w:rPr>
+                <w:rFonts w:ascii="Droid Sans Mono" w:hAnsi="Droid Sans Mono" w:eastAsia="Droid Sans Mono" w:cs="Droid Sans Mono"/>
+                <w:color w:val="b5cea8"/>
+                <w:sz w:val="20"/>
+                <w:szCs w:val="20"/>
+              </w:rPr>
+              <w:t xml:space="preserve">1000000</w:t>
+            </w:r>
+            <w:r>
+              <w:rPr>
+                <w:rFonts w:ascii="Droid Sans Mono" w:hAnsi="Droid Sans Mono" w:eastAsia="Droid Sans Mono" w:cs="Droid Sans Mono"/>
+                <w:color w:val="c9d1d9"/>
+                <w:sz w:val="20"/>
+                <w:szCs w:val="20"/>
+              </w:rPr>
+              <w:t xml:space="preserve">;</w:t>
+            </w:r>
+            <w:r>
+              <w:rPr>
+                <w:sz w:val="20"/>
+                <w:szCs w:val="20"/>
+              </w:rPr>
+            </w:r>
+          </w:p>
+          <w:p>
+            <w:pPr>
+              <w:pBdr>
+                <w:top w:val="none" w:color="000000" w:sz="4" w:space="0"/>
+                <w:left w:val="none" w:color="000000" w:sz="4" w:space="0"/>
+                <w:bottom w:val="none" w:color="000000" w:sz="4" w:space="0"/>
+                <w:right w:val="none" w:color="000000" w:sz="4" w:space="0"/>
+              </w:pBdr>
+              <w:shd w:val="clear" w:color="121314" w:fill="121314"/>
+              <w:spacing w:after="0" w:line="240" w:lineRule="auto"/>
+              <w:ind w:right="0" w:firstLine="0" w:left="0"/>
+              <w:rPr>
+                <w:sz w:val="20"/>
+                <w:szCs w:val="20"/>
+              </w:rPr>
+            </w:pPr>
+            <w:r>
+              <w:rPr>
+                <w:rFonts w:ascii="Droid Sans Mono" w:hAnsi="Droid Sans Mono" w:eastAsia="Droid Sans Mono" w:cs="Droid Sans Mono"/>
+                <w:color w:val="c9d1d9"/>
+                <w:sz w:val="20"/>
+                <w:szCs w:val="20"/>
+              </w:rPr>
+              <w:t xml:space="preserve">  }</w:t>
+            </w:r>
+            <w:r>
+              <w:rPr>
+                <w:rFonts w:ascii="Droid Sans Mono" w:hAnsi="Droid Sans Mono" w:eastAsia="Droid Sans Mono" w:cs="Droid Sans Mono"/>
+                <w:color w:val="bbbebf"/>
+                <w:sz w:val="20"/>
+                <w:szCs w:val="20"/>
+              </w:rPr>
+              <w:t xml:space="preserve"> </w:t>
+            </w:r>
+            <w:r>
+              <w:rPr>
+                <w:rFonts w:ascii="Droid Sans Mono" w:hAnsi="Droid Sans Mono" w:eastAsia="Droid Sans Mono" w:cs="Droid Sans Mono"/>
+                <w:color w:val="c586c0"/>
+                <w:sz w:val="20"/>
+                <w:szCs w:val="20"/>
+              </w:rPr>
+              <w:t xml:space="preserve">else</w:t>
+            </w:r>
+            <w:r>
+              <w:rPr>
+                <w:rFonts w:ascii="Droid Sans Mono" w:hAnsi="Droid Sans Mono" w:eastAsia="Droid Sans Mono" w:cs="Droid Sans Mono"/>
+                <w:color w:val="bbbebf"/>
+                <w:sz w:val="20"/>
+                <w:szCs w:val="20"/>
+              </w:rPr>
+              <w:t xml:space="preserve"> </w:t>
+            </w:r>
+            <w:r>
+              <w:rPr>
+                <w:rFonts w:ascii="Droid Sans Mono" w:hAnsi="Droid Sans Mono" w:eastAsia="Droid Sans Mono" w:cs="Droid Sans Mono"/>
+                <w:color w:val="c9d1d9"/>
+                <w:sz w:val="20"/>
+                <w:szCs w:val="20"/>
+              </w:rPr>
+              <w:t xml:space="preserve">{</w:t>
+            </w:r>
+            <w:r>
+              <w:rPr>
+                <w:sz w:val="20"/>
+                <w:szCs w:val="20"/>
+              </w:rPr>
+            </w:r>
+          </w:p>
+          <w:p>
+            <w:pPr>
+              <w:pBdr>
+                <w:top w:val="none" w:color="000000" w:sz="4" w:space="0"/>
+                <w:left w:val="none" w:color="000000" w:sz="4" w:space="0"/>
+                <w:bottom w:val="none" w:color="000000" w:sz="4" w:space="0"/>
+                <w:right w:val="none" w:color="000000" w:sz="4" w:space="0"/>
+              </w:pBdr>
+              <w:shd w:val="clear" w:color="121314" w:fill="121314"/>
+              <w:spacing w:after="0" w:line="240" w:lineRule="auto"/>
+              <w:ind w:right="0" w:firstLine="0" w:left="0"/>
+              <w:rPr>
+                <w:sz w:val="20"/>
+                <w:szCs w:val="20"/>
+              </w:rPr>
+            </w:pPr>
+            <w:r>
+              <w:rPr>
+                <w:rFonts w:ascii="Droid Sans Mono" w:hAnsi="Droid Sans Mono" w:eastAsia="Droid Sans Mono" w:cs="Droid Sans Mono"/>
+                <w:color w:val="c9d1d9"/>
+                <w:sz w:val="20"/>
+                <w:szCs w:val="20"/>
+              </w:rPr>
+              <w:t xml:space="preserve">    N </w:t>
+            </w:r>
+            <w:r>
+              <w:rPr>
+                <w:rFonts w:ascii="Droid Sans Mono" w:hAnsi="Droid Sans Mono" w:eastAsia="Droid Sans Mono" w:cs="Droid Sans Mono"/>
+                <w:color w:val="d4d4d4"/>
+                <w:sz w:val="20"/>
+                <w:szCs w:val="20"/>
+              </w:rPr>
+              <w:t xml:space="preserve">=</w:t>
+            </w:r>
+            <w:r>
+              <w:rPr>
+                <w:rFonts w:ascii="Droid Sans Mono" w:hAnsi="Droid Sans Mono" w:eastAsia="Droid Sans Mono" w:cs="Droid Sans Mono"/>
+                <w:color w:val="c9d1d9"/>
+                <w:sz w:val="20"/>
+                <w:szCs w:val="20"/>
+              </w:rPr>
+              <w:t xml:space="preserve"> </w:t>
+            </w:r>
+            <w:r>
+              <w:rPr>
+                <w:rFonts w:ascii="Droid Sans Mono" w:hAnsi="Droid Sans Mono" w:eastAsia="Droid Sans Mono" w:cs="Droid Sans Mono"/>
+                <w:color w:val="d2a8ff"/>
+                <w:sz w:val="20"/>
+                <w:szCs w:val="20"/>
+              </w:rPr>
+              <w:t xml:space="preserve">atoi</w:t>
+            </w:r>
+            <w:r>
+              <w:rPr>
+                <w:rFonts w:ascii="Droid Sans Mono" w:hAnsi="Droid Sans Mono" w:eastAsia="Droid Sans Mono" w:cs="Droid Sans Mono"/>
+                <w:color w:val="c9d1d9"/>
+                <w:sz w:val="20"/>
+                <w:szCs w:val="20"/>
+              </w:rPr>
+              <w:t xml:space="preserve">(</w:t>
+            </w:r>
+            <w:r>
+              <w:rPr>
+                <w:rFonts w:ascii="Droid Sans Mono" w:hAnsi="Droid Sans Mono" w:eastAsia="Droid Sans Mono" w:cs="Droid Sans Mono"/>
+                <w:color w:val="ffa657"/>
+                <w:sz w:val="20"/>
+                <w:szCs w:val="20"/>
+              </w:rPr>
+              <w:t xml:space="preserve">argv</w:t>
+            </w:r>
+            <w:r>
+              <w:rPr>
+                <w:rFonts w:ascii="Droid Sans Mono" w:hAnsi="Droid Sans Mono" w:eastAsia="Droid Sans Mono" w:cs="Droid Sans Mono"/>
+                <w:color w:val="c9d1d9"/>
+                <w:sz w:val="20"/>
+                <w:szCs w:val="20"/>
+              </w:rPr>
+              <w:t xml:space="preserve">[</w:t>
+            </w:r>
+            <w:r>
+              <w:rPr>
+                <w:rFonts w:ascii="Droid Sans Mono" w:hAnsi="Droid Sans Mono" w:eastAsia="Droid Sans Mono" w:cs="Droid Sans Mono"/>
+                <w:color w:val="b5cea8"/>
+                <w:sz w:val="20"/>
+                <w:szCs w:val="20"/>
+              </w:rPr>
+              <w:t xml:space="preserve">1</w:t>
+            </w:r>
+            <w:r>
+              <w:rPr>
+                <w:rFonts w:ascii="Droid Sans Mono" w:hAnsi="Droid Sans Mono" w:eastAsia="Droid Sans Mono" w:cs="Droid Sans Mono"/>
+                <w:color w:val="c9d1d9"/>
+                <w:sz w:val="20"/>
+                <w:szCs w:val="20"/>
+              </w:rPr>
+              <w:t xml:space="preserve">]);</w:t>
+            </w:r>
+            <w:r>
+              <w:rPr>
+                <w:sz w:val="20"/>
+                <w:szCs w:val="20"/>
+              </w:rPr>
+            </w:r>
+          </w:p>
+          <w:p>
+            <w:pPr>
+              <w:pBdr>
+                <w:top w:val="none" w:color="000000" w:sz="4" w:space="0"/>
+                <w:left w:val="none" w:color="000000" w:sz="4" w:space="0"/>
+                <w:bottom w:val="none" w:color="000000" w:sz="4" w:space="0"/>
+                <w:right w:val="none" w:color="000000" w:sz="4" w:space="0"/>
+              </w:pBdr>
+              <w:shd w:val="clear" w:color="121314" w:fill="121314"/>
+              <w:spacing w:after="0" w:line="240" w:lineRule="auto"/>
+              <w:ind w:right="0" w:firstLine="0" w:left="0"/>
+              <w:rPr>
+                <w:sz w:val="20"/>
+                <w:szCs w:val="20"/>
+              </w:rPr>
+            </w:pPr>
+            <w:r>
+              <w:rPr>
+                <w:rFonts w:ascii="Droid Sans Mono" w:hAnsi="Droid Sans Mono" w:eastAsia="Droid Sans Mono" w:cs="Droid Sans Mono"/>
+                <w:color w:val="c9d1d9"/>
+                <w:sz w:val="20"/>
+                <w:szCs w:val="20"/>
+              </w:rPr>
+              <w:t xml:space="preserve">  }</w:t>
+            </w:r>
+            <w:r>
+              <w:rPr>
+                <w:sz w:val="20"/>
+                <w:szCs w:val="20"/>
+              </w:rPr>
+            </w:r>
+          </w:p>
+          <w:p>
+            <w:pPr>
+              <w:pBdr>
+                <w:top w:val="none" w:color="000000" w:sz="4" w:space="0"/>
+                <w:left w:val="none" w:color="000000" w:sz="4" w:space="0"/>
+                <w:bottom w:val="none" w:color="000000" w:sz="4" w:space="0"/>
+                <w:right w:val="none" w:color="000000" w:sz="4" w:space="0"/>
+              </w:pBdr>
+              <w:shd w:val="clear" w:color="121314" w:fill="121314"/>
+              <w:spacing w:after="0" w:line="240" w:lineRule="auto"/>
+              <w:ind w:right="0" w:firstLine="0" w:left="0"/>
+              <w:rPr>
+                <w:sz w:val="20"/>
+                <w:szCs w:val="20"/>
+              </w:rPr>
+            </w:pPr>
+            <w:r>
+              <w:rPr>
+                <w:rFonts w:ascii="Droid Sans Mono" w:hAnsi="Droid Sans Mono" w:eastAsia="Droid Sans Mono" w:cs="Droid Sans Mono"/>
+                <w:sz w:val="20"/>
+                <w:szCs w:val="20"/>
+              </w:rPr>
+            </w:r>
+            <w:r>
+              <w:rPr>
+                <w:sz w:val="20"/>
+                <w:szCs w:val="20"/>
+              </w:rPr>
+            </w:r>
+          </w:p>
+          <w:p>
+            <w:pPr>
+              <w:pBdr>
+                <w:top w:val="none" w:color="000000" w:sz="4" w:space="0"/>
+                <w:left w:val="none" w:color="000000" w:sz="4" w:space="0"/>
+                <w:bottom w:val="none" w:color="000000" w:sz="4" w:space="0"/>
+                <w:right w:val="none" w:color="000000" w:sz="4" w:space="0"/>
+              </w:pBdr>
+              <w:shd w:val="clear" w:color="121314" w:fill="121314"/>
+              <w:spacing w:after="0" w:line="240" w:lineRule="auto"/>
+              <w:ind w:right="0" w:firstLine="0" w:left="0"/>
+              <w:rPr>
+                <w:sz w:val="20"/>
+                <w:szCs w:val="20"/>
+              </w:rPr>
+            </w:pPr>
+            <w:r>
+              <w:rPr>
+                <w:rFonts w:ascii="Droid Sans Mono" w:hAnsi="Droid Sans Mono" w:eastAsia="Droid Sans Mono" w:cs="Droid Sans Mono"/>
+                <w:color w:val="bbbebf"/>
+                <w:sz w:val="20"/>
+                <w:szCs w:val="20"/>
+              </w:rPr>
+              <w:t xml:space="preserve">  </w:t>
+            </w:r>
+            <w:r>
+              <w:rPr>
+                <w:rFonts w:ascii="Droid Sans Mono" w:hAnsi="Droid Sans Mono" w:eastAsia="Droid Sans Mono" w:cs="Droid Sans Mono"/>
+                <w:color w:val="4ec9b0"/>
+                <w:sz w:val="20"/>
+                <w:szCs w:val="20"/>
+              </w:rPr>
+              <w:t xml:space="preserve">uint32_t</w:t>
+            </w:r>
+            <w:r>
+              <w:rPr>
+                <w:rFonts w:ascii="Droid Sans Mono" w:hAnsi="Droid Sans Mono" w:eastAsia="Droid Sans Mono" w:cs="Droid Sans Mono"/>
+                <w:color w:val="bbbebf"/>
+                <w:sz w:val="20"/>
+                <w:szCs w:val="20"/>
+              </w:rPr>
+              <w:t xml:space="preserve"> </w:t>
+            </w:r>
+            <w:r>
+              <w:rPr>
+                <w:rFonts w:ascii="Droid Sans Mono" w:hAnsi="Droid Sans Mono" w:eastAsia="Droid Sans Mono" w:cs="Droid Sans Mono"/>
+                <w:color w:val="c9d1d9"/>
+                <w:sz w:val="20"/>
+                <w:szCs w:val="20"/>
+              </w:rPr>
+              <w:t xml:space="preserve">count</w:t>
+            </w:r>
+            <w:r>
+              <w:rPr>
+                <w:rFonts w:ascii="Droid Sans Mono" w:hAnsi="Droid Sans Mono" w:eastAsia="Droid Sans Mono" w:cs="Droid Sans Mono"/>
+                <w:color w:val="bbbebf"/>
+                <w:sz w:val="20"/>
+                <w:szCs w:val="20"/>
+              </w:rPr>
+              <w:t xml:space="preserve"> </w:t>
+            </w:r>
+            <w:r>
+              <w:rPr>
+                <w:rFonts w:ascii="Droid Sans Mono" w:hAnsi="Droid Sans Mono" w:eastAsia="Droid Sans Mono" w:cs="Droid Sans Mono"/>
+                <w:color w:val="c9d1d9"/>
+                <w:sz w:val="20"/>
+                <w:szCs w:val="20"/>
+              </w:rPr>
+              <w:t xml:space="preserve">{</w:t>
+            </w:r>
+            <w:r>
+              <w:rPr>
+                <w:rFonts w:ascii="Droid Sans Mono" w:hAnsi="Droid Sans Mono" w:eastAsia="Droid Sans Mono" w:cs="Droid Sans Mono"/>
+                <w:color w:val="b5cea8"/>
+                <w:sz w:val="20"/>
+                <w:szCs w:val="20"/>
+              </w:rPr>
+              <w:t xml:space="preserve">0</w:t>
+            </w:r>
+            <w:r>
+              <w:rPr>
+                <w:rFonts w:ascii="Droid Sans Mono" w:hAnsi="Droid Sans Mono" w:eastAsia="Droid Sans Mono" w:cs="Droid Sans Mono"/>
+                <w:color w:val="c9d1d9"/>
+                <w:sz w:val="20"/>
+                <w:szCs w:val="20"/>
+              </w:rPr>
+              <w:t xml:space="preserve">}</w:t>
+            </w:r>
+            <w:r>
+              <w:rPr>
+                <w:rFonts w:ascii="Droid Sans Mono" w:hAnsi="Droid Sans Mono" w:eastAsia="Droid Sans Mono" w:cs="Droid Sans Mono"/>
+                <w:color w:val="bbbebf"/>
+                <w:sz w:val="20"/>
+                <w:szCs w:val="20"/>
+              </w:rPr>
+              <w:t xml:space="preserve">;</w:t>
+            </w:r>
+            <w:r>
+              <w:rPr>
+                <w:sz w:val="20"/>
+                <w:szCs w:val="20"/>
+              </w:rPr>
+            </w:r>
+          </w:p>
+          <w:p>
+            <w:pPr>
+              <w:pBdr>
+                <w:top w:val="none" w:color="000000" w:sz="4" w:space="0"/>
+                <w:left w:val="none" w:color="000000" w:sz="4" w:space="0"/>
+                <w:bottom w:val="none" w:color="000000" w:sz="4" w:space="0"/>
+                <w:right w:val="none" w:color="000000" w:sz="4" w:space="0"/>
+              </w:pBdr>
+              <w:shd w:val="clear" w:color="121314" w:fill="121314"/>
+              <w:spacing w:after="0" w:line="240" w:lineRule="auto"/>
+              <w:ind w:right="0" w:firstLine="0" w:left="0"/>
+              <w:rPr>
+                <w:sz w:val="20"/>
+                <w:szCs w:val="20"/>
+              </w:rPr>
+            </w:pPr>
+            <w:r>
+              <w:rPr>
+                <w:rFonts w:ascii="Droid Sans Mono" w:hAnsi="Droid Sans Mono" w:eastAsia="Droid Sans Mono" w:cs="Droid Sans Mono"/>
+                <w:sz w:val="20"/>
+                <w:szCs w:val="20"/>
+              </w:rPr>
+            </w:r>
+            <w:r>
+              <w:rPr>
+                <w:sz w:val="20"/>
+                <w:szCs w:val="20"/>
+              </w:rPr>
+            </w:r>
+          </w:p>
+          <w:p>
+            <w:pPr>
+              <w:pBdr>
+                <w:top w:val="none" w:color="000000" w:sz="4" w:space="0"/>
+                <w:left w:val="none" w:color="000000" w:sz="4" w:space="0"/>
+                <w:bottom w:val="none" w:color="000000" w:sz="4" w:space="0"/>
+                <w:right w:val="none" w:color="000000" w:sz="4" w:space="0"/>
+              </w:pBdr>
+              <w:shd w:val="clear" w:color="121314" w:fill="121314"/>
+              <w:spacing w:after="0" w:line="240" w:lineRule="auto"/>
+              <w:ind w:right="0" w:firstLine="0" w:left="0"/>
+              <w:rPr>
+                <w:sz w:val="20"/>
+                <w:szCs w:val="20"/>
+              </w:rPr>
+            </w:pPr>
+            <w:r>
+              <w:rPr>
+                <w:rFonts w:ascii="Droid Sans Mono" w:hAnsi="Droid Sans Mono" w:eastAsia="Droid Sans Mono" w:cs="Droid Sans Mono"/>
+                <w:color w:val="bbbebf"/>
+                <w:sz w:val="20"/>
+                <w:szCs w:val="20"/>
+              </w:rPr>
+              <w:t xml:space="preserve">  </w:t>
+            </w:r>
+            <w:r>
+              <w:rPr>
+                <w:rFonts w:ascii="Droid Sans Mono" w:hAnsi="Droid Sans Mono" w:eastAsia="Droid Sans Mono" w:cs="Droid Sans Mono"/>
+                <w:color w:val="ff7b72"/>
+                <w:sz w:val="20"/>
+                <w:szCs w:val="20"/>
+              </w:rPr>
+              <w:t xml:space="preserve">auto</w:t>
+            </w:r>
+            <w:r>
+              <w:rPr>
+                <w:rFonts w:ascii="Droid Sans Mono" w:hAnsi="Droid Sans Mono" w:eastAsia="Droid Sans Mono" w:cs="Droid Sans Mono"/>
+                <w:color w:val="bbbebf"/>
+                <w:sz w:val="20"/>
+                <w:szCs w:val="20"/>
+              </w:rPr>
+              <w:t xml:space="preserve"> </w:t>
+            </w:r>
+            <w:r>
+              <w:rPr>
+                <w:rFonts w:ascii="Droid Sans Mono" w:hAnsi="Droid Sans Mono" w:eastAsia="Droid Sans Mono" w:cs="Droid Sans Mono"/>
+                <w:color w:val="c9d1d9"/>
+                <w:sz w:val="20"/>
+                <w:szCs w:val="20"/>
+              </w:rPr>
+              <w:t xml:space="preserve">start</w:t>
+            </w:r>
+            <w:r>
+              <w:rPr>
+                <w:rFonts w:ascii="Droid Sans Mono" w:hAnsi="Droid Sans Mono" w:eastAsia="Droid Sans Mono" w:cs="Droid Sans Mono"/>
+                <w:color w:val="bbbebf"/>
+                <w:sz w:val="20"/>
+                <w:szCs w:val="20"/>
+              </w:rPr>
+              <w:t xml:space="preserve"> </w:t>
+            </w:r>
+            <w:r>
+              <w:rPr>
+                <w:rFonts w:ascii="Droid Sans Mono" w:hAnsi="Droid Sans Mono" w:eastAsia="Droid Sans Mono" w:cs="Droid Sans Mono"/>
+                <w:color w:val="d4d4d4"/>
+                <w:sz w:val="20"/>
+                <w:szCs w:val="20"/>
+              </w:rPr>
+              <w:t xml:space="preserve">=</w:t>
+            </w:r>
+            <w:r>
+              <w:rPr>
+                <w:rFonts w:ascii="Droid Sans Mono" w:hAnsi="Droid Sans Mono" w:eastAsia="Droid Sans Mono" w:cs="Droid Sans Mono"/>
+                <w:color w:val="bbbebf"/>
+                <w:sz w:val="20"/>
+                <w:szCs w:val="20"/>
+              </w:rPr>
+              <w:t xml:space="preserve"> </w:t>
+            </w:r>
+            <w:r>
+              <w:rPr>
+                <w:rFonts w:ascii="Droid Sans Mono" w:hAnsi="Droid Sans Mono" w:eastAsia="Droid Sans Mono" w:cs="Droid Sans Mono"/>
+                <w:color w:val="4ec9b0"/>
+                <w:sz w:val="20"/>
+                <w:szCs w:val="20"/>
+              </w:rPr>
+              <w:t xml:space="preserve">std</w:t>
+            </w:r>
+            <w:r>
+              <w:rPr>
+                <w:rFonts w:ascii="Droid Sans Mono" w:hAnsi="Droid Sans Mono" w:eastAsia="Droid Sans Mono" w:cs="Droid Sans Mono"/>
+                <w:color w:val="bbbebf"/>
+                <w:sz w:val="20"/>
+                <w:szCs w:val="20"/>
+              </w:rPr>
+              <w:t xml:space="preserve">::</w:t>
+            </w:r>
+            <w:r>
+              <w:rPr>
+                <w:rFonts w:ascii="Droid Sans Mono" w:hAnsi="Droid Sans Mono" w:eastAsia="Droid Sans Mono" w:cs="Droid Sans Mono"/>
+                <w:color w:val="4ec9b0"/>
+                <w:sz w:val="20"/>
+                <w:szCs w:val="20"/>
+              </w:rPr>
+              <w:t xml:space="preserve">chrono</w:t>
+            </w:r>
+            <w:r>
+              <w:rPr>
+                <w:rFonts w:ascii="Droid Sans Mono" w:hAnsi="Droid Sans Mono" w:eastAsia="Droid Sans Mono" w:cs="Droid Sans Mono"/>
+                <w:color w:val="bbbebf"/>
+                <w:sz w:val="20"/>
+                <w:szCs w:val="20"/>
+              </w:rPr>
+              <w:t xml:space="preserve">::</w:t>
+            </w:r>
+            <w:r>
+              <w:rPr>
+                <w:rFonts w:ascii="Droid Sans Mono" w:hAnsi="Droid Sans Mono" w:eastAsia="Droid Sans Mono" w:cs="Droid Sans Mono"/>
+                <w:color w:val="4ec9b0"/>
+                <w:sz w:val="20"/>
+                <w:szCs w:val="20"/>
+              </w:rPr>
+              <w:t xml:space="preserve">high_resolution_clock</w:t>
+            </w:r>
+            <w:r>
+              <w:rPr>
+                <w:rFonts w:ascii="Droid Sans Mono" w:hAnsi="Droid Sans Mono" w:eastAsia="Droid Sans Mono" w:cs="Droid Sans Mono"/>
+                <w:color w:val="bbbebf"/>
+                <w:sz w:val="20"/>
+                <w:szCs w:val="20"/>
+              </w:rPr>
+              <w:t xml:space="preserve">::</w:t>
+            </w:r>
+            <w:r>
+              <w:rPr>
+                <w:rFonts w:ascii="Droid Sans Mono" w:hAnsi="Droid Sans Mono" w:eastAsia="Droid Sans Mono" w:cs="Droid Sans Mono"/>
+                <w:color w:val="d2a8ff"/>
+                <w:sz w:val="20"/>
+                <w:szCs w:val="20"/>
+              </w:rPr>
+              <w:t xml:space="preserve">now</w:t>
+            </w:r>
+            <w:r>
+              <w:rPr>
+                <w:rFonts w:ascii="Droid Sans Mono" w:hAnsi="Droid Sans Mono" w:eastAsia="Droid Sans Mono" w:cs="Droid Sans Mono"/>
+                <w:color w:val="bbbebf"/>
+                <w:sz w:val="20"/>
+                <w:szCs w:val="20"/>
+              </w:rPr>
+              <w:t xml:space="preserve">();</w:t>
+            </w:r>
+            <w:r>
+              <w:rPr>
+                <w:sz w:val="20"/>
+                <w:szCs w:val="20"/>
+              </w:rPr>
+            </w:r>
+          </w:p>
+          <w:p>
+            <w:pPr>
+              <w:pBdr>
+                <w:top w:val="none" w:color="000000" w:sz="4" w:space="0"/>
+                <w:left w:val="none" w:color="000000" w:sz="4" w:space="0"/>
+                <w:bottom w:val="none" w:color="000000" w:sz="4" w:space="0"/>
+                <w:right w:val="none" w:color="000000" w:sz="4" w:space="0"/>
+              </w:pBdr>
+              <w:shd w:val="clear" w:color="121314" w:fill="121314"/>
+              <w:spacing w:after="0" w:line="240" w:lineRule="auto"/>
+              <w:ind w:right="0" w:firstLine="0" w:left="0"/>
+              <w:rPr>
+                <w:sz w:val="20"/>
+                <w:szCs w:val="20"/>
+              </w:rPr>
+            </w:pPr>
+            <w:r>
+              <w:rPr>
+                <w:rFonts w:ascii="Droid Sans Mono" w:hAnsi="Droid Sans Mono" w:eastAsia="Droid Sans Mono" w:cs="Droid Sans Mono"/>
+                <w:color w:val="bbbebf"/>
+                <w:sz w:val="20"/>
+                <w:szCs w:val="20"/>
+              </w:rPr>
+              <w:t xml:space="preserve">  </w:t>
+            </w:r>
+            <w:r>
+              <w:rPr>
+                <w:rFonts w:ascii="Droid Sans Mono" w:hAnsi="Droid Sans Mono" w:eastAsia="Droid Sans Mono" w:cs="Droid Sans Mono"/>
+                <w:color w:val="c586c0"/>
+                <w:sz w:val="20"/>
+                <w:szCs w:val="20"/>
+              </w:rPr>
+              <w:t xml:space="preserve">for</w:t>
+            </w:r>
+            <w:r>
+              <w:rPr>
+                <w:rFonts w:ascii="Droid Sans Mono" w:hAnsi="Droid Sans Mono" w:eastAsia="Droid Sans Mono" w:cs="Droid Sans Mono"/>
+                <w:color w:val="bbbebf"/>
+                <w:sz w:val="20"/>
+                <w:szCs w:val="20"/>
+              </w:rPr>
+              <w:t xml:space="preserve"> (</w:t>
+            </w:r>
+            <w:r>
+              <w:rPr>
+                <w:rFonts w:ascii="Droid Sans Mono" w:hAnsi="Droid Sans Mono" w:eastAsia="Droid Sans Mono" w:cs="Droid Sans Mono"/>
+                <w:color w:val="4ec9b0"/>
+                <w:sz w:val="20"/>
+                <w:szCs w:val="20"/>
+              </w:rPr>
+              <w:t xml:space="preserve">uint32_t</w:t>
+            </w:r>
+            <w:r>
+              <w:rPr>
+                <w:rFonts w:ascii="Droid Sans Mono" w:hAnsi="Droid Sans Mono" w:eastAsia="Droid Sans Mono" w:cs="Droid Sans Mono"/>
+                <w:color w:val="bbbebf"/>
+                <w:sz w:val="20"/>
+                <w:szCs w:val="20"/>
+              </w:rPr>
+              <w:t xml:space="preserve"> </w:t>
+            </w:r>
+            <w:r>
+              <w:rPr>
+                <w:rFonts w:ascii="Droid Sans Mono" w:hAnsi="Droid Sans Mono" w:eastAsia="Droid Sans Mono" w:cs="Droid Sans Mono"/>
+                <w:color w:val="c9d1d9"/>
+                <w:sz w:val="20"/>
+                <w:szCs w:val="20"/>
+              </w:rPr>
+              <w:t xml:space="preserve">i</w:t>
+            </w:r>
+            <w:r>
+              <w:rPr>
+                <w:rFonts w:ascii="Droid Sans Mono" w:hAnsi="Droid Sans Mono" w:eastAsia="Droid Sans Mono" w:cs="Droid Sans Mono"/>
+                <w:color w:val="bbbebf"/>
+                <w:sz w:val="20"/>
+                <w:szCs w:val="20"/>
+              </w:rPr>
+              <w:t xml:space="preserve"> {</w:t>
+            </w:r>
+            <w:r>
+              <w:rPr>
+                <w:rFonts w:ascii="Droid Sans Mono" w:hAnsi="Droid Sans Mono" w:eastAsia="Droid Sans Mono" w:cs="Droid Sans Mono"/>
+                <w:color w:val="b5cea8"/>
+                <w:sz w:val="20"/>
+                <w:szCs w:val="20"/>
+              </w:rPr>
+              <w:t xml:space="preserve">0</w:t>
+            </w:r>
+            <w:r>
+              <w:rPr>
+                <w:rFonts w:ascii="Droid Sans Mono" w:hAnsi="Droid Sans Mono" w:eastAsia="Droid Sans Mono" w:cs="Droid Sans Mono"/>
+                <w:color w:val="bbbebf"/>
+                <w:sz w:val="20"/>
+                <w:szCs w:val="20"/>
+              </w:rPr>
+              <w:t xml:space="preserve">}; </w:t>
+            </w:r>
+            <w:r>
+              <w:rPr>
+                <w:rFonts w:ascii="Droid Sans Mono" w:hAnsi="Droid Sans Mono" w:eastAsia="Droid Sans Mono" w:cs="Droid Sans Mono"/>
+                <w:color w:val="c9d1d9"/>
+                <w:sz w:val="20"/>
+                <w:szCs w:val="20"/>
+              </w:rPr>
+              <w:t xml:space="preserve">i</w:t>
+            </w:r>
+            <w:r>
+              <w:rPr>
+                <w:rFonts w:ascii="Droid Sans Mono" w:hAnsi="Droid Sans Mono" w:eastAsia="Droid Sans Mono" w:cs="Droid Sans Mono"/>
+                <w:color w:val="bbbebf"/>
+                <w:sz w:val="20"/>
+                <w:szCs w:val="20"/>
+              </w:rPr>
+              <w:t xml:space="preserve"> </w:t>
+            </w:r>
+            <w:r>
+              <w:rPr>
+                <w:rFonts w:ascii="Droid Sans Mono" w:hAnsi="Droid Sans Mono" w:eastAsia="Droid Sans Mono" w:cs="Droid Sans Mono"/>
+                <w:color w:val="d4d4d4"/>
+                <w:sz w:val="20"/>
+                <w:szCs w:val="20"/>
+              </w:rPr>
+              <w:t xml:space="preserve">&lt;</w:t>
+            </w:r>
+            <w:r>
+              <w:rPr>
+                <w:rFonts w:ascii="Droid Sans Mono" w:hAnsi="Droid Sans Mono" w:eastAsia="Droid Sans Mono" w:cs="Droid Sans Mono"/>
+                <w:color w:val="bbbebf"/>
+                <w:sz w:val="20"/>
+                <w:szCs w:val="20"/>
+              </w:rPr>
+              <w:t xml:space="preserve"> </w:t>
+            </w:r>
+            <w:r>
+              <w:rPr>
+                <w:rFonts w:ascii="Droid Sans Mono" w:hAnsi="Droid Sans Mono" w:eastAsia="Droid Sans Mono" w:cs="Droid Sans Mono"/>
+                <w:color w:val="c9d1d9"/>
+                <w:sz w:val="20"/>
+                <w:szCs w:val="20"/>
+              </w:rPr>
+              <w:t xml:space="preserve">N</w:t>
+            </w:r>
+            <w:r>
+              <w:rPr>
+                <w:rFonts w:ascii="Droid Sans Mono" w:hAnsi="Droid Sans Mono" w:eastAsia="Droid Sans Mono" w:cs="Droid Sans Mono"/>
+                <w:color w:val="bbbebf"/>
+                <w:sz w:val="20"/>
+                <w:szCs w:val="20"/>
+              </w:rPr>
+              <w:t xml:space="preserve">; </w:t>
+            </w:r>
+            <w:r>
+              <w:rPr>
+                <w:rFonts w:ascii="Droid Sans Mono" w:hAnsi="Droid Sans Mono" w:eastAsia="Droid Sans Mono" w:cs="Droid Sans Mono"/>
+                <w:color w:val="c9d1d9"/>
+                <w:sz w:val="20"/>
+                <w:szCs w:val="20"/>
+              </w:rPr>
+              <w:t xml:space="preserve">i</w:t>
+            </w:r>
+            <w:r>
+              <w:rPr>
+                <w:rFonts w:ascii="Droid Sans Mono" w:hAnsi="Droid Sans Mono" w:eastAsia="Droid Sans Mono" w:cs="Droid Sans Mono"/>
+                <w:color w:val="d4d4d4"/>
+                <w:sz w:val="20"/>
+                <w:szCs w:val="20"/>
+              </w:rPr>
+              <w:t xml:space="preserve">++</w:t>
+            </w:r>
+            <w:r>
+              <w:rPr>
+                <w:rFonts w:ascii="Droid Sans Mono" w:hAnsi="Droid Sans Mono" w:eastAsia="Droid Sans Mono" w:cs="Droid Sans Mono"/>
+                <w:color w:val="bbbebf"/>
+                <w:sz w:val="20"/>
+                <w:szCs w:val="20"/>
+              </w:rPr>
+              <w:t xml:space="preserve">) </w:t>
+            </w:r>
+            <w:r>
+              <w:rPr>
+                <w:rFonts w:ascii="Droid Sans Mono" w:hAnsi="Droid Sans Mono" w:eastAsia="Droid Sans Mono" w:cs="Droid Sans Mono"/>
+                <w:color w:val="c9d1d9"/>
+                <w:sz w:val="20"/>
+                <w:szCs w:val="20"/>
+              </w:rPr>
+              <w:t xml:space="preserve">{</w:t>
+            </w:r>
+            <w:r>
+              <w:rPr>
+                <w:sz w:val="20"/>
+                <w:szCs w:val="20"/>
+              </w:rPr>
+            </w:r>
+          </w:p>
+          <w:p>
+            <w:pPr>
+              <w:pBdr>
+                <w:top w:val="none" w:color="000000" w:sz="4" w:space="0"/>
+                <w:left w:val="none" w:color="000000" w:sz="4" w:space="0"/>
+                <w:bottom w:val="none" w:color="000000" w:sz="4" w:space="0"/>
+                <w:right w:val="none" w:color="000000" w:sz="4" w:space="0"/>
+              </w:pBdr>
+              <w:shd w:val="clear" w:color="121314" w:fill="121314"/>
+              <w:spacing w:after="0" w:line="240" w:lineRule="auto"/>
+              <w:ind w:right="0" w:firstLine="0" w:left="0"/>
+              <w:rPr>
+                <w:sz w:val="20"/>
+                <w:szCs w:val="20"/>
+              </w:rPr>
+            </w:pPr>
+            <w:r>
+              <w:rPr>
+                <w:rFonts w:ascii="Droid Sans Mono" w:hAnsi="Droid Sans Mono" w:eastAsia="Droid Sans Mono" w:cs="Droid Sans Mono"/>
+                <w:color w:val="c9d1d9"/>
+                <w:sz w:val="20"/>
+                <w:szCs w:val="20"/>
+              </w:rPr>
+              <w:t xml:space="preserve">    count</w:t>
+            </w:r>
+            <w:r>
+              <w:rPr>
+                <w:rFonts w:ascii="Droid Sans Mono" w:hAnsi="Droid Sans Mono" w:eastAsia="Droid Sans Mono" w:cs="Droid Sans Mono"/>
+                <w:color w:val="d4d4d4"/>
+                <w:sz w:val="20"/>
+                <w:szCs w:val="20"/>
+              </w:rPr>
+              <w:t xml:space="preserve">++</w:t>
+            </w:r>
+            <w:r>
+              <w:rPr>
+                <w:rFonts w:ascii="Droid Sans Mono" w:hAnsi="Droid Sans Mono" w:eastAsia="Droid Sans Mono" w:cs="Droid Sans Mono"/>
+                <w:color w:val="c9d1d9"/>
+                <w:sz w:val="20"/>
+                <w:szCs w:val="20"/>
+              </w:rPr>
+              <w:t xml:space="preserve">;</w:t>
+            </w:r>
+            <w:r>
+              <w:rPr>
+                <w:sz w:val="20"/>
+                <w:szCs w:val="20"/>
+              </w:rPr>
+            </w:r>
+          </w:p>
+          <w:p>
+            <w:pPr>
+              <w:pBdr>
+                <w:top w:val="none" w:color="000000" w:sz="4" w:space="0"/>
+                <w:left w:val="none" w:color="000000" w:sz="4" w:space="0"/>
+                <w:bottom w:val="none" w:color="000000" w:sz="4" w:space="0"/>
+                <w:right w:val="none" w:color="000000" w:sz="4" w:space="0"/>
+              </w:pBdr>
+              <w:shd w:val="clear" w:color="121314" w:fill="121314"/>
+              <w:spacing w:after="0" w:line="240" w:lineRule="auto"/>
+              <w:ind w:right="0" w:firstLine="0" w:left="0"/>
+              <w:rPr>
+                <w:sz w:val="20"/>
+                <w:szCs w:val="20"/>
+              </w:rPr>
+            </w:pPr>
+            <w:r>
+              <w:rPr>
+                <w:rFonts w:ascii="Droid Sans Mono" w:hAnsi="Droid Sans Mono" w:eastAsia="Droid Sans Mono" w:cs="Droid Sans Mono"/>
+                <w:color w:val="c9d1d9"/>
+                <w:sz w:val="20"/>
+                <w:szCs w:val="20"/>
+              </w:rPr>
+              <w:t xml:space="preserve">  }</w:t>
+            </w:r>
+            <w:r>
+              <w:rPr>
+                <w:sz w:val="20"/>
+                <w:szCs w:val="20"/>
+              </w:rPr>
+            </w:r>
+          </w:p>
+          <w:p>
+            <w:pPr>
+              <w:pBdr>
+                <w:top w:val="none" w:color="000000" w:sz="4" w:space="0"/>
+                <w:left w:val="none" w:color="000000" w:sz="4" w:space="0"/>
+                <w:bottom w:val="none" w:color="000000" w:sz="4" w:space="0"/>
+                <w:right w:val="none" w:color="000000" w:sz="4" w:space="0"/>
+              </w:pBdr>
+              <w:shd w:val="clear" w:color="121314" w:fill="121314"/>
+              <w:spacing w:after="0" w:line="240" w:lineRule="auto"/>
+              <w:ind w:right="0" w:firstLine="0" w:left="0"/>
+              <w:rPr>
+                <w:sz w:val="20"/>
+                <w:szCs w:val="20"/>
+              </w:rPr>
+            </w:pPr>
+            <w:r>
+              <w:rPr>
+                <w:rFonts w:ascii="Droid Sans Mono" w:hAnsi="Droid Sans Mono" w:eastAsia="Droid Sans Mono" w:cs="Droid Sans Mono"/>
+                <w:color w:val="bbbebf"/>
+                <w:sz w:val="20"/>
+                <w:szCs w:val="20"/>
+              </w:rPr>
+              <w:t xml:space="preserve">  </w:t>
+            </w:r>
+            <w:r>
+              <w:rPr>
+                <w:rFonts w:ascii="Droid Sans Mono" w:hAnsi="Droid Sans Mono" w:eastAsia="Droid Sans Mono" w:cs="Droid Sans Mono"/>
+                <w:color w:val="ff7b72"/>
+                <w:sz w:val="20"/>
+                <w:szCs w:val="20"/>
+              </w:rPr>
+              <w:t xml:space="preserve">auto</w:t>
+            </w:r>
+            <w:r>
+              <w:rPr>
+                <w:rFonts w:ascii="Droid Sans Mono" w:hAnsi="Droid Sans Mono" w:eastAsia="Droid Sans Mono" w:cs="Droid Sans Mono"/>
+                <w:color w:val="bbbebf"/>
+                <w:sz w:val="20"/>
+                <w:szCs w:val="20"/>
+              </w:rPr>
+              <w:t xml:space="preserve"> </w:t>
+            </w:r>
+            <w:r>
+              <w:rPr>
+                <w:rFonts w:ascii="Droid Sans Mono" w:hAnsi="Droid Sans Mono" w:eastAsia="Droid Sans Mono" w:cs="Droid Sans Mono"/>
+                <w:color w:val="c9d1d9"/>
+                <w:sz w:val="20"/>
+                <w:szCs w:val="20"/>
+              </w:rPr>
+              <w:t xml:space="preserve">end</w:t>
+            </w:r>
+            <w:r>
+              <w:rPr>
+                <w:rFonts w:ascii="Droid Sans Mono" w:hAnsi="Droid Sans Mono" w:eastAsia="Droid Sans Mono" w:cs="Droid Sans Mono"/>
+                <w:color w:val="bbbebf"/>
+                <w:sz w:val="20"/>
+                <w:szCs w:val="20"/>
+              </w:rPr>
+              <w:t xml:space="preserve"> </w:t>
+            </w:r>
+            <w:r>
+              <w:rPr>
+                <w:rFonts w:ascii="Droid Sans Mono" w:hAnsi="Droid Sans Mono" w:eastAsia="Droid Sans Mono" w:cs="Droid Sans Mono"/>
+                <w:color w:val="d4d4d4"/>
+                <w:sz w:val="20"/>
+                <w:szCs w:val="20"/>
+              </w:rPr>
+              <w:t xml:space="preserve">=</w:t>
+            </w:r>
+            <w:r>
+              <w:rPr>
+                <w:rFonts w:ascii="Droid Sans Mono" w:hAnsi="Droid Sans Mono" w:eastAsia="Droid Sans Mono" w:cs="Droid Sans Mono"/>
+                <w:color w:val="bbbebf"/>
+                <w:sz w:val="20"/>
+                <w:szCs w:val="20"/>
+              </w:rPr>
+              <w:t xml:space="preserve"> </w:t>
+            </w:r>
+            <w:r>
+              <w:rPr>
+                <w:rFonts w:ascii="Droid Sans Mono" w:hAnsi="Droid Sans Mono" w:eastAsia="Droid Sans Mono" w:cs="Droid Sans Mono"/>
+                <w:color w:val="4ec9b0"/>
+                <w:sz w:val="20"/>
+                <w:szCs w:val="20"/>
+              </w:rPr>
+              <w:t xml:space="preserve">std</w:t>
+            </w:r>
+            <w:r>
+              <w:rPr>
+                <w:rFonts w:ascii="Droid Sans Mono" w:hAnsi="Droid Sans Mono" w:eastAsia="Droid Sans Mono" w:cs="Droid Sans Mono"/>
+                <w:color w:val="bbbebf"/>
+                <w:sz w:val="20"/>
+                <w:szCs w:val="20"/>
+              </w:rPr>
+              <w:t xml:space="preserve">::</w:t>
+            </w:r>
+            <w:r>
+              <w:rPr>
+                <w:rFonts w:ascii="Droid Sans Mono" w:hAnsi="Droid Sans Mono" w:eastAsia="Droid Sans Mono" w:cs="Droid Sans Mono"/>
+                <w:color w:val="4ec9b0"/>
+                <w:sz w:val="20"/>
+                <w:szCs w:val="20"/>
+              </w:rPr>
+              <w:t xml:space="preserve">chrono</w:t>
+            </w:r>
+            <w:r>
+              <w:rPr>
+                <w:rFonts w:ascii="Droid Sans Mono" w:hAnsi="Droid Sans Mono" w:eastAsia="Droid Sans Mono" w:cs="Droid Sans Mono"/>
+                <w:color w:val="bbbebf"/>
+                <w:sz w:val="20"/>
+                <w:szCs w:val="20"/>
+              </w:rPr>
+              <w:t xml:space="preserve">::</w:t>
+            </w:r>
+            <w:r>
+              <w:rPr>
+                <w:rFonts w:ascii="Droid Sans Mono" w:hAnsi="Droid Sans Mono" w:eastAsia="Droid Sans Mono" w:cs="Droid Sans Mono"/>
+                <w:color w:val="4ec9b0"/>
+                <w:sz w:val="20"/>
+                <w:szCs w:val="20"/>
+              </w:rPr>
+              <w:t xml:space="preserve">high_resolution_clock</w:t>
+            </w:r>
+            <w:r>
+              <w:rPr>
+                <w:rFonts w:ascii="Droid Sans Mono" w:hAnsi="Droid Sans Mono" w:eastAsia="Droid Sans Mono" w:cs="Droid Sans Mono"/>
+                <w:color w:val="bbbebf"/>
+                <w:sz w:val="20"/>
+                <w:szCs w:val="20"/>
+              </w:rPr>
+              <w:t xml:space="preserve">::</w:t>
+            </w:r>
+            <w:r>
+              <w:rPr>
+                <w:rFonts w:ascii="Droid Sans Mono" w:hAnsi="Droid Sans Mono" w:eastAsia="Droid Sans Mono" w:cs="Droid Sans Mono"/>
+                <w:color w:val="d2a8ff"/>
+                <w:sz w:val="20"/>
+                <w:szCs w:val="20"/>
+              </w:rPr>
+              <w:t xml:space="preserve">now</w:t>
+            </w:r>
+            <w:r>
+              <w:rPr>
+                <w:rFonts w:ascii="Droid Sans Mono" w:hAnsi="Droid Sans Mono" w:eastAsia="Droid Sans Mono" w:cs="Droid Sans Mono"/>
+                <w:color w:val="bbbebf"/>
+                <w:sz w:val="20"/>
+                <w:szCs w:val="20"/>
+              </w:rPr>
+              <w:t xml:space="preserve">();</w:t>
+            </w:r>
+            <w:r>
+              <w:rPr>
+                <w:sz w:val="20"/>
+                <w:szCs w:val="20"/>
+              </w:rPr>
+            </w:r>
+          </w:p>
+          <w:p>
+            <w:pPr>
+              <w:pBdr>
+                <w:top w:val="none" w:color="000000" w:sz="4" w:space="0"/>
+                <w:left w:val="none" w:color="000000" w:sz="4" w:space="0"/>
+                <w:bottom w:val="none" w:color="000000" w:sz="4" w:space="0"/>
+                <w:right w:val="none" w:color="000000" w:sz="4" w:space="0"/>
+              </w:pBdr>
+              <w:shd w:val="clear" w:color="121314" w:fill="121314"/>
+              <w:spacing w:after="0" w:line="240" w:lineRule="auto"/>
+              <w:ind w:right="0" w:firstLine="0" w:left="0"/>
+              <w:rPr>
+                <w:sz w:val="20"/>
+                <w:szCs w:val="20"/>
+              </w:rPr>
+            </w:pPr>
+            <w:r>
+              <w:rPr>
+                <w:rFonts w:ascii="Droid Sans Mono" w:hAnsi="Droid Sans Mono" w:eastAsia="Droid Sans Mono" w:cs="Droid Sans Mono"/>
+                <w:color w:val="bbbebf"/>
+                <w:sz w:val="20"/>
+                <w:szCs w:val="20"/>
+              </w:rPr>
+              <w:t xml:space="preserve">  </w:t>
+            </w:r>
+            <w:r>
+              <w:rPr>
+                <w:rFonts w:ascii="Droid Sans Mono" w:hAnsi="Droid Sans Mono" w:eastAsia="Droid Sans Mono" w:cs="Droid Sans Mono"/>
+                <w:color w:val="4ec9b0"/>
+                <w:sz w:val="20"/>
+                <w:szCs w:val="20"/>
+              </w:rPr>
+              <w:t xml:space="preserve">std</w:t>
+            </w:r>
+            <w:r>
+              <w:rPr>
+                <w:rFonts w:ascii="Droid Sans Mono" w:hAnsi="Droid Sans Mono" w:eastAsia="Droid Sans Mono" w:cs="Droid Sans Mono"/>
+                <w:color w:val="bbbebf"/>
+                <w:sz w:val="20"/>
+                <w:szCs w:val="20"/>
+              </w:rPr>
+              <w:t xml:space="preserve">::</w:t>
+            </w:r>
+            <w:r>
+              <w:rPr>
+                <w:rFonts w:ascii="Droid Sans Mono" w:hAnsi="Droid Sans Mono" w:eastAsia="Droid Sans Mono" w:cs="Droid Sans Mono"/>
+                <w:color w:val="4ec9b0"/>
+                <w:sz w:val="20"/>
+                <w:szCs w:val="20"/>
+              </w:rPr>
+              <w:t xml:space="preserve">chrono</w:t>
+            </w:r>
+            <w:r>
+              <w:rPr>
+                <w:rFonts w:ascii="Droid Sans Mono" w:hAnsi="Droid Sans Mono" w:eastAsia="Droid Sans Mono" w:cs="Droid Sans Mono"/>
+                <w:color w:val="bbbebf"/>
+                <w:sz w:val="20"/>
+                <w:szCs w:val="20"/>
+              </w:rPr>
+              <w:t xml:space="preserve">::</w:t>
+            </w:r>
+            <w:r>
+              <w:rPr>
+                <w:rFonts w:ascii="Droid Sans Mono" w:hAnsi="Droid Sans Mono" w:eastAsia="Droid Sans Mono" w:cs="Droid Sans Mono"/>
+                <w:color w:val="4ec9b0"/>
+                <w:sz w:val="20"/>
+                <w:szCs w:val="20"/>
+              </w:rPr>
+              <w:t xml:space="preserve">duration</w:t>
+            </w:r>
+            <w:r>
+              <w:rPr>
+                <w:rFonts w:ascii="Droid Sans Mono" w:hAnsi="Droid Sans Mono" w:eastAsia="Droid Sans Mono" w:cs="Droid Sans Mono"/>
+                <w:color w:val="bbbebf"/>
+                <w:sz w:val="20"/>
+                <w:szCs w:val="20"/>
+              </w:rPr>
+              <w:t xml:space="preserve">&lt;</w:t>
+            </w:r>
+            <w:r>
+              <w:rPr>
+                <w:rFonts w:ascii="Droid Sans Mono" w:hAnsi="Droid Sans Mono" w:eastAsia="Droid Sans Mono" w:cs="Droid Sans Mono"/>
+                <w:color w:val="ff7b72"/>
+                <w:sz w:val="20"/>
+                <w:szCs w:val="20"/>
+              </w:rPr>
+              <w:t xml:space="preserve">double</w:t>
+            </w:r>
+            <w:r>
+              <w:rPr>
+                <w:rFonts w:ascii="Droid Sans Mono" w:hAnsi="Droid Sans Mono" w:eastAsia="Droid Sans Mono" w:cs="Droid Sans Mono"/>
+                <w:color w:val="bbbebf"/>
+                <w:sz w:val="20"/>
+                <w:szCs w:val="20"/>
+              </w:rPr>
+              <w:t xml:space="preserve">, </w:t>
+            </w:r>
+            <w:r>
+              <w:rPr>
+                <w:rFonts w:ascii="Droid Sans Mono" w:hAnsi="Droid Sans Mono" w:eastAsia="Droid Sans Mono" w:cs="Droid Sans Mono"/>
+                <w:color w:val="4ec9b0"/>
+                <w:sz w:val="20"/>
+                <w:szCs w:val="20"/>
+              </w:rPr>
+              <w:t xml:space="preserve">std</w:t>
+            </w:r>
+            <w:r>
+              <w:rPr>
+                <w:rFonts w:ascii="Droid Sans Mono" w:hAnsi="Droid Sans Mono" w:eastAsia="Droid Sans Mono" w:cs="Droid Sans Mono"/>
+                <w:color w:val="bbbebf"/>
+                <w:sz w:val="20"/>
+                <w:szCs w:val="20"/>
+              </w:rPr>
+              <w:t xml:space="preserve">::</w:t>
+            </w:r>
+            <w:r>
+              <w:rPr>
+                <w:rFonts w:ascii="Droid Sans Mono" w:hAnsi="Droid Sans Mono" w:eastAsia="Droid Sans Mono" w:cs="Droid Sans Mono"/>
+                <w:color w:val="4ec9b0"/>
+                <w:sz w:val="20"/>
+                <w:szCs w:val="20"/>
+              </w:rPr>
+              <w:t xml:space="preserve">milli</w:t>
+            </w:r>
+            <w:r>
+              <w:rPr>
+                <w:rFonts w:ascii="Droid Sans Mono" w:hAnsi="Droid Sans Mono" w:eastAsia="Droid Sans Mono" w:cs="Droid Sans Mono"/>
+                <w:color w:val="bbbebf"/>
+                <w:sz w:val="20"/>
+                <w:szCs w:val="20"/>
+              </w:rPr>
+              <w:t xml:space="preserve">&gt; </w:t>
+            </w:r>
+            <w:r>
+              <w:rPr>
+                <w:rFonts w:ascii="Droid Sans Mono" w:hAnsi="Droid Sans Mono" w:eastAsia="Droid Sans Mono" w:cs="Droid Sans Mono"/>
+                <w:color w:val="c9d1d9"/>
+                <w:sz w:val="20"/>
+                <w:szCs w:val="20"/>
+              </w:rPr>
+              <w:t xml:space="preserve">elapsedDuration</w:t>
+            </w:r>
+            <w:r>
+              <w:rPr>
+                <w:rFonts w:ascii="Droid Sans Mono" w:hAnsi="Droid Sans Mono" w:eastAsia="Droid Sans Mono" w:cs="Droid Sans Mono"/>
+                <w:color w:val="bbbebf"/>
+                <w:sz w:val="20"/>
+                <w:szCs w:val="20"/>
+              </w:rPr>
+              <w:t xml:space="preserve"> </w:t>
+            </w:r>
+            <w:r>
+              <w:rPr>
+                <w:rFonts w:ascii="Droid Sans Mono" w:hAnsi="Droid Sans Mono" w:eastAsia="Droid Sans Mono" w:cs="Droid Sans Mono"/>
+                <w:color w:val="d4d4d4"/>
+                <w:sz w:val="20"/>
+                <w:szCs w:val="20"/>
+              </w:rPr>
+              <w:t xml:space="preserve">=</w:t>
+            </w:r>
+            <w:r>
+              <w:rPr>
+                <w:rFonts w:ascii="Droid Sans Mono" w:hAnsi="Droid Sans Mono" w:eastAsia="Droid Sans Mono" w:cs="Droid Sans Mono"/>
+                <w:color w:val="bbbebf"/>
+                <w:sz w:val="20"/>
+                <w:szCs w:val="20"/>
+              </w:rPr>
+              <w:t xml:space="preserve"> (</w:t>
+            </w:r>
+            <w:r>
+              <w:rPr>
+                <w:rFonts w:ascii="Droid Sans Mono" w:hAnsi="Droid Sans Mono" w:eastAsia="Droid Sans Mono" w:cs="Droid Sans Mono"/>
+                <w:color w:val="c9d1d9"/>
+                <w:sz w:val="20"/>
+                <w:szCs w:val="20"/>
+              </w:rPr>
+              <w:t xml:space="preserve">end</w:t>
+            </w:r>
+            <w:r>
+              <w:rPr>
+                <w:rFonts w:ascii="Droid Sans Mono" w:hAnsi="Droid Sans Mono" w:eastAsia="Droid Sans Mono" w:cs="Droid Sans Mono"/>
+                <w:color w:val="bbbebf"/>
+                <w:sz w:val="20"/>
+                <w:szCs w:val="20"/>
+              </w:rPr>
+              <w:t xml:space="preserve"> </w:t>
+            </w:r>
+            <w:r>
+              <w:rPr>
+                <w:rFonts w:ascii="Droid Sans Mono" w:hAnsi="Droid Sans Mono" w:eastAsia="Droid Sans Mono" w:cs="Droid Sans Mono"/>
+                <w:color w:val="d2a8ff"/>
+                <w:sz w:val="20"/>
+                <w:szCs w:val="20"/>
+              </w:rPr>
+              <w:t xml:space="preserve">-</w:t>
+            </w:r>
+            <w:r>
+              <w:rPr>
+                <w:rFonts w:ascii="Droid Sans Mono" w:hAnsi="Droid Sans Mono" w:eastAsia="Droid Sans Mono" w:cs="Droid Sans Mono"/>
+                <w:color w:val="bbbebf"/>
+                <w:sz w:val="20"/>
+                <w:szCs w:val="20"/>
+              </w:rPr>
+              <w:t xml:space="preserve"> </w:t>
+            </w:r>
+            <w:r>
+              <w:rPr>
+                <w:rFonts w:ascii="Droid Sans Mono" w:hAnsi="Droid Sans Mono" w:eastAsia="Droid Sans Mono" w:cs="Droid Sans Mono"/>
+                <w:color w:val="c9d1d9"/>
+                <w:sz w:val="20"/>
+                <w:szCs w:val="20"/>
+              </w:rPr>
+              <w:t xml:space="preserve">start</w:t>
+            </w:r>
+            <w:r>
+              <w:rPr>
+                <w:rFonts w:ascii="Droid Sans Mono" w:hAnsi="Droid Sans Mono" w:eastAsia="Droid Sans Mono" w:cs="Droid Sans Mono"/>
+                <w:color w:val="bbbebf"/>
+                <w:sz w:val="20"/>
+                <w:szCs w:val="20"/>
+              </w:rPr>
+              <w:t xml:space="preserve">);</w:t>
+            </w:r>
+            <w:r>
+              <w:rPr>
+                <w:sz w:val="20"/>
+                <w:szCs w:val="20"/>
+              </w:rPr>
+            </w:r>
+          </w:p>
+          <w:p>
+            <w:pPr>
+              <w:pBdr>
+                <w:top w:val="none" w:color="000000" w:sz="4" w:space="0"/>
+                <w:left w:val="none" w:color="000000" w:sz="4" w:space="0"/>
+                <w:bottom w:val="none" w:color="000000" w:sz="4" w:space="0"/>
+                <w:right w:val="none" w:color="000000" w:sz="4" w:space="0"/>
+              </w:pBdr>
+              <w:shd w:val="clear" w:color="121314" w:fill="121314"/>
+              <w:spacing w:after="0" w:line="240" w:lineRule="auto"/>
+              <w:ind w:right="0" w:firstLine="0" w:left="0"/>
+              <w:rPr>
+                <w:sz w:val="20"/>
+                <w:szCs w:val="20"/>
+              </w:rPr>
+            </w:pPr>
+            <w:r>
+              <w:rPr>
+                <w:rFonts w:ascii="Droid Sans Mono" w:hAnsi="Droid Sans Mono" w:eastAsia="Droid Sans Mono" w:cs="Droid Sans Mono"/>
+                <w:sz w:val="20"/>
+                <w:szCs w:val="20"/>
+              </w:rPr>
+            </w:r>
+            <w:r>
+              <w:rPr>
+                <w:sz w:val="20"/>
+                <w:szCs w:val="20"/>
+              </w:rPr>
+            </w:r>
+          </w:p>
+          <w:p>
+            <w:pPr>
+              <w:pBdr>
+                <w:top w:val="none" w:color="000000" w:sz="4" w:space="0"/>
+                <w:left w:val="none" w:color="000000" w:sz="4" w:space="0"/>
+                <w:bottom w:val="none" w:color="000000" w:sz="4" w:space="0"/>
+                <w:right w:val="none" w:color="000000" w:sz="4" w:space="0"/>
+              </w:pBdr>
+              <w:shd w:val="clear" w:color="121314" w:fill="121314"/>
+              <w:spacing w:after="0" w:line="240" w:lineRule="auto"/>
+              <w:ind w:right="0" w:firstLine="0" w:left="0"/>
+              <w:rPr>
+                <w:sz w:val="20"/>
+                <w:szCs w:val="20"/>
+              </w:rPr>
+            </w:pPr>
+            <w:r>
+              <w:rPr>
+                <w:rFonts w:ascii="Droid Sans Mono" w:hAnsi="Droid Sans Mono" w:eastAsia="Droid Sans Mono" w:cs="Droid Sans Mono"/>
+                <w:color w:val="bbbebf"/>
+                <w:sz w:val="20"/>
+                <w:szCs w:val="20"/>
+              </w:rPr>
+              <w:t xml:space="preserve">  </w:t>
+            </w:r>
+            <w:r>
+              <w:rPr>
+                <w:rFonts w:ascii="Droid Sans Mono" w:hAnsi="Droid Sans Mono" w:eastAsia="Droid Sans Mono" w:cs="Droid Sans Mono"/>
+                <w:color w:val="4ec9b0"/>
+                <w:sz w:val="20"/>
+                <w:szCs w:val="20"/>
+              </w:rPr>
+              <w:t xml:space="preserve">std</w:t>
+            </w:r>
+            <w:r>
+              <w:rPr>
+                <w:rFonts w:ascii="Droid Sans Mono" w:hAnsi="Droid Sans Mono" w:eastAsia="Droid Sans Mono" w:cs="Droid Sans Mono"/>
+                <w:color w:val="bbbebf"/>
+                <w:sz w:val="20"/>
+                <w:szCs w:val="20"/>
+              </w:rPr>
+              <w:t xml:space="preserve">::</w:t>
+            </w:r>
+            <w:r>
+              <w:rPr>
+                <w:rFonts w:ascii="Droid Sans Mono" w:hAnsi="Droid Sans Mono" w:eastAsia="Droid Sans Mono" w:cs="Droid Sans Mono"/>
+                <w:color w:val="c9d1d9"/>
+                <w:sz w:val="20"/>
+                <w:szCs w:val="20"/>
+              </w:rPr>
+              <w:t xml:space="preserve">cout</w:t>
+            </w:r>
+            <w:r>
+              <w:rPr>
+                <w:rFonts w:ascii="Droid Sans Mono" w:hAnsi="Droid Sans Mono" w:eastAsia="Droid Sans Mono" w:cs="Droid Sans Mono"/>
+                <w:color w:val="bbbebf"/>
+                <w:sz w:val="20"/>
+                <w:szCs w:val="20"/>
+              </w:rPr>
+              <w:t xml:space="preserve"> </w:t>
+            </w:r>
+            <w:r>
+              <w:rPr>
+                <w:rFonts w:ascii="Droid Sans Mono" w:hAnsi="Droid Sans Mono" w:eastAsia="Droid Sans Mono" w:cs="Droid Sans Mono"/>
+                <w:color w:val="d2a8ff"/>
+                <w:sz w:val="20"/>
+                <w:szCs w:val="20"/>
+              </w:rPr>
+              <w:t xml:space="preserve">&lt;&lt;</w:t>
+            </w:r>
+            <w:r>
+              <w:rPr>
+                <w:rFonts w:ascii="Droid Sans Mono" w:hAnsi="Droid Sans Mono" w:eastAsia="Droid Sans Mono" w:cs="Droid Sans Mono"/>
+                <w:color w:val="bbbebf"/>
+                <w:sz w:val="20"/>
+                <w:szCs w:val="20"/>
+              </w:rPr>
+              <w:t xml:space="preserve"> </w:t>
+            </w:r>
+            <w:r>
+              <w:rPr>
+                <w:rFonts w:ascii="Droid Sans Mono" w:hAnsi="Droid Sans Mono" w:eastAsia="Droid Sans Mono" w:cs="Droid Sans Mono"/>
+                <w:color w:val="a5d6ff"/>
+                <w:sz w:val="20"/>
+                <w:szCs w:val="20"/>
+              </w:rPr>
+              <w:t xml:space="preserve">"=== LOOP BENCHMARK ===</w:t>
+            </w:r>
+            <w:r>
+              <w:rPr>
+                <w:rFonts w:ascii="Droid Sans Mono" w:hAnsi="Droid Sans Mono" w:eastAsia="Droid Sans Mono" w:cs="Droid Sans Mono"/>
+                <w:color w:val="d7ba7d"/>
+                <w:sz w:val="20"/>
+                <w:szCs w:val="20"/>
+              </w:rPr>
+              <w:t xml:space="preserve">\n</w:t>
+            </w:r>
+            <w:r>
+              <w:rPr>
+                <w:rFonts w:ascii="Droid Sans Mono" w:hAnsi="Droid Sans Mono" w:eastAsia="Droid Sans Mono" w:cs="Droid Sans Mono"/>
+                <w:color w:val="a5d6ff"/>
+                <w:sz w:val="20"/>
+                <w:szCs w:val="20"/>
+              </w:rPr>
+              <w:t xml:space="preserve">"</w:t>
+            </w:r>
+            <w:r>
+              <w:rPr>
+                <w:rFonts w:ascii="Droid Sans Mono" w:hAnsi="Droid Sans Mono" w:eastAsia="Droid Sans Mono" w:cs="Droid Sans Mono"/>
+                <w:color w:val="bbbebf"/>
+                <w:sz w:val="20"/>
+                <w:szCs w:val="20"/>
+              </w:rPr>
+              <w:t xml:space="preserve">;</w:t>
+            </w:r>
+            <w:r>
+              <w:rPr>
+                <w:sz w:val="20"/>
+                <w:szCs w:val="20"/>
+              </w:rPr>
+            </w:r>
+          </w:p>
+          <w:p>
+            <w:pPr>
+              <w:pBdr>
+                <w:top w:val="none" w:color="000000" w:sz="4" w:space="0"/>
+                <w:left w:val="none" w:color="000000" w:sz="4" w:space="0"/>
+                <w:bottom w:val="none" w:color="000000" w:sz="4" w:space="0"/>
+                <w:right w:val="none" w:color="000000" w:sz="4" w:space="0"/>
+              </w:pBdr>
+              <w:shd w:val="clear" w:color="121314" w:fill="121314"/>
+              <w:spacing w:after="0" w:line="240" w:lineRule="auto"/>
+              <w:ind w:right="0" w:firstLine="0" w:left="0"/>
+              <w:rPr>
+                <w:sz w:val="20"/>
+                <w:szCs w:val="20"/>
+              </w:rPr>
+            </w:pPr>
+            <w:r>
+              <w:rPr>
+                <w:rFonts w:ascii="Droid Sans Mono" w:hAnsi="Droid Sans Mono" w:eastAsia="Droid Sans Mono" w:cs="Droid Sans Mono"/>
+                <w:color w:val="bbbebf"/>
+                <w:sz w:val="20"/>
+                <w:szCs w:val="20"/>
+              </w:rPr>
+              <w:t xml:space="preserve">  </w:t>
+            </w:r>
+            <w:r>
+              <w:rPr>
+                <w:rFonts w:ascii="Droid Sans Mono" w:hAnsi="Droid Sans Mono" w:eastAsia="Droid Sans Mono" w:cs="Droid Sans Mono"/>
+                <w:color w:val="4ec9b0"/>
+                <w:sz w:val="20"/>
+                <w:szCs w:val="20"/>
+              </w:rPr>
+              <w:t xml:space="preserve">std</w:t>
+            </w:r>
+            <w:r>
+              <w:rPr>
+                <w:rFonts w:ascii="Droid Sans Mono" w:hAnsi="Droid Sans Mono" w:eastAsia="Droid Sans Mono" w:cs="Droid Sans Mono"/>
+                <w:color w:val="bbbebf"/>
+                <w:sz w:val="20"/>
+                <w:szCs w:val="20"/>
+              </w:rPr>
+              <w:t xml:space="preserve">::</w:t>
+            </w:r>
+            <w:r>
+              <w:rPr>
+                <w:rFonts w:ascii="Droid Sans Mono" w:hAnsi="Droid Sans Mono" w:eastAsia="Droid Sans Mono" w:cs="Droid Sans Mono"/>
+                <w:color w:val="c9d1d9"/>
+                <w:sz w:val="20"/>
+                <w:szCs w:val="20"/>
+              </w:rPr>
+              <w:t xml:space="preserve">cout</w:t>
+            </w:r>
+            <w:r>
+              <w:rPr>
+                <w:rFonts w:ascii="Droid Sans Mono" w:hAnsi="Droid Sans Mono" w:eastAsia="Droid Sans Mono" w:cs="Droid Sans Mono"/>
+                <w:color w:val="bbbebf"/>
+                <w:sz w:val="20"/>
+                <w:szCs w:val="20"/>
+              </w:rPr>
+              <w:t xml:space="preserve"> </w:t>
+            </w:r>
+            <w:r>
+              <w:rPr>
+                <w:rFonts w:ascii="Droid Sans Mono" w:hAnsi="Droid Sans Mono" w:eastAsia="Droid Sans Mono" w:cs="Droid Sans Mono"/>
+                <w:color w:val="d2a8ff"/>
+                <w:sz w:val="20"/>
+                <w:szCs w:val="20"/>
+              </w:rPr>
+              <w:t xml:space="preserve">&lt;&lt;</w:t>
+            </w:r>
+            <w:r>
+              <w:rPr>
+                <w:rFonts w:ascii="Droid Sans Mono" w:hAnsi="Droid Sans Mono" w:eastAsia="Droid Sans Mono" w:cs="Droid Sans Mono"/>
+                <w:color w:val="bbbebf"/>
+                <w:sz w:val="20"/>
+                <w:szCs w:val="20"/>
+              </w:rPr>
+              <w:t xml:space="preserve"> </w:t>
+            </w:r>
+            <w:r>
+              <w:rPr>
+                <w:rFonts w:ascii="Droid Sans Mono" w:hAnsi="Droid Sans Mono" w:eastAsia="Droid Sans Mono" w:cs="Droid Sans Mono"/>
+                <w:color w:val="a5d6ff"/>
+                <w:sz w:val="20"/>
+                <w:szCs w:val="20"/>
+              </w:rPr>
+              <w:t xml:space="preserve">"N = "</w:t>
+            </w:r>
+            <w:r>
+              <w:rPr>
+                <w:rFonts w:ascii="Droid Sans Mono" w:hAnsi="Droid Sans Mono" w:eastAsia="Droid Sans Mono" w:cs="Droid Sans Mono"/>
+                <w:color w:val="bbbebf"/>
+                <w:sz w:val="20"/>
+                <w:szCs w:val="20"/>
+              </w:rPr>
+              <w:t xml:space="preserve"> </w:t>
+            </w:r>
+            <w:r>
+              <w:rPr>
+                <w:rFonts w:ascii="Droid Sans Mono" w:hAnsi="Droid Sans Mono" w:eastAsia="Droid Sans Mono" w:cs="Droid Sans Mono"/>
+                <w:color w:val="d2a8ff"/>
+                <w:sz w:val="20"/>
+                <w:szCs w:val="20"/>
+              </w:rPr>
+              <w:t xml:space="preserve">&lt;&lt;</w:t>
+            </w:r>
+            <w:r>
+              <w:rPr>
+                <w:rFonts w:ascii="Droid Sans Mono" w:hAnsi="Droid Sans Mono" w:eastAsia="Droid Sans Mono" w:cs="Droid Sans Mono"/>
+                <w:color w:val="bbbebf"/>
+                <w:sz w:val="20"/>
+                <w:szCs w:val="20"/>
+              </w:rPr>
+              <w:t xml:space="preserve"> </w:t>
+            </w:r>
+            <w:r>
+              <w:rPr>
+                <w:rFonts w:ascii="Droid Sans Mono" w:hAnsi="Droid Sans Mono" w:eastAsia="Droid Sans Mono" w:cs="Droid Sans Mono"/>
+                <w:color w:val="c9d1d9"/>
+                <w:sz w:val="20"/>
+                <w:szCs w:val="20"/>
+              </w:rPr>
+              <w:t xml:space="preserve">N</w:t>
+            </w:r>
+            <w:r>
+              <w:rPr>
+                <w:rFonts w:ascii="Droid Sans Mono" w:hAnsi="Droid Sans Mono" w:eastAsia="Droid Sans Mono" w:cs="Droid Sans Mono"/>
+                <w:color w:val="bbbebf"/>
+                <w:sz w:val="20"/>
+                <w:szCs w:val="20"/>
+              </w:rPr>
+              <w:t xml:space="preserve"> </w:t>
+            </w:r>
+            <w:r>
+              <w:rPr>
+                <w:rFonts w:ascii="Droid Sans Mono" w:hAnsi="Droid Sans Mono" w:eastAsia="Droid Sans Mono" w:cs="Droid Sans Mono"/>
+                <w:color w:val="d2a8ff"/>
+                <w:sz w:val="20"/>
+                <w:szCs w:val="20"/>
+              </w:rPr>
+              <w:t xml:space="preserve">&lt;&lt;</w:t>
+            </w:r>
+            <w:r>
+              <w:rPr>
+                <w:rFonts w:ascii="Droid Sans Mono" w:hAnsi="Droid Sans Mono" w:eastAsia="Droid Sans Mono" w:cs="Droid Sans Mono"/>
+                <w:color w:val="bbbebf"/>
+                <w:sz w:val="20"/>
+                <w:szCs w:val="20"/>
+              </w:rPr>
+              <w:t xml:space="preserve"> </w:t>
+            </w:r>
+            <w:r>
+              <w:rPr>
+                <w:rFonts w:ascii="Droid Sans Mono" w:hAnsi="Droid Sans Mono" w:eastAsia="Droid Sans Mono" w:cs="Droid Sans Mono"/>
+                <w:color w:val="4ec9b0"/>
+                <w:sz w:val="20"/>
+                <w:szCs w:val="20"/>
+              </w:rPr>
+              <w:t xml:space="preserve">std</w:t>
+            </w:r>
+            <w:r>
+              <w:rPr>
+                <w:rFonts w:ascii="Droid Sans Mono" w:hAnsi="Droid Sans Mono" w:eastAsia="Droid Sans Mono" w:cs="Droid Sans Mono"/>
+                <w:color w:val="bbbebf"/>
+                <w:sz w:val="20"/>
+                <w:szCs w:val="20"/>
+              </w:rPr>
+              <w:t xml:space="preserve">::</w:t>
+            </w:r>
+            <w:r>
+              <w:rPr>
+                <w:rFonts w:ascii="Droid Sans Mono" w:hAnsi="Droid Sans Mono" w:eastAsia="Droid Sans Mono" w:cs="Droid Sans Mono"/>
+                <w:color w:val="d2a8ff"/>
+                <w:sz w:val="20"/>
+                <w:szCs w:val="20"/>
+              </w:rPr>
+              <w:t xml:space="preserve">endl</w:t>
+            </w:r>
+            <w:r>
+              <w:rPr>
+                <w:rFonts w:ascii="Droid Sans Mono" w:hAnsi="Droid Sans Mono" w:eastAsia="Droid Sans Mono" w:cs="Droid Sans Mono"/>
+                <w:color w:val="bbbebf"/>
+                <w:sz w:val="20"/>
+                <w:szCs w:val="20"/>
+              </w:rPr>
+              <w:t xml:space="preserve">;</w:t>
+            </w:r>
+            <w:r>
+              <w:rPr>
+                <w:sz w:val="20"/>
+                <w:szCs w:val="20"/>
+              </w:rPr>
+            </w:r>
+          </w:p>
+          <w:p>
+            <w:pPr>
+              <w:pBdr>
+                <w:top w:val="none" w:color="000000" w:sz="4" w:space="0"/>
+                <w:left w:val="none" w:color="000000" w:sz="4" w:space="0"/>
+                <w:bottom w:val="none" w:color="000000" w:sz="4" w:space="0"/>
+                <w:right w:val="none" w:color="000000" w:sz="4" w:space="0"/>
+              </w:pBdr>
+              <w:shd w:val="clear" w:color="121314" w:fill="121314"/>
+              <w:spacing w:after="0" w:line="240" w:lineRule="auto"/>
+              <w:ind w:right="0" w:firstLine="0" w:left="0"/>
+              <w:rPr>
+                <w:sz w:val="20"/>
+                <w:szCs w:val="20"/>
+              </w:rPr>
+            </w:pPr>
+            <w:r>
+              <w:rPr>
+                <w:rFonts w:ascii="Droid Sans Mono" w:hAnsi="Droid Sans Mono" w:eastAsia="Droid Sans Mono" w:cs="Droid Sans Mono"/>
+                <w:color w:val="bbbebf"/>
+                <w:sz w:val="20"/>
+                <w:szCs w:val="20"/>
+              </w:rPr>
+              <w:t xml:space="preserve">  </w:t>
+            </w:r>
+            <w:r>
+              <w:rPr>
+                <w:rFonts w:ascii="Droid Sans Mono" w:hAnsi="Droid Sans Mono" w:eastAsia="Droid Sans Mono" w:cs="Droid Sans Mono"/>
+                <w:color w:val="4ec9b0"/>
+                <w:sz w:val="20"/>
+                <w:szCs w:val="20"/>
+              </w:rPr>
+              <w:t xml:space="preserve">std</w:t>
+            </w:r>
+            <w:r>
+              <w:rPr>
+                <w:rFonts w:ascii="Droid Sans Mono" w:hAnsi="Droid Sans Mono" w:eastAsia="Droid Sans Mono" w:cs="Droid Sans Mono"/>
+                <w:color w:val="bbbebf"/>
+                <w:sz w:val="20"/>
+                <w:szCs w:val="20"/>
+              </w:rPr>
+              <w:t xml:space="preserve">::</w:t>
+            </w:r>
+            <w:r>
+              <w:rPr>
+                <w:rFonts w:ascii="Droid Sans Mono" w:hAnsi="Droid Sans Mono" w:eastAsia="Droid Sans Mono" w:cs="Droid Sans Mono"/>
+                <w:color w:val="c9d1d9"/>
+                <w:sz w:val="20"/>
+                <w:szCs w:val="20"/>
+              </w:rPr>
+              <w:t xml:space="preserve">cout</w:t>
+            </w:r>
+            <w:r>
+              <w:rPr>
+                <w:rFonts w:ascii="Droid Sans Mono" w:hAnsi="Droid Sans Mono" w:eastAsia="Droid Sans Mono" w:cs="Droid Sans Mono"/>
+                <w:color w:val="bbbebf"/>
+                <w:sz w:val="20"/>
+                <w:szCs w:val="20"/>
+              </w:rPr>
+              <w:t xml:space="preserve"> </w:t>
+            </w:r>
+            <w:r>
+              <w:rPr>
+                <w:rFonts w:ascii="Droid Sans Mono" w:hAnsi="Droid Sans Mono" w:eastAsia="Droid Sans Mono" w:cs="Droid Sans Mono"/>
+                <w:color w:val="d2a8ff"/>
+                <w:sz w:val="20"/>
+                <w:szCs w:val="20"/>
+              </w:rPr>
+              <w:t xml:space="preserve">&lt;&lt;</w:t>
+            </w:r>
+            <w:r>
+              <w:rPr>
+                <w:rFonts w:ascii="Droid Sans Mono" w:hAnsi="Droid Sans Mono" w:eastAsia="Droid Sans Mono" w:cs="Droid Sans Mono"/>
+                <w:color w:val="bbbebf"/>
+                <w:sz w:val="20"/>
+                <w:szCs w:val="20"/>
+              </w:rPr>
+              <w:t xml:space="preserve"> </w:t>
+            </w:r>
+            <w:r>
+              <w:rPr>
+                <w:rFonts w:ascii="Droid Sans Mono" w:hAnsi="Droid Sans Mono" w:eastAsia="Droid Sans Mono" w:cs="Droid Sans Mono"/>
+                <w:color w:val="a5d6ff"/>
+                <w:sz w:val="20"/>
+                <w:szCs w:val="20"/>
+              </w:rPr>
+              <w:t xml:space="preserve">"Increment: "</w:t>
+            </w:r>
+            <w:r>
+              <w:rPr>
+                <w:rFonts w:ascii="Droid Sans Mono" w:hAnsi="Droid Sans Mono" w:eastAsia="Droid Sans Mono" w:cs="Droid Sans Mono"/>
+                <w:color w:val="bbbebf"/>
+                <w:sz w:val="20"/>
+                <w:szCs w:val="20"/>
+              </w:rPr>
+              <w:t xml:space="preserve"> </w:t>
+            </w:r>
+            <w:r>
+              <w:rPr>
+                <w:rFonts w:ascii="Droid Sans Mono" w:hAnsi="Droid Sans Mono" w:eastAsia="Droid Sans Mono" w:cs="Droid Sans Mono"/>
+                <w:color w:val="d2a8ff"/>
+                <w:sz w:val="20"/>
+                <w:szCs w:val="20"/>
+              </w:rPr>
+              <w:t xml:space="preserve">&lt;&lt;</w:t>
+            </w:r>
+            <w:r>
+              <w:rPr>
+                <w:rFonts w:ascii="Droid Sans Mono" w:hAnsi="Droid Sans Mono" w:eastAsia="Droid Sans Mono" w:cs="Droid Sans Mono"/>
+                <w:color w:val="bbbebf"/>
+                <w:sz w:val="20"/>
+                <w:szCs w:val="20"/>
+              </w:rPr>
+              <w:t xml:space="preserve"> </w:t>
+            </w:r>
+            <w:r>
+              <w:rPr>
+                <w:rFonts w:ascii="Droid Sans Mono" w:hAnsi="Droid Sans Mono" w:eastAsia="Droid Sans Mono" w:cs="Droid Sans Mono"/>
+                <w:color w:val="c9d1d9"/>
+                <w:sz w:val="20"/>
+                <w:szCs w:val="20"/>
+              </w:rPr>
+              <w:t xml:space="preserve">count</w:t>
+            </w:r>
+            <w:r>
+              <w:rPr>
+                <w:rFonts w:ascii="Droid Sans Mono" w:hAnsi="Droid Sans Mono" w:eastAsia="Droid Sans Mono" w:cs="Droid Sans Mono"/>
+                <w:color w:val="bbbebf"/>
+                <w:sz w:val="20"/>
+                <w:szCs w:val="20"/>
+              </w:rPr>
+              <w:t xml:space="preserve"> </w:t>
+            </w:r>
+            <w:r>
+              <w:rPr>
+                <w:rFonts w:ascii="Droid Sans Mono" w:hAnsi="Droid Sans Mono" w:eastAsia="Droid Sans Mono" w:cs="Droid Sans Mono"/>
+                <w:color w:val="d2a8ff"/>
+                <w:sz w:val="20"/>
+                <w:szCs w:val="20"/>
+              </w:rPr>
+              <w:t xml:space="preserve">&lt;&lt;</w:t>
+            </w:r>
+            <w:r>
+              <w:rPr>
+                <w:rFonts w:ascii="Droid Sans Mono" w:hAnsi="Droid Sans Mono" w:eastAsia="Droid Sans Mono" w:cs="Droid Sans Mono"/>
+                <w:color w:val="bbbebf"/>
+                <w:sz w:val="20"/>
+                <w:szCs w:val="20"/>
+              </w:rPr>
+              <w:t xml:space="preserve"> </w:t>
+            </w:r>
+            <w:r>
+              <w:rPr>
+                <w:rFonts w:ascii="Droid Sans Mono" w:hAnsi="Droid Sans Mono" w:eastAsia="Droid Sans Mono" w:cs="Droid Sans Mono"/>
+                <w:color w:val="4ec9b0"/>
+                <w:sz w:val="20"/>
+                <w:szCs w:val="20"/>
+              </w:rPr>
+              <w:t xml:space="preserve">std</w:t>
+            </w:r>
+            <w:r>
+              <w:rPr>
+                <w:rFonts w:ascii="Droid Sans Mono" w:hAnsi="Droid Sans Mono" w:eastAsia="Droid Sans Mono" w:cs="Droid Sans Mono"/>
+                <w:color w:val="bbbebf"/>
+                <w:sz w:val="20"/>
+                <w:szCs w:val="20"/>
+              </w:rPr>
+              <w:t xml:space="preserve">::</w:t>
+            </w:r>
+            <w:r>
+              <w:rPr>
+                <w:rFonts w:ascii="Droid Sans Mono" w:hAnsi="Droid Sans Mono" w:eastAsia="Droid Sans Mono" w:cs="Droid Sans Mono"/>
+                <w:color w:val="d2a8ff"/>
+                <w:sz w:val="20"/>
+                <w:szCs w:val="20"/>
+              </w:rPr>
+              <w:t xml:space="preserve">endl</w:t>
+            </w:r>
+            <w:r>
+              <w:rPr>
+                <w:rFonts w:ascii="Droid Sans Mono" w:hAnsi="Droid Sans Mono" w:eastAsia="Droid Sans Mono" w:cs="Droid Sans Mono"/>
+                <w:color w:val="bbbebf"/>
+                <w:sz w:val="20"/>
+                <w:szCs w:val="20"/>
+              </w:rPr>
+              <w:t xml:space="preserve">;</w:t>
+            </w:r>
+            <w:r>
+              <w:rPr>
+                <w:sz w:val="20"/>
+                <w:szCs w:val="20"/>
+              </w:rPr>
+            </w:r>
+          </w:p>
+          <w:p>
+            <w:pPr>
+              <w:pBdr>
+                <w:top w:val="none" w:color="000000" w:sz="4" w:space="0"/>
+                <w:left w:val="none" w:color="000000" w:sz="4" w:space="0"/>
+                <w:bottom w:val="none" w:color="000000" w:sz="4" w:space="0"/>
+                <w:right w:val="none" w:color="000000" w:sz="4" w:space="0"/>
+              </w:pBdr>
+              <w:shd w:val="clear" w:color="121314" w:fill="121314"/>
+              <w:spacing w:after="0" w:line="240" w:lineRule="auto"/>
+              <w:ind w:right="0" w:firstLine="0" w:left="0"/>
+              <w:rPr>
+                <w:sz w:val="20"/>
+                <w:szCs w:val="20"/>
+              </w:rPr>
+            </w:pPr>
+            <w:r>
+              <w:rPr>
+                <w:rFonts w:ascii="Droid Sans Mono" w:hAnsi="Droid Sans Mono" w:eastAsia="Droid Sans Mono" w:cs="Droid Sans Mono"/>
+                <w:color w:val="bbbebf"/>
+                <w:sz w:val="20"/>
+                <w:szCs w:val="20"/>
+              </w:rPr>
+              <w:t xml:space="preserve">  </w:t>
+            </w:r>
+            <w:r>
+              <w:rPr>
+                <w:rFonts w:ascii="Droid Sans Mono" w:hAnsi="Droid Sans Mono" w:eastAsia="Droid Sans Mono" w:cs="Droid Sans Mono"/>
+                <w:color w:val="4ec9b0"/>
+                <w:sz w:val="20"/>
+                <w:szCs w:val="20"/>
+              </w:rPr>
+              <w:t xml:space="preserve">std</w:t>
+            </w:r>
+            <w:r>
+              <w:rPr>
+                <w:rFonts w:ascii="Droid Sans Mono" w:hAnsi="Droid Sans Mono" w:eastAsia="Droid Sans Mono" w:cs="Droid Sans Mono"/>
+                <w:color w:val="bbbebf"/>
+                <w:sz w:val="20"/>
+                <w:szCs w:val="20"/>
+              </w:rPr>
+              <w:t xml:space="preserve">::</w:t>
+            </w:r>
+            <w:r>
+              <w:rPr>
+                <w:rFonts w:ascii="Droid Sans Mono" w:hAnsi="Droid Sans Mono" w:eastAsia="Droid Sans Mono" w:cs="Droid Sans Mono"/>
+                <w:color w:val="c9d1d9"/>
+                <w:sz w:val="20"/>
+                <w:szCs w:val="20"/>
+              </w:rPr>
+              <w:t xml:space="preserve">cout</w:t>
+            </w:r>
+            <w:r>
+              <w:rPr>
+                <w:rFonts w:ascii="Droid Sans Mono" w:hAnsi="Droid Sans Mono" w:eastAsia="Droid Sans Mono" w:cs="Droid Sans Mono"/>
+                <w:color w:val="bbbebf"/>
+                <w:sz w:val="20"/>
+                <w:szCs w:val="20"/>
+              </w:rPr>
+              <w:t xml:space="preserve"> </w:t>
+            </w:r>
+            <w:r>
+              <w:rPr>
+                <w:rFonts w:ascii="Droid Sans Mono" w:hAnsi="Droid Sans Mono" w:eastAsia="Droid Sans Mono" w:cs="Droid Sans Mono"/>
+                <w:color w:val="d2a8ff"/>
+                <w:sz w:val="20"/>
+                <w:szCs w:val="20"/>
+              </w:rPr>
+              <w:t xml:space="preserve">&lt;&lt;</w:t>
+            </w:r>
+            <w:r>
+              <w:rPr>
+                <w:rFonts w:ascii="Droid Sans Mono" w:hAnsi="Droid Sans Mono" w:eastAsia="Droid Sans Mono" w:cs="Droid Sans Mono"/>
+                <w:color w:val="bbbebf"/>
+                <w:sz w:val="20"/>
+                <w:szCs w:val="20"/>
+              </w:rPr>
+              <w:t xml:space="preserve"> </w:t>
+            </w:r>
+            <w:r>
+              <w:rPr>
+                <w:rFonts w:ascii="Droid Sans Mono" w:hAnsi="Droid Sans Mono" w:eastAsia="Droid Sans Mono" w:cs="Droid Sans Mono"/>
+                <w:color w:val="a5d6ff"/>
+                <w:sz w:val="20"/>
+                <w:szCs w:val="20"/>
+              </w:rPr>
+              <w:t xml:space="preserve">"Loop Start: "</w:t>
+            </w:r>
+            <w:r>
+              <w:rPr>
+                <w:rFonts w:ascii="Droid Sans Mono" w:hAnsi="Droid Sans Mono" w:eastAsia="Droid Sans Mono" w:cs="Droid Sans Mono"/>
+                <w:color w:val="bbbebf"/>
+                <w:sz w:val="20"/>
+                <w:szCs w:val="20"/>
+              </w:rPr>
+              <w:t xml:space="preserve"> </w:t>
+            </w:r>
+            <w:r>
+              <w:rPr>
+                <w:rFonts w:ascii="Droid Sans Mono" w:hAnsi="Droid Sans Mono" w:eastAsia="Droid Sans Mono" w:cs="Droid Sans Mono"/>
+                <w:color w:val="d2a8ff"/>
+                <w:sz w:val="20"/>
+                <w:szCs w:val="20"/>
+              </w:rPr>
+              <w:t xml:space="preserve">&lt;&lt;</w:t>
+            </w:r>
+            <w:r>
+              <w:rPr>
+                <w:rFonts w:ascii="Droid Sans Mono" w:hAnsi="Droid Sans Mono" w:eastAsia="Droid Sans Mono" w:cs="Droid Sans Mono"/>
+                <w:color w:val="bbbebf"/>
+                <w:sz w:val="20"/>
+                <w:szCs w:val="20"/>
+              </w:rPr>
+              <w:t xml:space="preserve"> </w:t>
+            </w:r>
+            <w:r>
+              <w:rPr>
+                <w:rFonts w:ascii="Droid Sans Mono" w:hAnsi="Droid Sans Mono" w:eastAsia="Droid Sans Mono" w:cs="Droid Sans Mono"/>
+                <w:color w:val="c9d1d9"/>
+                <w:sz w:val="20"/>
+                <w:szCs w:val="20"/>
+              </w:rPr>
+              <w:t xml:space="preserve">start</w:t>
+            </w:r>
+            <w:r>
+              <w:rPr>
+                <w:rFonts w:ascii="Droid Sans Mono" w:hAnsi="Droid Sans Mono" w:eastAsia="Droid Sans Mono" w:cs="Droid Sans Mono"/>
+                <w:color w:val="bbbebf"/>
+                <w:sz w:val="20"/>
+                <w:szCs w:val="20"/>
+              </w:rPr>
+              <w:t xml:space="preserve"> </w:t>
+            </w:r>
+            <w:r>
+              <w:rPr>
+                <w:rFonts w:ascii="Droid Sans Mono" w:hAnsi="Droid Sans Mono" w:eastAsia="Droid Sans Mono" w:cs="Droid Sans Mono"/>
+                <w:color w:val="d2a8ff"/>
+                <w:sz w:val="20"/>
+                <w:szCs w:val="20"/>
+              </w:rPr>
+              <w:t xml:space="preserve">&lt;&lt;</w:t>
+            </w:r>
+            <w:r>
+              <w:rPr>
+                <w:rFonts w:ascii="Droid Sans Mono" w:hAnsi="Droid Sans Mono" w:eastAsia="Droid Sans Mono" w:cs="Droid Sans Mono"/>
+                <w:color w:val="bbbebf"/>
+                <w:sz w:val="20"/>
+                <w:szCs w:val="20"/>
+              </w:rPr>
+              <w:t xml:space="preserve"> </w:t>
+            </w:r>
+            <w:r>
+              <w:rPr>
+                <w:rFonts w:ascii="Droid Sans Mono" w:hAnsi="Droid Sans Mono" w:eastAsia="Droid Sans Mono" w:cs="Droid Sans Mono"/>
+                <w:color w:val="4ec9b0"/>
+                <w:sz w:val="20"/>
+                <w:szCs w:val="20"/>
+              </w:rPr>
+              <w:t xml:space="preserve">std</w:t>
+            </w:r>
+            <w:r>
+              <w:rPr>
+                <w:rFonts w:ascii="Droid Sans Mono" w:hAnsi="Droid Sans Mono" w:eastAsia="Droid Sans Mono" w:cs="Droid Sans Mono"/>
+                <w:color w:val="bbbebf"/>
+                <w:sz w:val="20"/>
+                <w:szCs w:val="20"/>
+              </w:rPr>
+              <w:t xml:space="preserve">::</w:t>
+            </w:r>
+            <w:r>
+              <w:rPr>
+                <w:rFonts w:ascii="Droid Sans Mono" w:hAnsi="Droid Sans Mono" w:eastAsia="Droid Sans Mono" w:cs="Droid Sans Mono"/>
+                <w:color w:val="d2a8ff"/>
+                <w:sz w:val="20"/>
+                <w:szCs w:val="20"/>
+              </w:rPr>
+              <w:t xml:space="preserve">endl</w:t>
+            </w:r>
+            <w:r>
+              <w:rPr>
+                <w:rFonts w:ascii="Droid Sans Mono" w:hAnsi="Droid Sans Mono" w:eastAsia="Droid Sans Mono" w:cs="Droid Sans Mono"/>
+                <w:color w:val="bbbebf"/>
+                <w:sz w:val="20"/>
+                <w:szCs w:val="20"/>
+              </w:rPr>
+              <w:t xml:space="preserve">;</w:t>
+            </w:r>
+            <w:r>
+              <w:rPr>
+                <w:sz w:val="20"/>
+                <w:szCs w:val="20"/>
+              </w:rPr>
+            </w:r>
+          </w:p>
+          <w:p>
+            <w:pPr>
+              <w:pBdr>
+                <w:top w:val="none" w:color="000000" w:sz="4" w:space="0"/>
+                <w:left w:val="none" w:color="000000" w:sz="4" w:space="0"/>
+                <w:bottom w:val="none" w:color="000000" w:sz="4" w:space="0"/>
+                <w:right w:val="none" w:color="000000" w:sz="4" w:space="0"/>
+              </w:pBdr>
+              <w:shd w:val="clear" w:color="121314" w:fill="121314"/>
+              <w:spacing w:after="0" w:line="240" w:lineRule="auto"/>
+              <w:ind w:right="0" w:firstLine="0" w:left="0"/>
+              <w:rPr>
+                <w:sz w:val="20"/>
+                <w:szCs w:val="20"/>
+              </w:rPr>
+            </w:pPr>
+            <w:r>
+              <w:rPr>
+                <w:rFonts w:ascii="Droid Sans Mono" w:hAnsi="Droid Sans Mono" w:eastAsia="Droid Sans Mono" w:cs="Droid Sans Mono"/>
+                <w:color w:val="bbbebf"/>
+                <w:sz w:val="20"/>
+                <w:szCs w:val="20"/>
+              </w:rPr>
+              <w:t xml:space="preserve">  </w:t>
+            </w:r>
+            <w:r>
+              <w:rPr>
+                <w:rFonts w:ascii="Droid Sans Mono" w:hAnsi="Droid Sans Mono" w:eastAsia="Droid Sans Mono" w:cs="Droid Sans Mono"/>
+                <w:color w:val="4ec9b0"/>
+                <w:sz w:val="20"/>
+                <w:szCs w:val="20"/>
+              </w:rPr>
+              <w:t xml:space="preserve">std</w:t>
+            </w:r>
+            <w:r>
+              <w:rPr>
+                <w:rFonts w:ascii="Droid Sans Mono" w:hAnsi="Droid Sans Mono" w:eastAsia="Droid Sans Mono" w:cs="Droid Sans Mono"/>
+                <w:color w:val="bbbebf"/>
+                <w:sz w:val="20"/>
+                <w:szCs w:val="20"/>
+              </w:rPr>
+              <w:t xml:space="preserve">::</w:t>
+            </w:r>
+            <w:r>
+              <w:rPr>
+                <w:rFonts w:ascii="Droid Sans Mono" w:hAnsi="Droid Sans Mono" w:eastAsia="Droid Sans Mono" w:cs="Droid Sans Mono"/>
+                <w:color w:val="c9d1d9"/>
+                <w:sz w:val="20"/>
+                <w:szCs w:val="20"/>
+              </w:rPr>
+              <w:t xml:space="preserve">cout</w:t>
+            </w:r>
+            <w:r>
+              <w:rPr>
+                <w:rFonts w:ascii="Droid Sans Mono" w:hAnsi="Droid Sans Mono" w:eastAsia="Droid Sans Mono" w:cs="Droid Sans Mono"/>
+                <w:color w:val="bbbebf"/>
+                <w:sz w:val="20"/>
+                <w:szCs w:val="20"/>
+              </w:rPr>
+              <w:t xml:space="preserve"> </w:t>
+            </w:r>
+            <w:r>
+              <w:rPr>
+                <w:rFonts w:ascii="Droid Sans Mono" w:hAnsi="Droid Sans Mono" w:eastAsia="Droid Sans Mono" w:cs="Droid Sans Mono"/>
+                <w:color w:val="d2a8ff"/>
+                <w:sz w:val="20"/>
+                <w:szCs w:val="20"/>
+              </w:rPr>
+              <w:t xml:space="preserve">&lt;&lt;</w:t>
+            </w:r>
+            <w:r>
+              <w:rPr>
+                <w:rFonts w:ascii="Droid Sans Mono" w:hAnsi="Droid Sans Mono" w:eastAsia="Droid Sans Mono" w:cs="Droid Sans Mono"/>
+                <w:color w:val="bbbebf"/>
+                <w:sz w:val="20"/>
+                <w:szCs w:val="20"/>
+              </w:rPr>
+              <w:t xml:space="preserve"> </w:t>
+            </w:r>
+            <w:r>
+              <w:rPr>
+                <w:rFonts w:ascii="Droid Sans Mono" w:hAnsi="Droid Sans Mono" w:eastAsia="Droid Sans Mono" w:cs="Droid Sans Mono"/>
+                <w:color w:val="a5d6ff"/>
+                <w:sz w:val="20"/>
+                <w:szCs w:val="20"/>
+              </w:rPr>
+              <w:t xml:space="preserve">"Loop Ends: "</w:t>
+            </w:r>
+            <w:r>
+              <w:rPr>
+                <w:rFonts w:ascii="Droid Sans Mono" w:hAnsi="Droid Sans Mono" w:eastAsia="Droid Sans Mono" w:cs="Droid Sans Mono"/>
+                <w:color w:val="bbbebf"/>
+                <w:sz w:val="20"/>
+                <w:szCs w:val="20"/>
+              </w:rPr>
+              <w:t xml:space="preserve"> </w:t>
+            </w:r>
+            <w:r>
+              <w:rPr>
+                <w:rFonts w:ascii="Droid Sans Mono" w:hAnsi="Droid Sans Mono" w:eastAsia="Droid Sans Mono" w:cs="Droid Sans Mono"/>
+                <w:color w:val="d2a8ff"/>
+                <w:sz w:val="20"/>
+                <w:szCs w:val="20"/>
+              </w:rPr>
+              <w:t xml:space="preserve">&lt;&lt;</w:t>
+            </w:r>
+            <w:r>
+              <w:rPr>
+                <w:rFonts w:ascii="Droid Sans Mono" w:hAnsi="Droid Sans Mono" w:eastAsia="Droid Sans Mono" w:cs="Droid Sans Mono"/>
+                <w:color w:val="bbbebf"/>
+                <w:sz w:val="20"/>
+                <w:szCs w:val="20"/>
+              </w:rPr>
+              <w:t xml:space="preserve"> </w:t>
+            </w:r>
+            <w:r>
+              <w:rPr>
+                <w:rFonts w:ascii="Droid Sans Mono" w:hAnsi="Droid Sans Mono" w:eastAsia="Droid Sans Mono" w:cs="Droid Sans Mono"/>
+                <w:color w:val="c9d1d9"/>
+                <w:sz w:val="20"/>
+                <w:szCs w:val="20"/>
+              </w:rPr>
+              <w:t xml:space="preserve">end</w:t>
+            </w:r>
+            <w:r>
+              <w:rPr>
+                <w:rFonts w:ascii="Droid Sans Mono" w:hAnsi="Droid Sans Mono" w:eastAsia="Droid Sans Mono" w:cs="Droid Sans Mono"/>
+                <w:color w:val="bbbebf"/>
+                <w:sz w:val="20"/>
+                <w:szCs w:val="20"/>
+              </w:rPr>
+              <w:t xml:space="preserve"> </w:t>
+            </w:r>
+            <w:r>
+              <w:rPr>
+                <w:rFonts w:ascii="Droid Sans Mono" w:hAnsi="Droid Sans Mono" w:eastAsia="Droid Sans Mono" w:cs="Droid Sans Mono"/>
+                <w:color w:val="d2a8ff"/>
+                <w:sz w:val="20"/>
+                <w:szCs w:val="20"/>
+              </w:rPr>
+              <w:t xml:space="preserve">&lt;&lt;</w:t>
+            </w:r>
+            <w:r>
+              <w:rPr>
+                <w:rFonts w:ascii="Droid Sans Mono" w:hAnsi="Droid Sans Mono" w:eastAsia="Droid Sans Mono" w:cs="Droid Sans Mono"/>
+                <w:color w:val="bbbebf"/>
+                <w:sz w:val="20"/>
+                <w:szCs w:val="20"/>
+              </w:rPr>
+              <w:t xml:space="preserve"> </w:t>
+            </w:r>
+            <w:r>
+              <w:rPr>
+                <w:rFonts w:ascii="Droid Sans Mono" w:hAnsi="Droid Sans Mono" w:eastAsia="Droid Sans Mono" w:cs="Droid Sans Mono"/>
+                <w:color w:val="4ec9b0"/>
+                <w:sz w:val="20"/>
+                <w:szCs w:val="20"/>
+              </w:rPr>
+              <w:t xml:space="preserve">std</w:t>
+            </w:r>
+            <w:r>
+              <w:rPr>
+                <w:rFonts w:ascii="Droid Sans Mono" w:hAnsi="Droid Sans Mono" w:eastAsia="Droid Sans Mono" w:cs="Droid Sans Mono"/>
+                <w:color w:val="bbbebf"/>
+                <w:sz w:val="20"/>
+                <w:szCs w:val="20"/>
+              </w:rPr>
+              <w:t xml:space="preserve">::</w:t>
+            </w:r>
+            <w:r>
+              <w:rPr>
+                <w:rFonts w:ascii="Droid Sans Mono" w:hAnsi="Droid Sans Mono" w:eastAsia="Droid Sans Mono" w:cs="Droid Sans Mono"/>
+                <w:color w:val="d2a8ff"/>
+                <w:sz w:val="20"/>
+                <w:szCs w:val="20"/>
+              </w:rPr>
+              <w:t xml:space="preserve">endl</w:t>
+            </w:r>
+            <w:r>
+              <w:rPr>
+                <w:rFonts w:ascii="Droid Sans Mono" w:hAnsi="Droid Sans Mono" w:eastAsia="Droid Sans Mono" w:cs="Droid Sans Mono"/>
+                <w:color w:val="bbbebf"/>
+                <w:sz w:val="20"/>
+                <w:szCs w:val="20"/>
+              </w:rPr>
+              <w:t xml:space="preserve">;</w:t>
+            </w:r>
+            <w:r>
+              <w:rPr>
+                <w:sz w:val="20"/>
+                <w:szCs w:val="20"/>
+              </w:rPr>
+            </w:r>
+          </w:p>
+          <w:p>
+            <w:pPr>
+              <w:pBdr>
+                <w:top w:val="none" w:color="000000" w:sz="4" w:space="0"/>
+                <w:left w:val="none" w:color="000000" w:sz="4" w:space="0"/>
+                <w:bottom w:val="none" w:color="000000" w:sz="4" w:space="0"/>
+                <w:right w:val="none" w:color="000000" w:sz="4" w:space="0"/>
+              </w:pBdr>
+              <w:shd w:val="clear" w:color="121314" w:fill="121314"/>
+              <w:spacing w:after="0" w:line="240" w:lineRule="auto"/>
+              <w:ind w:right="0" w:firstLine="0" w:left="0"/>
+              <w:rPr>
+                <w:sz w:val="20"/>
+                <w:szCs w:val="20"/>
+              </w:rPr>
+            </w:pPr>
+            <w:r>
+              <w:rPr>
+                <w:rFonts w:ascii="Droid Sans Mono" w:hAnsi="Droid Sans Mono" w:eastAsia="Droid Sans Mono" w:cs="Droid Sans Mono"/>
+                <w:sz w:val="20"/>
+                <w:szCs w:val="20"/>
+              </w:rPr>
+            </w:r>
+            <w:r>
+              <w:rPr>
+                <w:sz w:val="20"/>
+                <w:szCs w:val="20"/>
+              </w:rPr>
+            </w:r>
+          </w:p>
+          <w:p>
+            <w:pPr>
+              <w:pBdr>
+                <w:top w:val="none" w:color="000000" w:sz="4" w:space="0"/>
+                <w:left w:val="none" w:color="000000" w:sz="4" w:space="0"/>
+                <w:bottom w:val="none" w:color="000000" w:sz="4" w:space="0"/>
+                <w:right w:val="none" w:color="000000" w:sz="4" w:space="0"/>
+              </w:pBdr>
+              <w:shd w:val="clear" w:color="121314" w:fill="121314"/>
+              <w:spacing w:after="0" w:line="240" w:lineRule="auto"/>
+              <w:ind w:right="0" w:firstLine="0" w:left="0"/>
+              <w:rPr>
+                <w:sz w:val="20"/>
+                <w:szCs w:val="20"/>
+              </w:rPr>
+            </w:pPr>
+            <w:r>
+              <w:rPr>
+                <w:rFonts w:ascii="Droid Sans Mono" w:hAnsi="Droid Sans Mono" w:eastAsia="Droid Sans Mono" w:cs="Droid Sans Mono"/>
+                <w:color w:val="bbbebf"/>
+                <w:sz w:val="20"/>
+                <w:szCs w:val="20"/>
+              </w:rPr>
+              <w:t xml:space="preserve">  </w:t>
+            </w:r>
+            <w:r>
+              <w:rPr>
+                <w:rFonts w:ascii="Droid Sans Mono" w:hAnsi="Droid Sans Mono" w:eastAsia="Droid Sans Mono" w:cs="Droid Sans Mono"/>
+                <w:color w:val="4ec9b0"/>
+                <w:sz w:val="20"/>
+                <w:szCs w:val="20"/>
+              </w:rPr>
+              <w:t xml:space="preserve">std</w:t>
+            </w:r>
+            <w:r>
+              <w:rPr>
+                <w:rFonts w:ascii="Droid Sans Mono" w:hAnsi="Droid Sans Mono" w:eastAsia="Droid Sans Mono" w:cs="Droid Sans Mono"/>
+                <w:color w:val="bbbebf"/>
+                <w:sz w:val="20"/>
+                <w:szCs w:val="20"/>
+              </w:rPr>
+              <w:t xml:space="preserve">::</w:t>
+            </w:r>
+            <w:r>
+              <w:rPr>
+                <w:rFonts w:ascii="Droid Sans Mono" w:hAnsi="Droid Sans Mono" w:eastAsia="Droid Sans Mono" w:cs="Droid Sans Mono"/>
+                <w:color w:val="c9d1d9"/>
+                <w:sz w:val="20"/>
+                <w:szCs w:val="20"/>
+              </w:rPr>
+              <w:t xml:space="preserve">cout</w:t>
+            </w:r>
+            <w:r>
+              <w:rPr>
+                <w:rFonts w:ascii="Droid Sans Mono" w:hAnsi="Droid Sans Mono" w:eastAsia="Droid Sans Mono" w:cs="Droid Sans Mono"/>
+                <w:color w:val="bbbebf"/>
+                <w:sz w:val="20"/>
+                <w:szCs w:val="20"/>
+              </w:rPr>
+              <w:t xml:space="preserve"> </w:t>
+            </w:r>
+            <w:r>
+              <w:rPr>
+                <w:rFonts w:ascii="Droid Sans Mono" w:hAnsi="Droid Sans Mono" w:eastAsia="Droid Sans Mono" w:cs="Droid Sans Mono"/>
+                <w:color w:val="d2a8ff"/>
+                <w:sz w:val="20"/>
+                <w:szCs w:val="20"/>
+              </w:rPr>
+              <w:t xml:space="preserve">&lt;&lt;</w:t>
+            </w:r>
+            <w:r>
+              <w:rPr>
+                <w:rFonts w:ascii="Droid Sans Mono" w:hAnsi="Droid Sans Mono" w:eastAsia="Droid Sans Mono" w:cs="Droid Sans Mono"/>
+                <w:color w:val="bbbebf"/>
+                <w:sz w:val="20"/>
+                <w:szCs w:val="20"/>
+              </w:rPr>
+              <w:t xml:space="preserve"> </w:t>
+            </w:r>
+            <w:r>
+              <w:rPr>
+                <w:rFonts w:ascii="Droid Sans Mono" w:hAnsi="Droid Sans Mono" w:eastAsia="Droid Sans Mono" w:cs="Droid Sans Mono"/>
+                <w:color w:val="4ec9b0"/>
+                <w:sz w:val="20"/>
+                <w:szCs w:val="20"/>
+              </w:rPr>
+              <w:t xml:space="preserve">std</w:t>
+            </w:r>
+            <w:r>
+              <w:rPr>
+                <w:rFonts w:ascii="Droid Sans Mono" w:hAnsi="Droid Sans Mono" w:eastAsia="Droid Sans Mono" w:cs="Droid Sans Mono"/>
+                <w:color w:val="bbbebf"/>
+                <w:sz w:val="20"/>
+                <w:szCs w:val="20"/>
+              </w:rPr>
+              <w:t xml:space="preserve">::</w:t>
+            </w:r>
+            <w:r>
+              <w:rPr>
+                <w:rFonts w:ascii="Droid Sans Mono" w:hAnsi="Droid Sans Mono" w:eastAsia="Droid Sans Mono" w:cs="Droid Sans Mono"/>
+                <w:color w:val="d2a8ff"/>
+                <w:sz w:val="20"/>
+                <w:szCs w:val="20"/>
+              </w:rPr>
+              <w:t xml:space="preserve">fixed</w:t>
+            </w:r>
+            <w:r>
+              <w:rPr>
+                <w:rFonts w:ascii="Droid Sans Mono" w:hAnsi="Droid Sans Mono" w:eastAsia="Droid Sans Mono" w:cs="Droid Sans Mono"/>
+                <w:color w:val="bbbebf"/>
+                <w:sz w:val="20"/>
+                <w:szCs w:val="20"/>
+              </w:rPr>
+              <w:t xml:space="preserve"> </w:t>
+            </w:r>
+            <w:r>
+              <w:rPr>
+                <w:rFonts w:ascii="Droid Sans Mono" w:hAnsi="Droid Sans Mono" w:eastAsia="Droid Sans Mono" w:cs="Droid Sans Mono"/>
+                <w:color w:val="d2a8ff"/>
+                <w:sz w:val="20"/>
+                <w:szCs w:val="20"/>
+              </w:rPr>
+              <w:t xml:space="preserve">&lt;&lt;</w:t>
+            </w:r>
+            <w:r>
+              <w:rPr>
+                <w:rFonts w:ascii="Droid Sans Mono" w:hAnsi="Droid Sans Mono" w:eastAsia="Droid Sans Mono" w:cs="Droid Sans Mono"/>
+                <w:color w:val="bbbebf"/>
+                <w:sz w:val="20"/>
+                <w:szCs w:val="20"/>
+              </w:rPr>
+              <w:t xml:space="preserve"> </w:t>
+            </w:r>
+            <w:r>
+              <w:rPr>
+                <w:rFonts w:ascii="Droid Sans Mono" w:hAnsi="Droid Sans Mono" w:eastAsia="Droid Sans Mono" w:cs="Droid Sans Mono"/>
+                <w:color w:val="4ec9b0"/>
+                <w:sz w:val="20"/>
+                <w:szCs w:val="20"/>
+              </w:rPr>
+              <w:t xml:space="preserve">std</w:t>
+            </w:r>
+            <w:r>
+              <w:rPr>
+                <w:rFonts w:ascii="Droid Sans Mono" w:hAnsi="Droid Sans Mono" w:eastAsia="Droid Sans Mono" w:cs="Droid Sans Mono"/>
+                <w:color w:val="bbbebf"/>
+                <w:sz w:val="20"/>
+                <w:szCs w:val="20"/>
+              </w:rPr>
+              <w:t xml:space="preserve">::</w:t>
+            </w:r>
+            <w:r>
+              <w:rPr>
+                <w:rFonts w:ascii="Droid Sans Mono" w:hAnsi="Droid Sans Mono" w:eastAsia="Droid Sans Mono" w:cs="Droid Sans Mono"/>
+                <w:color w:val="d2a8ff"/>
+                <w:sz w:val="20"/>
+                <w:szCs w:val="20"/>
+              </w:rPr>
+              <w:t xml:space="preserve">setprecision</w:t>
+            </w:r>
+            <w:r>
+              <w:rPr>
+                <w:rFonts w:ascii="Droid Sans Mono" w:hAnsi="Droid Sans Mono" w:eastAsia="Droid Sans Mono" w:cs="Droid Sans Mono"/>
+                <w:color w:val="bbbebf"/>
+                <w:sz w:val="20"/>
+                <w:szCs w:val="20"/>
+              </w:rPr>
+              <w:t xml:space="preserve">(</w:t>
+            </w:r>
+            <w:r>
+              <w:rPr>
+                <w:rFonts w:ascii="Droid Sans Mono" w:hAnsi="Droid Sans Mono" w:eastAsia="Droid Sans Mono" w:cs="Droid Sans Mono"/>
+                <w:color w:val="b5cea8"/>
+                <w:sz w:val="20"/>
+                <w:szCs w:val="20"/>
+              </w:rPr>
+              <w:t xml:space="preserve">6</w:t>
+            </w:r>
+            <w:r>
+              <w:rPr>
+                <w:rFonts w:ascii="Droid Sans Mono" w:hAnsi="Droid Sans Mono" w:eastAsia="Droid Sans Mono" w:cs="Droid Sans Mono"/>
+                <w:color w:val="bbbebf"/>
+                <w:sz w:val="20"/>
+                <w:szCs w:val="20"/>
+              </w:rPr>
+              <w:t xml:space="preserve">);</w:t>
+            </w:r>
+            <w:r>
+              <w:rPr>
+                <w:sz w:val="20"/>
+                <w:szCs w:val="20"/>
+              </w:rPr>
+            </w:r>
+          </w:p>
+          <w:p>
+            <w:pPr>
+              <w:pBdr>
+                <w:top w:val="none" w:color="000000" w:sz="4" w:space="0"/>
+                <w:left w:val="none" w:color="000000" w:sz="4" w:space="0"/>
+                <w:bottom w:val="none" w:color="000000" w:sz="4" w:space="0"/>
+                <w:right w:val="none" w:color="000000" w:sz="4" w:space="0"/>
+              </w:pBdr>
+              <w:shd w:val="clear" w:color="121314" w:fill="121314"/>
+              <w:spacing w:after="0" w:line="240" w:lineRule="auto"/>
+              <w:ind w:right="0" w:firstLine="0" w:left="0"/>
+              <w:rPr>
+                <w:sz w:val="20"/>
+                <w:szCs w:val="20"/>
+              </w:rPr>
+            </w:pPr>
+            <w:r>
+              <w:rPr>
+                <w:rFonts w:ascii="Droid Sans Mono" w:hAnsi="Droid Sans Mono" w:eastAsia="Droid Sans Mono" w:cs="Droid Sans Mono"/>
+                <w:color w:val="bbbebf"/>
+                <w:sz w:val="20"/>
+                <w:szCs w:val="20"/>
+              </w:rPr>
+              <w:t xml:space="preserve">  </w:t>
+            </w:r>
+            <w:r>
+              <w:rPr>
+                <w:rFonts w:ascii="Droid Sans Mono" w:hAnsi="Droid Sans Mono" w:eastAsia="Droid Sans Mono" w:cs="Droid Sans Mono"/>
+                <w:color w:val="4ec9b0"/>
+                <w:sz w:val="20"/>
+                <w:szCs w:val="20"/>
+              </w:rPr>
+              <w:t xml:space="preserve">std</w:t>
+            </w:r>
+            <w:r>
+              <w:rPr>
+                <w:rFonts w:ascii="Droid Sans Mono" w:hAnsi="Droid Sans Mono" w:eastAsia="Droid Sans Mono" w:cs="Droid Sans Mono"/>
+                <w:color w:val="bbbebf"/>
+                <w:sz w:val="20"/>
+                <w:szCs w:val="20"/>
+              </w:rPr>
+              <w:t xml:space="preserve">::</w:t>
+            </w:r>
+            <w:r>
+              <w:rPr>
+                <w:rFonts w:ascii="Droid Sans Mono" w:hAnsi="Droid Sans Mono" w:eastAsia="Droid Sans Mono" w:cs="Droid Sans Mono"/>
+                <w:color w:val="c9d1d9"/>
+                <w:sz w:val="20"/>
+                <w:szCs w:val="20"/>
+              </w:rPr>
+              <w:t xml:space="preserve">cout</w:t>
+            </w:r>
+            <w:r>
+              <w:rPr>
+                <w:rFonts w:ascii="Droid Sans Mono" w:hAnsi="Droid Sans Mono" w:eastAsia="Droid Sans Mono" w:cs="Droid Sans Mono"/>
+                <w:color w:val="bbbebf"/>
+                <w:sz w:val="20"/>
+                <w:szCs w:val="20"/>
+              </w:rPr>
+              <w:t xml:space="preserve"> </w:t>
+            </w:r>
+            <w:r>
+              <w:rPr>
+                <w:rFonts w:ascii="Droid Sans Mono" w:hAnsi="Droid Sans Mono" w:eastAsia="Droid Sans Mono" w:cs="Droid Sans Mono"/>
+                <w:color w:val="d2a8ff"/>
+                <w:sz w:val="20"/>
+                <w:szCs w:val="20"/>
+              </w:rPr>
+              <w:t xml:space="preserve">&lt;&lt;</w:t>
+            </w:r>
+            <w:r>
+              <w:rPr>
+                <w:rFonts w:ascii="Droid Sans Mono" w:hAnsi="Droid Sans Mono" w:eastAsia="Droid Sans Mono" w:cs="Droid Sans Mono"/>
+                <w:color w:val="bbbebf"/>
+                <w:sz w:val="20"/>
+                <w:szCs w:val="20"/>
+              </w:rPr>
+              <w:t xml:space="preserve"> </w:t>
+            </w:r>
+            <w:r>
+              <w:rPr>
+                <w:rFonts w:ascii="Droid Sans Mono" w:hAnsi="Droid Sans Mono" w:eastAsia="Droid Sans Mono" w:cs="Droid Sans Mono"/>
+                <w:color w:val="a5d6ff"/>
+                <w:sz w:val="20"/>
+                <w:szCs w:val="20"/>
+              </w:rPr>
+              <w:t xml:space="preserve">"Elapse duration: "</w:t>
+            </w:r>
+            <w:r>
+              <w:rPr>
+                <w:rFonts w:ascii="Droid Sans Mono" w:hAnsi="Droid Sans Mono" w:eastAsia="Droid Sans Mono" w:cs="Droid Sans Mono"/>
+                <w:color w:val="bbbebf"/>
+                <w:sz w:val="20"/>
+                <w:szCs w:val="20"/>
+              </w:rPr>
+              <w:t xml:space="preserve"> </w:t>
+            </w:r>
+            <w:r>
+              <w:rPr>
+                <w:rFonts w:ascii="Droid Sans Mono" w:hAnsi="Droid Sans Mono" w:eastAsia="Droid Sans Mono" w:cs="Droid Sans Mono"/>
+                <w:color w:val="d2a8ff"/>
+                <w:sz w:val="20"/>
+                <w:szCs w:val="20"/>
+              </w:rPr>
+              <w:t xml:space="preserve">&lt;&lt;</w:t>
+            </w:r>
+            <w:r>
+              <w:rPr>
+                <w:rFonts w:ascii="Droid Sans Mono" w:hAnsi="Droid Sans Mono" w:eastAsia="Droid Sans Mono" w:cs="Droid Sans Mono"/>
+                <w:color w:val="bbbebf"/>
+                <w:sz w:val="20"/>
+                <w:szCs w:val="20"/>
+              </w:rPr>
+              <w:t xml:space="preserve"> </w:t>
+            </w:r>
+            <w:r>
+              <w:rPr>
+                <w:rFonts w:ascii="Droid Sans Mono" w:hAnsi="Droid Sans Mono" w:eastAsia="Droid Sans Mono" w:cs="Droid Sans Mono"/>
+                <w:color w:val="c9d1d9"/>
+                <w:sz w:val="20"/>
+                <w:szCs w:val="20"/>
+              </w:rPr>
+              <w:t xml:space="preserve">elapsedDuration</w:t>
+            </w:r>
+            <w:r>
+              <w:rPr>
+                <w:rFonts w:ascii="Droid Sans Mono" w:hAnsi="Droid Sans Mono" w:eastAsia="Droid Sans Mono" w:cs="Droid Sans Mono"/>
+                <w:color w:val="bbbebf"/>
+                <w:sz w:val="20"/>
+                <w:szCs w:val="20"/>
+              </w:rPr>
+              <w:t xml:space="preserve"> </w:t>
+            </w:r>
+            <w:r>
+              <w:rPr>
+                <w:rFonts w:ascii="Droid Sans Mono" w:hAnsi="Droid Sans Mono" w:eastAsia="Droid Sans Mono" w:cs="Droid Sans Mono"/>
+                <w:color w:val="d2a8ff"/>
+                <w:sz w:val="20"/>
+                <w:szCs w:val="20"/>
+              </w:rPr>
+              <w:t xml:space="preserve">&lt;&lt;</w:t>
+            </w:r>
+            <w:r>
+              <w:rPr>
+                <w:rFonts w:ascii="Droid Sans Mono" w:hAnsi="Droid Sans Mono" w:eastAsia="Droid Sans Mono" w:cs="Droid Sans Mono"/>
+                <w:color w:val="bbbebf"/>
+                <w:sz w:val="20"/>
+                <w:szCs w:val="20"/>
+              </w:rPr>
+              <w:t xml:space="preserve"> </w:t>
+            </w:r>
+            <w:r>
+              <w:rPr>
+                <w:rFonts w:ascii="Droid Sans Mono" w:hAnsi="Droid Sans Mono" w:eastAsia="Droid Sans Mono" w:cs="Droid Sans Mono"/>
+                <w:color w:val="4ec9b0"/>
+                <w:sz w:val="20"/>
+                <w:szCs w:val="20"/>
+              </w:rPr>
+              <w:t xml:space="preserve">std</w:t>
+            </w:r>
+            <w:r>
+              <w:rPr>
+                <w:rFonts w:ascii="Droid Sans Mono" w:hAnsi="Droid Sans Mono" w:eastAsia="Droid Sans Mono" w:cs="Droid Sans Mono"/>
+                <w:color w:val="bbbebf"/>
+                <w:sz w:val="20"/>
+                <w:szCs w:val="20"/>
+              </w:rPr>
+              <w:t xml:space="preserve">::</w:t>
+            </w:r>
+            <w:r>
+              <w:rPr>
+                <w:rFonts w:ascii="Droid Sans Mono" w:hAnsi="Droid Sans Mono" w:eastAsia="Droid Sans Mono" w:cs="Droid Sans Mono"/>
+                <w:color w:val="d2a8ff"/>
+                <w:sz w:val="20"/>
+                <w:szCs w:val="20"/>
+              </w:rPr>
+              <w:t xml:space="preserve">endl</w:t>
+            </w:r>
+            <w:r>
+              <w:rPr>
+                <w:rFonts w:ascii="Droid Sans Mono" w:hAnsi="Droid Sans Mono" w:eastAsia="Droid Sans Mono" w:cs="Droid Sans Mono"/>
+                <w:color w:val="bbbebf"/>
+                <w:sz w:val="20"/>
+                <w:szCs w:val="20"/>
+              </w:rPr>
+              <w:t xml:space="preserve">;</w:t>
+            </w:r>
+            <w:r>
+              <w:rPr>
+                <w:sz w:val="20"/>
+                <w:szCs w:val="20"/>
+              </w:rPr>
+            </w:r>
+          </w:p>
+          <w:p>
+            <w:pPr>
+              <w:pBdr>
+                <w:top w:val="none" w:color="000000" w:sz="4" w:space="0"/>
+                <w:left w:val="none" w:color="000000" w:sz="4" w:space="0"/>
+                <w:bottom w:val="none" w:color="000000" w:sz="4" w:space="0"/>
+                <w:right w:val="none" w:color="000000" w:sz="4" w:space="0"/>
+              </w:pBdr>
+              <w:shd w:val="clear" w:color="121314" w:fill="121314"/>
+              <w:spacing w:after="0" w:line="240" w:lineRule="auto"/>
+              <w:ind w:right="0" w:firstLine="0" w:left="0"/>
+              <w:rPr>
+                <w:sz w:val="20"/>
+                <w:szCs w:val="20"/>
+              </w:rPr>
+            </w:pPr>
+            <w:r>
+              <w:rPr>
+                <w:rFonts w:ascii="Droid Sans Mono" w:hAnsi="Droid Sans Mono" w:eastAsia="Droid Sans Mono" w:cs="Droid Sans Mono"/>
+                <w:sz w:val="20"/>
+                <w:szCs w:val="20"/>
+              </w:rPr>
+            </w:r>
+            <w:r>
+              <w:rPr>
+                <w:sz w:val="20"/>
+                <w:szCs w:val="20"/>
+              </w:rPr>
+            </w:r>
+          </w:p>
+          <w:p>
+            <w:pPr>
+              <w:pBdr>
+                <w:top w:val="none" w:color="000000" w:sz="4" w:space="0"/>
+                <w:left w:val="none" w:color="000000" w:sz="4" w:space="0"/>
+                <w:bottom w:val="none" w:color="000000" w:sz="4" w:space="0"/>
+                <w:right w:val="none" w:color="000000" w:sz="4" w:space="0"/>
+              </w:pBdr>
+              <w:shd w:val="clear" w:color="121314" w:fill="121314"/>
+              <w:spacing w:after="0" w:line="240" w:lineRule="auto"/>
+              <w:ind w:right="0" w:firstLine="0" w:left="0"/>
+              <w:rPr>
+                <w:sz w:val="20"/>
+                <w:szCs w:val="20"/>
+              </w:rPr>
+            </w:pPr>
+            <w:r>
+              <w:rPr>
+                <w:rFonts w:ascii="Droid Sans Mono" w:hAnsi="Droid Sans Mono" w:eastAsia="Droid Sans Mono" w:cs="Droid Sans Mono"/>
+                <w:color w:val="bbbebf"/>
+                <w:sz w:val="20"/>
+                <w:szCs w:val="20"/>
+              </w:rPr>
+              <w:t xml:space="preserve">  </w:t>
+            </w:r>
+            <w:r>
+              <w:rPr>
+                <w:rFonts w:ascii="Droid Sans Mono" w:hAnsi="Droid Sans Mono" w:eastAsia="Droid Sans Mono" w:cs="Droid Sans Mono"/>
+                <w:color w:val="c586c0"/>
+                <w:sz w:val="20"/>
+                <w:szCs w:val="20"/>
+              </w:rPr>
+              <w:t xml:space="preserve">return</w:t>
+            </w:r>
+            <w:r>
+              <w:rPr>
+                <w:rFonts w:ascii="Droid Sans Mono" w:hAnsi="Droid Sans Mono" w:eastAsia="Droid Sans Mono" w:cs="Droid Sans Mono"/>
+                <w:color w:val="bbbebf"/>
+                <w:sz w:val="20"/>
+                <w:szCs w:val="20"/>
+              </w:rPr>
+              <w:t xml:space="preserve"> </w:t>
+            </w:r>
+            <w:r>
+              <w:rPr>
+                <w:rFonts w:ascii="Droid Sans Mono" w:hAnsi="Droid Sans Mono" w:eastAsia="Droid Sans Mono" w:cs="Droid Sans Mono"/>
+                <w:color w:val="b5cea8"/>
+                <w:sz w:val="20"/>
+                <w:szCs w:val="20"/>
+              </w:rPr>
+              <w:t xml:space="preserve">0</w:t>
+            </w:r>
+            <w:r>
+              <w:rPr>
+                <w:rFonts w:ascii="Droid Sans Mono" w:hAnsi="Droid Sans Mono" w:eastAsia="Droid Sans Mono" w:cs="Droid Sans Mono"/>
+                <w:color w:val="bbbebf"/>
+                <w:sz w:val="20"/>
+                <w:szCs w:val="20"/>
+              </w:rPr>
+              <w:t xml:space="preserve">;</w:t>
+            </w:r>
+            <w:r>
+              <w:rPr>
+                <w:sz w:val="20"/>
+                <w:szCs w:val="20"/>
+              </w:rPr>
+            </w:r>
+          </w:p>
+          <w:p>
+            <w:pPr>
+              <w:pBdr>
+                <w:top w:val="none" w:color="000000" w:sz="4" w:space="0"/>
+                <w:left w:val="none" w:color="000000" w:sz="4" w:space="0"/>
+                <w:bottom w:val="none" w:color="000000" w:sz="4" w:space="0"/>
+                <w:right w:val="none" w:color="000000" w:sz="4" w:space="0"/>
+              </w:pBdr>
+              <w:shd w:val="clear" w:color="121314" w:fill="121314"/>
+              <w:spacing w:after="0" w:line="240" w:lineRule="auto"/>
+              <w:ind w:right="0" w:firstLine="0" w:left="0"/>
+              <w:rPr>
+                <w:rFonts w:ascii="Droid Sans Mono" w:hAnsi="Droid Sans Mono" w:eastAsia="Droid Sans Mono" w:cs="Droid Sans Mono"/>
+                <w:color w:val="bbbebf"/>
+                <w:sz w:val="20"/>
+                <w:szCs w:val="20"/>
+                <w:highlight w:val="none"/>
+              </w:rPr>
+            </w:pPr>
+            <w:r>
+              <w:rPr>
+                <w:rFonts w:ascii="Droid Sans Mono" w:hAnsi="Droid Sans Mono" w:eastAsia="Droid Sans Mono" w:cs="Droid Sans Mono"/>
+                <w:color w:val="bbbebf"/>
+                <w:sz w:val="20"/>
+                <w:szCs w:val="20"/>
+              </w:rPr>
+              <w:t xml:space="preserve">}</w:t>
+            </w:r>
+            <w:r>
+              <w:rPr>
+                <w:rFonts w:ascii="Droid Sans Mono" w:hAnsi="Droid Sans Mono" w:eastAsia="Droid Sans Mono" w:cs="Droid Sans Mono"/>
+                <w:sz w:val="20"/>
+                <w:szCs w:val="20"/>
+              </w:rPr>
+            </w:r>
+          </w:p>
+          <w:p>
+            <w:pPr>
+              <w:pBdr>
+                <w:top w:val="none" w:color="000000" w:sz="4" w:space="0"/>
+                <w:left w:val="none" w:color="000000" w:sz="4" w:space="0"/>
+                <w:bottom w:val="none" w:color="000000" w:sz="4" w:space="0"/>
+                <w:right w:val="none" w:color="000000" w:sz="4" w:space="0"/>
+              </w:pBdr>
+              <w:shd w:val="clear" w:color="121314" w:fill="121314"/>
+              <w:spacing w:after="0" w:line="240" w:lineRule="auto"/>
+              <w:ind w:right="0" w:firstLine="0" w:left="0"/>
+              <w:rPr>
+                <w:rFonts w:ascii="Droid Sans Mono" w:hAnsi="Droid Sans Mono" w:eastAsia="Droid Sans Mono" w:cs="Droid Sans Mono"/>
+                <w:sz w:val="20"/>
+                <w:szCs w:val="20"/>
+              </w:rPr>
+            </w:pPr>
+            <w:r>
+              <w:rPr>
+                <w:rFonts w:ascii="Droid Sans Mono" w:hAnsi="Droid Sans Mono" w:eastAsia="Droid Sans Mono" w:cs="Droid Sans Mono"/>
+                <w:color w:val="bbbebf"/>
+                <w:sz w:val="20"/>
+                <w:szCs w:val="20"/>
+                <w:highlight w:val="none"/>
+              </w:rPr>
+            </w:r>
+            <w:r>
+              <w:rPr>
+                <w:rFonts w:ascii="Droid Sans Mono" w:hAnsi="Droid Sans Mono" w:eastAsia="Droid Sans Mono" w:cs="Droid Sans Mono"/>
+                <w:color w:val="bbbebf"/>
+                <w:sz w:val="20"/>
+                <w:szCs w:val="20"/>
+                <w:highlight w:val="none"/>
+              </w:rPr>
+            </w:r>
+          </w:p>
+          <w:p>
+            <w:pPr>
+              <w:pBdr>
+                <w:top w:val="none" w:color="000000" w:sz="4" w:space="0"/>
+                <w:left w:val="none" w:color="000000" w:sz="4" w:space="0"/>
+                <w:bottom w:val="none" w:color="000000" w:sz="4" w:space="0"/>
+                <w:right w:val="none" w:color="000000" w:sz="4" w:space="0"/>
+              </w:pBdr>
+              <w:spacing/>
+              <w:ind w:right="0" w:firstLine="0" w:left="0"/>
+              <w:rPr>
+                <w:rFonts w:ascii="Century Gothic" w:hAnsi="Century Gothic"/>
+                <w:highlight w:val="none"/>
+              </w:rPr>
+            </w:pPr>
             <w:r>
               <w:rPr>
                 <w:rFonts w:ascii="Century Gothic" w:hAnsi="Century Gothic"/>
+                <w:highlight w:val="none"/>
+              </w:rPr>
+            </w:r>
+            <w:r>
+              <w:rPr>
+                <w:rFonts w:ascii="Century Gothic" w:hAnsi="Century Gothic"/>
+                <w:highlight w:val="none"/>
+              </w:rPr>
+            </w:r>
+            <w:r>
+              <w:rPr>
+                <w:rFonts w:ascii="Century Gothic" w:hAnsi="Century Gothic"/>
+                <w:highlight w:val="none"/>
+              </w:rPr>
+            </w:r>
+          </w:p>
+          <w:p>
+            <w:pPr>
+              <w:pBdr>
+                <w:top w:val="none" w:color="000000" w:sz="4" w:space="0"/>
+                <w:left w:val="none" w:color="000000" w:sz="4" w:space="0"/>
+                <w:bottom w:val="none" w:color="000000" w:sz="4" w:space="0"/>
+                <w:right w:val="none" w:color="000000" w:sz="4" w:space="0"/>
+              </w:pBdr>
+              <w:spacing/>
+              <w:ind w:right="0" w:firstLine="0" w:left="0"/>
+              <w:rPr>
+                <w:rFonts w:ascii="Century Gothic" w:hAnsi="Century Gothic"/>
+                <w:highlight w:val="none"/>
+              </w:rPr>
+            </w:pPr>
+            <w:r>
+              <w:rPr>
+                <w:rFonts w:ascii="Century Gothic" w:hAnsi="Century Gothic"/>
+                <w:highlight w:val="none"/>
+              </w:rPr>
+              <w:t xml:space="preserve">Then compile it using the command “</w:t>
+            </w:r>
+            <w:r>
+              <w:rPr>
+                <w:rFonts w:ascii="Century Gothic" w:hAnsi="Century Gothic"/>
+                <w:highlight w:val="none"/>
+              </w:rPr>
+              <w:t xml:space="preserve">g++ LoopBenchmark.cpp -o LoopBenchmark -O2</w:t>
+            </w:r>
+            <w:r>
+              <w:rPr>
+                <w:rFonts w:ascii="Century Gothic" w:hAnsi="Century Gothic"/>
+                <w:highlight w:val="none"/>
+              </w:rPr>
+              <w:t xml:space="preserve">”</w:t>
+              <w:br/>
+            </w:r>
+            <w:r>
+              <w:rPr>
+                <w:rFonts w:ascii="Times New Roman" w:hAnsi="Times New Roman" w:eastAsia="Times New Roman" w:cs="Times New Roman"/>
+                <w:sz w:val="24"/>
+              </w:rPr>
+            </w:r>
+          </w:p>
+          <w:p>
+            <w:pPr>
+              <w:pBdr>
+                <w:top w:val="none" w:color="000000" w:sz="4" w:space="0"/>
+                <w:left w:val="none" w:color="000000" w:sz="4" w:space="0"/>
+                <w:bottom w:val="none" w:color="000000" w:sz="4" w:space="0"/>
+                <w:right w:val="none" w:color="000000" w:sz="4" w:space="0"/>
+              </w:pBdr>
+              <w:spacing/>
+              <w:ind w:right="0" w:firstLine="0" w:left="0"/>
+              <w:rPr>
+                <w:rFonts w:ascii="Times New Roman" w:hAnsi="Times New Roman" w:eastAsia="Times New Roman" w:cs="Times New Roman"/>
+                <w:b/>
+                <w:bCs/>
+                <w:sz w:val="24"/>
+                <w:szCs w:val="24"/>
+              </w:rPr>
+            </w:pPr>
+            <w:r>
+              <w:rPr>
+                <w:rFonts w:ascii="Century Gothic" w:hAnsi="Century Gothic"/>
+                <w:b/>
+                <w:bCs/>
+                <w:highlight w:val="none"/>
+              </w:rPr>
+              <w:t xml:space="preserve">Execution Result:</w:t>
+            </w:r>
+            <w:r>
+              <w:rPr>
+                <w:rFonts w:ascii="Century Gothic" w:hAnsi="Century Gothic"/>
+                <w:b/>
+                <w:bCs/>
+                <w:highlight w:val="none"/>
+              </w:rPr>
+            </w:r>
+            <w:r>
+              <w:rPr>
+                <w:rFonts w:ascii="Century Gothic" w:hAnsi="Century Gothic"/>
+                <w:b/>
+                <w:bCs/>
+                <w:highlight w:val="none"/>
+              </w:rPr>
+            </w:r>
+          </w:p>
+          <w:tbl>
+            <w:tblPr>
+              <w:tblStyle w:val="934"/>
+              <w:tblInd w:w="0" w:type="dxa"/>
+              <w:tblW w:w="0" w:type="auto"/>
+              <w:tblBorders>
+                <w:top w:val="none" w:color="000000" w:sz="4" w:space="0"/>
+                <w:left w:val="none" w:color="000000" w:sz="4" w:space="0"/>
+                <w:bottom w:val="none" w:color="000000" w:sz="4" w:space="0"/>
+                <w:right w:val="none" w:color="000000" w:sz="4" w:space="0"/>
+                <w:insideH w:val="none" w:color="000000" w:sz="4" w:space="0"/>
+                <w:insideV w:val="none" w:color="000000" w:sz="4" w:space="0"/>
+              </w:tblBorders>
+              <w:tblLayout w:type="autofit"/>
+              <w:tblLook w:val="04A0" w:firstRow="1" w:lastRow="0" w:firstColumn="1" w:lastColumn="0" w:noHBand="0" w:noVBand="1"/>
+            </w:tblPr>
+            <w:tblGrid>
+              <w:gridCol w:w="1366"/>
+              <w:gridCol w:w="1589"/>
+              <w:gridCol w:w="1840"/>
+            </w:tblGrid>
+            <w:tr>
+              <w:trPr/>
+              <w:tc>
+                <w:tcPr>
+                  <w:tcBorders/>
+                  <w:tcMar>
+                    <w:left w:w="15" w:type="dxa"/>
+                    <w:top w:w="15" w:type="dxa"/>
+                    <w:right w:w="15" w:type="dxa"/>
+                    <w:bottom w:w="15" w:type="dxa"/>
+                  </w:tcMar>
+                  <w:tcW w:w="1366" w:type="dxa"/>
+                  <w:vAlign w:val="center"/>
+                </w:tcPr>
+                <w:p>
+                  <w:pPr>
+                    <w:pBdr/>
+                    <w:spacing w:after="0" w:before="0" w:line="240"/>
+                    <w:ind/>
+                    <w:jc w:val="center"/>
+                    <w:rPr/>
+                  </w:pPr>
+                  <w:r>
+                    <w:rPr>
+                      <w:rFonts w:ascii="Times New Roman" w:hAnsi="Times New Roman" w:eastAsia="Times New Roman" w:cs="Times New Roman"/>
+                      <w:b/>
+                      <w:color w:val="000000"/>
+                      <w:sz w:val="24"/>
+                    </w:rPr>
+                    <w:t xml:space="preserve">N (iterations)</w:t>
+                  </w:r>
+                  <w:r/>
+                </w:p>
+              </w:tc>
+              <w:tc>
+                <w:tcPr>
+                  <w:tcBorders/>
+                  <w:tcMar>
+                    <w:left w:w="15" w:type="dxa"/>
+                    <w:top w:w="15" w:type="dxa"/>
+                    <w:right w:w="15" w:type="dxa"/>
+                    <w:bottom w:w="15" w:type="dxa"/>
+                  </w:tcMar>
+                  <w:tcW w:w="1589" w:type="dxa"/>
+                  <w:vAlign w:val="center"/>
+                </w:tcPr>
+                <w:p>
+                  <w:pPr>
+                    <w:pBdr/>
+                    <w:spacing w:after="0" w:before="0" w:line="240"/>
+                    <w:ind/>
+                    <w:jc w:val="center"/>
+                    <w:rPr/>
+                  </w:pPr>
+                  <w:r>
+                    <w:rPr>
+                      <w:rFonts w:ascii="Times New Roman" w:hAnsi="Times New Roman" w:eastAsia="Times New Roman" w:cs="Times New Roman"/>
+                      <w:b/>
+                      <w:color w:val="000000"/>
+                      <w:sz w:val="24"/>
+                    </w:rPr>
+                    <w:t xml:space="preserve">Counter output</w:t>
+                  </w:r>
+                  <w:r/>
+                </w:p>
+              </w:tc>
+              <w:tc>
+                <w:tcPr>
+                  <w:tcBorders/>
+                  <w:tcMar>
+                    <w:left w:w="15" w:type="dxa"/>
+                    <w:top w:w="15" w:type="dxa"/>
+                    <w:right w:w="15" w:type="dxa"/>
+                    <w:bottom w:w="15" w:type="dxa"/>
+                  </w:tcMar>
+                  <w:tcW w:w="1840" w:type="dxa"/>
+                  <w:vAlign w:val="center"/>
+                </w:tcPr>
+                <w:p>
+                  <w:pPr>
+                    <w:pBdr/>
+                    <w:spacing w:after="0" w:before="0" w:line="240"/>
+                    <w:ind/>
+                    <w:jc w:val="center"/>
+                    <w:rPr/>
+                  </w:pPr>
+                  <w:r>
+                    <w:rPr>
+                      <w:rFonts w:ascii="Times New Roman" w:hAnsi="Times New Roman" w:eastAsia="Times New Roman" w:cs="Times New Roman"/>
+                      <w:b/>
+                      <w:color w:val="000000"/>
+                      <w:sz w:val="24"/>
+                    </w:rPr>
+                    <w:t xml:space="preserve">Elapsed time (ms)</w:t>
+                  </w:r>
+                  <w:r/>
+                </w:p>
+              </w:tc>
+            </w:tr>
+            <w:tr>
+              <w:trPr/>
+              <w:tc>
+                <w:tcPr>
+                  <w:tcBorders/>
+                  <w:tcMar>
+                    <w:left w:w="15" w:type="dxa"/>
+                    <w:top w:w="15" w:type="dxa"/>
+                    <w:right w:w="15" w:type="dxa"/>
+                    <w:bottom w:w="15" w:type="dxa"/>
+                  </w:tcMar>
+                  <w:tcW w:w="1366" w:type="dxa"/>
+                  <w:vAlign w:val="center"/>
+                </w:tcPr>
+                <w:p>
+                  <w:pPr>
+                    <w:pBdr/>
+                    <w:spacing w:after="0" w:before="0" w:line="240"/>
+                    <w:ind/>
+                    <w:rPr/>
+                  </w:pPr>
+                  <w:r>
+                    <w:rPr>
+                      <w:rFonts w:ascii="Times New Roman" w:hAnsi="Times New Roman" w:eastAsia="Times New Roman" w:cs="Times New Roman"/>
+                      <w:color w:val="000000"/>
+                      <w:sz w:val="24"/>
+                    </w:rPr>
+                    <w:t xml:space="preserve">1,000,000</w:t>
+                  </w:r>
+                  <w:r/>
+                </w:p>
+              </w:tc>
+              <w:tc>
+                <w:tcPr>
+                  <w:tcBorders/>
+                  <w:tcMar>
+                    <w:left w:w="15" w:type="dxa"/>
+                    <w:top w:w="15" w:type="dxa"/>
+                    <w:right w:w="15" w:type="dxa"/>
+                    <w:bottom w:w="15" w:type="dxa"/>
+                  </w:tcMar>
+                  <w:tcW w:w="1589" w:type="dxa"/>
+                  <w:vAlign w:val="center"/>
+                </w:tcPr>
+                <w:p>
+                  <w:pPr>
+                    <w:pBdr/>
+                    <w:spacing w:after="0" w:before="0" w:line="240"/>
+                    <w:ind/>
+                    <w:rPr/>
+                  </w:pPr>
+                  <w:r>
+                    <w:rPr>
+                      <w:rFonts w:ascii="Times New Roman" w:hAnsi="Times New Roman" w:eastAsia="Times New Roman" w:cs="Times New Roman"/>
+                      <w:color w:val="000000"/>
+                      <w:sz w:val="24"/>
+                    </w:rPr>
+                    <w:t xml:space="preserve">1,000,000</w:t>
+                  </w:r>
+                  <w:r/>
+                </w:p>
+              </w:tc>
+              <w:tc>
+                <w:tcPr>
+                  <w:tcBorders/>
+                  <w:tcMar>
+                    <w:left w:w="15" w:type="dxa"/>
+                    <w:top w:w="15" w:type="dxa"/>
+                    <w:right w:w="15" w:type="dxa"/>
+                    <w:bottom w:w="15" w:type="dxa"/>
+                  </w:tcMar>
+                  <w:tcW w:w="1840" w:type="dxa"/>
+                  <w:vAlign w:val="center"/>
+                </w:tcPr>
+                <w:p>
+                  <w:pPr>
+                    <w:pBdr/>
+                    <w:spacing w:after="0" w:before="0" w:line="240"/>
+                    <w:ind/>
+                    <w:rPr/>
+                  </w:pPr>
+                  <w:r>
+                    <w:rPr>
+                      <w:rFonts w:ascii="Times New Roman" w:hAnsi="Times New Roman" w:eastAsia="Times New Roman" w:cs="Times New Roman"/>
+                      <w:color w:val="000000"/>
+                      <w:sz w:val="24"/>
+                    </w:rPr>
+                    <w:t xml:space="preserve">0.000139</w:t>
+                  </w:r>
+                  <w:r/>
+                </w:p>
+              </w:tc>
+            </w:tr>
+            <w:tr>
+              <w:trPr/>
+              <w:tc>
+                <w:tcPr>
+                  <w:tcBorders/>
+                  <w:tcMar>
+                    <w:left w:w="15" w:type="dxa"/>
+                    <w:top w:w="15" w:type="dxa"/>
+                    <w:right w:w="15" w:type="dxa"/>
+                    <w:bottom w:w="15" w:type="dxa"/>
+                  </w:tcMar>
+                  <w:tcW w:w="1366" w:type="dxa"/>
+                  <w:vAlign w:val="center"/>
+                </w:tcPr>
+                <w:p>
+                  <w:pPr>
+                    <w:pBdr/>
+                    <w:spacing w:after="0" w:before="0" w:line="240"/>
+                    <w:ind/>
+                    <w:rPr/>
+                  </w:pPr>
+                  <w:r>
+                    <w:rPr>
+                      <w:rFonts w:ascii="Times New Roman" w:hAnsi="Times New Roman" w:eastAsia="Times New Roman" w:cs="Times New Roman"/>
+                      <w:color w:val="000000"/>
+                      <w:sz w:val="24"/>
+                    </w:rPr>
+                    <w:t xml:space="preserve">10,000,000</w:t>
+                  </w:r>
+                  <w:r/>
+                </w:p>
+              </w:tc>
+              <w:tc>
+                <w:tcPr>
+                  <w:tcBorders/>
+                  <w:tcMar>
+                    <w:left w:w="15" w:type="dxa"/>
+                    <w:top w:w="15" w:type="dxa"/>
+                    <w:right w:w="15" w:type="dxa"/>
+                    <w:bottom w:w="15" w:type="dxa"/>
+                  </w:tcMar>
+                  <w:tcW w:w="1589" w:type="dxa"/>
+                  <w:vAlign w:val="center"/>
+                </w:tcPr>
+                <w:p>
+                  <w:pPr>
+                    <w:pBdr/>
+                    <w:spacing w:after="0" w:before="0" w:line="240"/>
+                    <w:ind/>
+                    <w:rPr/>
+                  </w:pPr>
+                  <w:r>
+                    <w:rPr>
+                      <w:rFonts w:ascii="Times New Roman" w:hAnsi="Times New Roman" w:eastAsia="Times New Roman" w:cs="Times New Roman"/>
+                      <w:color w:val="000000"/>
+                      <w:sz w:val="24"/>
+                    </w:rPr>
+                    <w:t xml:space="preserve">10,000,000</w:t>
+                  </w:r>
+                  <w:r/>
+                </w:p>
+              </w:tc>
+              <w:tc>
+                <w:tcPr>
+                  <w:tcBorders/>
+                  <w:tcMar>
+                    <w:left w:w="15" w:type="dxa"/>
+                    <w:top w:w="15" w:type="dxa"/>
+                    <w:right w:w="15" w:type="dxa"/>
+                    <w:bottom w:w="15" w:type="dxa"/>
+                  </w:tcMar>
+                  <w:tcW w:w="1840" w:type="dxa"/>
+                  <w:vAlign w:val="center"/>
+                </w:tcPr>
+                <w:p>
+                  <w:pPr>
+                    <w:pBdr/>
+                    <w:spacing w:after="0" w:before="0" w:line="240"/>
+                    <w:ind/>
+                    <w:rPr/>
+                  </w:pPr>
+                  <w:r>
+                    <w:rPr>
+                      <w:rFonts w:ascii="Times New Roman" w:hAnsi="Times New Roman" w:eastAsia="Times New Roman" w:cs="Times New Roman"/>
+                      <w:color w:val="000000"/>
+                      <w:sz w:val="24"/>
+                    </w:rPr>
+                    <w:t xml:space="preserve">0.000115</w:t>
+                  </w:r>
+                  <w:r/>
+                </w:p>
+              </w:tc>
+            </w:tr>
+            <w:tr>
+              <w:trPr/>
+              <w:tc>
+                <w:tcPr>
+                  <w:tcBorders/>
+                  <w:tcMar>
+                    <w:left w:w="15" w:type="dxa"/>
+                    <w:top w:w="15" w:type="dxa"/>
+                    <w:right w:w="15" w:type="dxa"/>
+                    <w:bottom w:w="15" w:type="dxa"/>
+                  </w:tcMar>
+                  <w:tcW w:w="1366" w:type="dxa"/>
+                  <w:vAlign w:val="center"/>
+                </w:tcPr>
+                <w:p>
+                  <w:pPr>
+                    <w:pBdr/>
+                    <w:spacing w:after="0" w:before="0" w:line="240"/>
+                    <w:ind/>
+                    <w:rPr/>
+                  </w:pPr>
+                  <w:r>
+                    <w:rPr>
+                      <w:rFonts w:ascii="Times New Roman" w:hAnsi="Times New Roman" w:eastAsia="Times New Roman" w:cs="Times New Roman"/>
+                      <w:color w:val="000000"/>
+                      <w:sz w:val="24"/>
+                    </w:rPr>
+                    <w:t xml:space="preserve">100,000,000</w:t>
+                  </w:r>
+                  <w:r/>
+                </w:p>
+              </w:tc>
+              <w:tc>
+                <w:tcPr>
+                  <w:tcBorders/>
+                  <w:tcMar>
+                    <w:left w:w="15" w:type="dxa"/>
+                    <w:top w:w="15" w:type="dxa"/>
+                    <w:right w:w="15" w:type="dxa"/>
+                    <w:bottom w:w="15" w:type="dxa"/>
+                  </w:tcMar>
+                  <w:tcW w:w="1589" w:type="dxa"/>
+                  <w:vAlign w:val="center"/>
+                </w:tcPr>
+                <w:p>
+                  <w:pPr>
+                    <w:pBdr/>
+                    <w:spacing w:after="0" w:before="0" w:line="240"/>
+                    <w:ind/>
+                    <w:rPr/>
+                  </w:pPr>
+                  <w:r>
+                    <w:rPr>
+                      <w:rFonts w:ascii="Times New Roman" w:hAnsi="Times New Roman" w:eastAsia="Times New Roman" w:cs="Times New Roman"/>
+                      <w:color w:val="000000"/>
+                      <w:sz w:val="24"/>
+                    </w:rPr>
+                    <w:t xml:space="preserve">100,000,000</w:t>
+                  </w:r>
+                  <w:r/>
+                </w:p>
+              </w:tc>
+              <w:tc>
+                <w:tcPr>
+                  <w:tcBorders/>
+                  <w:tcMar>
+                    <w:left w:w="15" w:type="dxa"/>
+                    <w:top w:w="15" w:type="dxa"/>
+                    <w:right w:w="15" w:type="dxa"/>
+                    <w:bottom w:w="15" w:type="dxa"/>
+                  </w:tcMar>
+                  <w:tcW w:w="1840" w:type="dxa"/>
+                  <w:vAlign w:val="center"/>
+                </w:tcPr>
+                <w:p>
+                  <w:pPr>
+                    <w:pBdr/>
+                    <w:spacing w:after="0" w:before="0" w:line="240"/>
+                    <w:ind/>
+                    <w:rPr/>
+                  </w:pPr>
+                  <w:r>
+                    <w:rPr>
+                      <w:rFonts w:ascii="Times New Roman" w:hAnsi="Times New Roman" w:eastAsia="Times New Roman" w:cs="Times New Roman"/>
+                      <w:color w:val="000000"/>
+                      <w:sz w:val="24"/>
+                    </w:rPr>
+                    <w:t xml:space="preserve">0.000123</w:t>
+                  </w:r>
+                  <w:r/>
+                </w:p>
+              </w:tc>
+            </w:tr>
+          </w:tbl>
+          <w:p>
+            <w:pPr>
+              <w:pBdr>
+                <w:top w:val="none" w:color="000000" w:sz="4" w:space="0"/>
+                <w:left w:val="none" w:color="000000" w:sz="4" w:space="0"/>
+                <w:bottom w:val="none" w:color="000000" w:sz="4" w:space="0"/>
+                <w:right w:val="none" w:color="000000" w:sz="4" w:space="0"/>
+              </w:pBdr>
+              <w:spacing/>
+              <w:ind w:right="0" w:firstLine="0" w:left="0"/>
+              <w:rPr>
+                <w:rFonts w:ascii="Times New Roman" w:hAnsi="Times New Roman" w:eastAsia="Times New Roman" w:cs="Times New Roman"/>
+                <w:sz w:val="24"/>
+                <w:szCs w:val="24"/>
+              </w:rPr>
+            </w:pPr>
+            <w:r>
+              <w:rPr>
+                <w:rFonts w:ascii="Times New Roman" w:hAnsi="Times New Roman" w:eastAsia="Times New Roman" w:cs="Times New Roman"/>
+                <w:sz w:val="24"/>
+              </w:rPr>
+            </w:r>
+            <w:r>
+              <w:rPr>
+                <w:rFonts w:ascii="Times New Roman" w:hAnsi="Times New Roman" w:eastAsia="Times New Roman" w:cs="Times New Roman"/>
+                <w:sz w:val="24"/>
+              </w:rPr>
+            </w:r>
+            <w:r>
+              <w:rPr>
+                <w:rFonts w:ascii="Times New Roman" w:hAnsi="Times New Roman" w:eastAsia="Times New Roman" w:cs="Times New Roman"/>
+                <w:sz w:val="24"/>
+              </w:rPr>
+            </w:r>
+          </w:p>
+          <w:p>
+            <w:pPr>
+              <w:pBdr>
+                <w:top w:val="none" w:color="000000" w:sz="4" w:space="0"/>
+                <w:left w:val="none" w:color="000000" w:sz="4" w:space="0"/>
+                <w:bottom w:val="none" w:color="000000" w:sz="4" w:space="0"/>
+                <w:right w:val="none" w:color="000000" w:sz="4" w:space="0"/>
+              </w:pBdr>
+              <w:spacing/>
+              <w:ind w:right="0" w:firstLine="0" w:left="0"/>
+              <w:rPr>
+                <w:rFonts w:ascii="Century Gothic" w:hAnsi="Century Gothic" w:cs="Century Gothic"/>
+                <w:sz w:val="22"/>
+                <w:szCs w:val="20"/>
+              </w:rPr>
+            </w:pPr>
+            <w:r>
+              <w:rPr>
+                <w:rFonts w:ascii="Century Gothic" w:hAnsi="Century Gothic" w:eastAsia="Century Gothic" w:cs="Century Gothic"/>
+                <w:b/>
+                <w:color w:val="000000"/>
+                <w:sz w:val="22"/>
+                <w:szCs w:val="20"/>
+              </w:rPr>
+              <w:t xml:space="preserve">Observation:</w:t>
+            </w:r>
+            <w:r>
+              <w:rPr>
+                <w:rFonts w:ascii="Century Gothic" w:hAnsi="Century Gothic" w:eastAsia="Century Gothic" w:cs="Century Gothic"/>
+                <w:color w:val="000000"/>
+                <w:sz w:val="22"/>
+                <w:szCs w:val="20"/>
+              </w:rPr>
+              <w:t xml:space="preserve"> I ran the program four separate times with N = 1,000,000, and here's what came out:</w:t>
+            </w:r>
+            <w:r>
+              <w:rPr>
+                <w:rFonts w:ascii="Century Gothic" w:hAnsi="Century Gothic" w:eastAsia="Century Gothic" w:cs="Century Gothic"/>
+                <w:sz w:val="20"/>
+                <w:szCs w:val="20"/>
+              </w:rPr>
+            </w:r>
+          </w:p>
+          <w:tbl>
+            <w:tblPr>
+              <w:tblStyle w:val="934"/>
+              <w:tblInd w:w="0" w:type="dxa"/>
+              <w:tblW w:w="0" w:type="auto"/>
+              <w:tblBorders>
+                <w:top w:val="none" w:color="000000" w:sz="4" w:space="0"/>
+                <w:left w:val="none" w:color="000000" w:sz="4" w:space="0"/>
+                <w:bottom w:val="none" w:color="000000" w:sz="4" w:space="0"/>
+                <w:right w:val="none" w:color="000000" w:sz="4" w:space="0"/>
+                <w:insideH w:val="none" w:color="000000" w:sz="4" w:space="0"/>
+                <w:insideV w:val="none" w:color="000000" w:sz="4" w:space="0"/>
+              </w:tblBorders>
+              <w:tblLayout w:type="fixed"/>
+              <w:tblLook w:val="04A0" w:firstRow="1" w:lastRow="0" w:firstColumn="1" w:lastColumn="0" w:noHBand="0" w:noVBand="1"/>
+            </w:tblPr>
+            <w:tblGrid>
+              <w:gridCol w:w="550"/>
+              <w:gridCol w:w="2680"/>
+              <w:gridCol w:w="2551"/>
+              <w:gridCol w:w="2126"/>
+            </w:tblGrid>
+            <w:tr>
+              <w:trPr/>
+              <w:tc>
+                <w:tcPr>
+                  <w:tcBorders/>
+                  <w:tcMar>
+                    <w:left w:w="15" w:type="dxa"/>
+                    <w:top w:w="15" w:type="dxa"/>
+                    <w:right w:w="15" w:type="dxa"/>
+                    <w:bottom w:w="15" w:type="dxa"/>
+                  </w:tcMar>
+                  <w:tcW w:w="550" w:type="dxa"/>
+                  <w:vAlign w:val="center"/>
+                </w:tcPr>
+                <w:p>
+                  <w:pPr>
+                    <w:pBdr/>
+                    <w:spacing w:after="0" w:before="0" w:line="240"/>
+                    <w:ind/>
+                    <w:jc w:val="center"/>
+                    <w:rPr/>
+                  </w:pPr>
+                  <w:r>
+                    <w:rPr>
+                      <w:rFonts w:ascii="Times New Roman" w:hAnsi="Times New Roman" w:eastAsia="Times New Roman" w:cs="Times New Roman"/>
+                      <w:b/>
+                      <w:color w:val="000000"/>
+                      <w:sz w:val="24"/>
+                    </w:rPr>
+                    <w:t xml:space="preserve">Trial</w:t>
+                  </w:r>
+                  <w:r/>
+                </w:p>
+              </w:tc>
+              <w:tc>
+                <w:tcPr>
+                  <w:tcBorders/>
+                  <w:tcMar>
+                    <w:left w:w="15" w:type="dxa"/>
+                    <w:top w:w="15" w:type="dxa"/>
+                    <w:right w:w="15" w:type="dxa"/>
+                    <w:bottom w:w="15" w:type="dxa"/>
+                  </w:tcMar>
+                  <w:tcW w:w="2680" w:type="dxa"/>
+                  <w:vAlign w:val="center"/>
+                </w:tcPr>
+                <w:p>
+                  <w:pPr>
+                    <w:pBdr/>
+                    <w:spacing w:after="0" w:before="0" w:line="240"/>
+                    <w:ind/>
+                    <w:jc w:val="center"/>
+                    <w:rPr/>
+                  </w:pPr>
+                  <w:r>
+                    <w:rPr>
+                      <w:rFonts w:ascii="Times New Roman" w:hAnsi="Times New Roman" w:eastAsia="Times New Roman" w:cs="Times New Roman"/>
+                      <w:b/>
+                      <w:color w:val="000000"/>
+                      <w:sz w:val="24"/>
+                    </w:rPr>
+                    <w:t xml:space="preserve">Loop Start</w:t>
+                  </w:r>
+                  <w:r/>
+                </w:p>
+              </w:tc>
+              <w:tc>
+                <w:tcPr>
+                  <w:tcBorders/>
+                  <w:tcMar>
+                    <w:left w:w="15" w:type="dxa"/>
+                    <w:top w:w="15" w:type="dxa"/>
+                    <w:right w:w="15" w:type="dxa"/>
+                    <w:bottom w:w="15" w:type="dxa"/>
+                  </w:tcMar>
+                  <w:tcW w:w="2551" w:type="dxa"/>
+                  <w:vAlign w:val="center"/>
+                </w:tcPr>
+                <w:p>
+                  <w:pPr>
+                    <w:pBdr/>
+                    <w:spacing w:after="0" w:before="0" w:line="240"/>
+                    <w:ind/>
+                    <w:jc w:val="center"/>
+                    <w:rPr/>
+                  </w:pPr>
+                  <w:r>
+                    <w:rPr>
+                      <w:rFonts w:ascii="Times New Roman" w:hAnsi="Times New Roman" w:eastAsia="Times New Roman" w:cs="Times New Roman"/>
+                      <w:b/>
+                      <w:color w:val="000000"/>
+                      <w:sz w:val="24"/>
+                    </w:rPr>
+                    <w:t xml:space="preserve">Loop Ends</w:t>
+                  </w:r>
+                  <w:r/>
+                </w:p>
+              </w:tc>
+              <w:tc>
+                <w:tcPr>
+                  <w:tcBorders/>
+                  <w:tcMar>
+                    <w:left w:w="15" w:type="dxa"/>
+                    <w:top w:w="15" w:type="dxa"/>
+                    <w:right w:w="15" w:type="dxa"/>
+                    <w:bottom w:w="15" w:type="dxa"/>
+                  </w:tcMar>
+                  <w:tcW w:w="2126" w:type="dxa"/>
+                  <w:vAlign w:val="center"/>
+                </w:tcPr>
+                <w:p>
+                  <w:pPr>
+                    <w:pBdr/>
+                    <w:spacing w:after="0" w:before="0" w:line="240"/>
+                    <w:ind/>
+                    <w:jc w:val="center"/>
+                    <w:rPr/>
+                  </w:pPr>
+                  <w:r>
+                    <w:rPr>
+                      <w:rFonts w:ascii="Times New Roman" w:hAnsi="Times New Roman" w:eastAsia="Times New Roman" w:cs="Times New Roman"/>
+                      <w:b/>
+                      <w:color w:val="000000"/>
+                      <w:sz w:val="24"/>
+                    </w:rPr>
+                    <w:t xml:space="preserve">Elapsed Time (ms)</w:t>
+                  </w:r>
+                  <w:r/>
+                </w:p>
+              </w:tc>
+            </w:tr>
+            <w:tr>
+              <w:trPr/>
+              <w:tc>
+                <w:tcPr>
+                  <w:tcBorders/>
+                  <w:tcMar>
+                    <w:left w:w="15" w:type="dxa"/>
+                    <w:top w:w="15" w:type="dxa"/>
+                    <w:right w:w="15" w:type="dxa"/>
+                    <w:bottom w:w="15" w:type="dxa"/>
+                  </w:tcMar>
+                  <w:tcW w:w="550" w:type="dxa"/>
+                  <w:vAlign w:val="center"/>
+                </w:tcPr>
+                <w:p>
+                  <w:pPr>
+                    <w:pBdr/>
+                    <w:spacing w:after="0" w:before="0" w:line="240"/>
+                    <w:ind/>
+                    <w:rPr/>
+                  </w:pPr>
+                  <w:r>
+                    <w:rPr>
+                      <w:rFonts w:ascii="Times New Roman" w:hAnsi="Times New Roman" w:eastAsia="Times New Roman" w:cs="Times New Roman"/>
+                      <w:color w:val="000000"/>
+                      <w:sz w:val="24"/>
+                    </w:rPr>
+                    <w:t xml:space="preserve">1</w:t>
+                  </w:r>
+                  <w:r/>
+                </w:p>
+              </w:tc>
+              <w:tc>
+                <w:tcPr>
+                  <w:tcBorders/>
+                  <w:tcMar>
+                    <w:left w:w="15" w:type="dxa"/>
+                    <w:top w:w="15" w:type="dxa"/>
+                    <w:right w:w="15" w:type="dxa"/>
+                    <w:bottom w:w="15" w:type="dxa"/>
+                  </w:tcMar>
+                  <w:tcW w:w="2680" w:type="dxa"/>
+                  <w:vAlign w:val="center"/>
+                </w:tcPr>
+                <w:p>
+                  <w:pPr>
+                    <w:pBdr/>
+                    <w:spacing w:after="0" w:before="0" w:line="240"/>
+                    <w:ind/>
+                    <w:rPr/>
+                  </w:pPr>
+                  <w:r>
+                    <w:rPr>
+                      <w:rFonts w:ascii="Times New Roman" w:hAnsi="Times New Roman" w:eastAsia="Times New Roman" w:cs="Times New Roman"/>
+                      <w:color w:val="000000"/>
+                      <w:sz w:val="24"/>
+                    </w:rPr>
+                    <w:t xml:space="preserve">14:13:29.610880636</w:t>
+                  </w:r>
+                  <w:r/>
+                </w:p>
+              </w:tc>
+              <w:tc>
+                <w:tcPr>
+                  <w:tcBorders/>
+                  <w:tcMar>
+                    <w:left w:w="15" w:type="dxa"/>
+                    <w:top w:w="15" w:type="dxa"/>
+                    <w:right w:w="15" w:type="dxa"/>
+                    <w:bottom w:w="15" w:type="dxa"/>
+                  </w:tcMar>
+                  <w:tcW w:w="2551" w:type="dxa"/>
+                  <w:vAlign w:val="center"/>
+                </w:tcPr>
+                <w:p>
+                  <w:pPr>
+                    <w:pBdr/>
+                    <w:spacing w:after="0" w:before="0" w:line="240"/>
+                    <w:ind/>
+                    <w:rPr/>
+                  </w:pPr>
+                  <w:r>
+                    <w:rPr>
+                      <w:rFonts w:ascii="Times New Roman" w:hAnsi="Times New Roman" w:eastAsia="Times New Roman" w:cs="Times New Roman"/>
+                      <w:color w:val="000000"/>
+                      <w:sz w:val="24"/>
+                    </w:rPr>
+                    <w:t xml:space="preserve">14:13:29.610880664</w:t>
+                  </w:r>
+                  <w:r/>
+                </w:p>
+              </w:tc>
+              <w:tc>
+                <w:tcPr>
+                  <w:tcBorders/>
+                  <w:tcMar>
+                    <w:left w:w="15" w:type="dxa"/>
+                    <w:top w:w="15" w:type="dxa"/>
+                    <w:right w:w="15" w:type="dxa"/>
+                    <w:bottom w:w="15" w:type="dxa"/>
+                  </w:tcMar>
+                  <w:tcW w:w="2126" w:type="dxa"/>
+                  <w:vAlign w:val="center"/>
+                </w:tcPr>
+                <w:p>
+                  <w:pPr>
+                    <w:pBdr/>
+                    <w:spacing w:after="0" w:before="0" w:line="240"/>
+                    <w:ind/>
+                    <w:rPr/>
+                  </w:pPr>
+                  <w:r>
+                    <w:rPr>
+                      <w:rFonts w:ascii="Times New Roman" w:hAnsi="Times New Roman" w:eastAsia="Times New Roman" w:cs="Times New Roman"/>
+                      <w:color w:val="000000"/>
+                      <w:sz w:val="24"/>
+                    </w:rPr>
+                    <w:t xml:space="preserve">0.000028</w:t>
+                  </w:r>
+                  <w:r/>
+                </w:p>
+              </w:tc>
+            </w:tr>
+            <w:tr>
+              <w:trPr/>
+              <w:tc>
+                <w:tcPr>
+                  <w:tcBorders/>
+                  <w:tcMar>
+                    <w:left w:w="15" w:type="dxa"/>
+                    <w:top w:w="15" w:type="dxa"/>
+                    <w:right w:w="15" w:type="dxa"/>
+                    <w:bottom w:w="15" w:type="dxa"/>
+                  </w:tcMar>
+                  <w:tcW w:w="550" w:type="dxa"/>
+                  <w:vAlign w:val="center"/>
+                </w:tcPr>
+                <w:p>
+                  <w:pPr>
+                    <w:pBdr/>
+                    <w:spacing w:after="0" w:before="0" w:line="240"/>
+                    <w:ind/>
+                    <w:rPr/>
+                  </w:pPr>
+                  <w:r>
+                    <w:rPr>
+                      <w:rFonts w:ascii="Times New Roman" w:hAnsi="Times New Roman" w:eastAsia="Times New Roman" w:cs="Times New Roman"/>
+                      <w:color w:val="000000"/>
+                      <w:sz w:val="24"/>
+                    </w:rPr>
+                    <w:t xml:space="preserve">2</w:t>
+                  </w:r>
+                  <w:r/>
+                </w:p>
+              </w:tc>
+              <w:tc>
+                <w:tcPr>
+                  <w:tcBorders/>
+                  <w:tcMar>
+                    <w:left w:w="15" w:type="dxa"/>
+                    <w:top w:w="15" w:type="dxa"/>
+                    <w:right w:w="15" w:type="dxa"/>
+                    <w:bottom w:w="15" w:type="dxa"/>
+                  </w:tcMar>
+                  <w:tcW w:w="2680" w:type="dxa"/>
+                  <w:vAlign w:val="center"/>
+                </w:tcPr>
+                <w:p>
+                  <w:pPr>
+                    <w:pBdr/>
+                    <w:spacing w:after="0" w:before="0" w:line="240"/>
+                    <w:ind/>
+                    <w:rPr/>
+                  </w:pPr>
+                  <w:r>
+                    <w:rPr>
+                      <w:rFonts w:ascii="Times New Roman" w:hAnsi="Times New Roman" w:eastAsia="Times New Roman" w:cs="Times New Roman"/>
+                      <w:color w:val="000000"/>
+                      <w:sz w:val="24"/>
+                    </w:rPr>
+                    <w:t xml:space="preserve">14:13:32.966922947</w:t>
+                  </w:r>
+                  <w:r/>
+                </w:p>
+              </w:tc>
+              <w:tc>
+                <w:tcPr>
+                  <w:tcBorders/>
+                  <w:tcMar>
+                    <w:left w:w="15" w:type="dxa"/>
+                    <w:top w:w="15" w:type="dxa"/>
+                    <w:right w:w="15" w:type="dxa"/>
+                    <w:bottom w:w="15" w:type="dxa"/>
+                  </w:tcMar>
+                  <w:tcW w:w="2551" w:type="dxa"/>
+                  <w:vAlign w:val="center"/>
+                </w:tcPr>
+                <w:p>
+                  <w:pPr>
+                    <w:pBdr/>
+                    <w:spacing w:after="0" w:before="0" w:line="240"/>
+                    <w:ind/>
+                    <w:rPr/>
+                  </w:pPr>
+                  <w:r>
+                    <w:rPr>
+                      <w:rFonts w:ascii="Times New Roman" w:hAnsi="Times New Roman" w:eastAsia="Times New Roman" w:cs="Times New Roman"/>
+                      <w:color w:val="000000"/>
+                      <w:sz w:val="24"/>
+                    </w:rPr>
+                    <w:t xml:space="preserve">14:13:32.966922986</w:t>
+                  </w:r>
+                  <w:r/>
+                </w:p>
+              </w:tc>
+              <w:tc>
+                <w:tcPr>
+                  <w:tcBorders/>
+                  <w:tcMar>
+                    <w:left w:w="15" w:type="dxa"/>
+                    <w:top w:w="15" w:type="dxa"/>
+                    <w:right w:w="15" w:type="dxa"/>
+                    <w:bottom w:w="15" w:type="dxa"/>
+                  </w:tcMar>
+                  <w:tcW w:w="2126" w:type="dxa"/>
+                  <w:vAlign w:val="center"/>
+                </w:tcPr>
+                <w:p>
+                  <w:pPr>
+                    <w:pBdr/>
+                    <w:spacing w:after="0" w:before="0" w:line="240"/>
+                    <w:ind/>
+                    <w:rPr/>
+                  </w:pPr>
+                  <w:r>
+                    <w:rPr>
+                      <w:rFonts w:ascii="Times New Roman" w:hAnsi="Times New Roman" w:eastAsia="Times New Roman" w:cs="Times New Roman"/>
+                      <w:color w:val="000000"/>
+                      <w:sz w:val="24"/>
+                    </w:rPr>
+                    <w:t xml:space="preserve">0.000039</w:t>
+                  </w:r>
+                  <w:r/>
+                </w:p>
+              </w:tc>
+            </w:tr>
+            <w:tr>
+              <w:trPr/>
+              <w:tc>
+                <w:tcPr>
+                  <w:tcBorders/>
+                  <w:tcMar>
+                    <w:left w:w="15" w:type="dxa"/>
+                    <w:top w:w="15" w:type="dxa"/>
+                    <w:right w:w="15" w:type="dxa"/>
+                    <w:bottom w:w="15" w:type="dxa"/>
+                  </w:tcMar>
+                  <w:tcW w:w="550" w:type="dxa"/>
+                  <w:vAlign w:val="center"/>
+                </w:tcPr>
+                <w:p>
+                  <w:pPr>
+                    <w:pBdr/>
+                    <w:spacing w:after="0" w:before="0" w:line="240"/>
+                    <w:ind/>
+                    <w:rPr/>
+                  </w:pPr>
+                  <w:r>
+                    <w:rPr>
+                      <w:rFonts w:ascii="Times New Roman" w:hAnsi="Times New Roman" w:eastAsia="Times New Roman" w:cs="Times New Roman"/>
+                      <w:color w:val="000000"/>
+                      <w:sz w:val="24"/>
+                    </w:rPr>
+                    <w:t xml:space="preserve">3</w:t>
+                  </w:r>
+                  <w:r/>
+                </w:p>
+              </w:tc>
+              <w:tc>
+                <w:tcPr>
+                  <w:tcBorders/>
+                  <w:tcMar>
+                    <w:left w:w="15" w:type="dxa"/>
+                    <w:top w:w="15" w:type="dxa"/>
+                    <w:right w:w="15" w:type="dxa"/>
+                    <w:bottom w:w="15" w:type="dxa"/>
+                  </w:tcMar>
+                  <w:tcW w:w="2680" w:type="dxa"/>
+                  <w:vAlign w:val="center"/>
+                </w:tcPr>
+                <w:p>
+                  <w:pPr>
+                    <w:pBdr/>
+                    <w:spacing w:after="0" w:before="0" w:line="240"/>
+                    <w:ind/>
+                    <w:rPr/>
+                  </w:pPr>
+                  <w:r>
+                    <w:rPr>
+                      <w:rFonts w:ascii="Times New Roman" w:hAnsi="Times New Roman" w:eastAsia="Times New Roman" w:cs="Times New Roman"/>
+                      <w:color w:val="000000"/>
+                      <w:sz w:val="24"/>
+                    </w:rPr>
+                    <w:t xml:space="preserve">14:14:29.170201325</w:t>
+                  </w:r>
+                  <w:r/>
+                </w:p>
+              </w:tc>
+              <w:tc>
+                <w:tcPr>
+                  <w:tcBorders/>
+                  <w:tcMar>
+                    <w:left w:w="15" w:type="dxa"/>
+                    <w:top w:w="15" w:type="dxa"/>
+                    <w:right w:w="15" w:type="dxa"/>
+                    <w:bottom w:w="15" w:type="dxa"/>
+                  </w:tcMar>
+                  <w:tcW w:w="2551" w:type="dxa"/>
+                  <w:vAlign w:val="center"/>
+                </w:tcPr>
+                <w:p>
+                  <w:pPr>
+                    <w:pBdr/>
+                    <w:spacing w:after="0" w:before="0" w:line="240"/>
+                    <w:ind/>
+                    <w:rPr/>
+                  </w:pPr>
+                  <w:r>
+                    <w:rPr>
+                      <w:rFonts w:ascii="Times New Roman" w:hAnsi="Times New Roman" w:eastAsia="Times New Roman" w:cs="Times New Roman"/>
+                      <w:color w:val="000000"/>
+                      <w:sz w:val="24"/>
+                    </w:rPr>
+                    <w:t xml:space="preserve">14:14:29.170201370</w:t>
+                  </w:r>
+                  <w:r/>
+                </w:p>
+              </w:tc>
+              <w:tc>
+                <w:tcPr>
+                  <w:tcBorders/>
+                  <w:tcMar>
+                    <w:left w:w="15" w:type="dxa"/>
+                    <w:top w:w="15" w:type="dxa"/>
+                    <w:right w:w="15" w:type="dxa"/>
+                    <w:bottom w:w="15" w:type="dxa"/>
+                  </w:tcMar>
+                  <w:tcW w:w="2126" w:type="dxa"/>
+                  <w:vAlign w:val="center"/>
+                </w:tcPr>
+                <w:p>
+                  <w:pPr>
+                    <w:pBdr/>
+                    <w:spacing w:after="0" w:before="0" w:line="240"/>
+                    <w:ind/>
+                    <w:rPr/>
+                  </w:pPr>
+                  <w:r>
+                    <w:rPr>
+                      <w:rFonts w:ascii="Times New Roman" w:hAnsi="Times New Roman" w:eastAsia="Times New Roman" w:cs="Times New Roman"/>
+                      <w:color w:val="000000"/>
+                      <w:sz w:val="24"/>
+                    </w:rPr>
+                    <w:t xml:space="preserve">0.000045</w:t>
+                  </w:r>
+                  <w:r/>
+                </w:p>
+              </w:tc>
+            </w:tr>
+            <w:tr>
+              <w:trPr/>
+              <w:tc>
+                <w:tcPr>
+                  <w:tcBorders/>
+                  <w:tcMar>
+                    <w:left w:w="15" w:type="dxa"/>
+                    <w:top w:w="15" w:type="dxa"/>
+                    <w:right w:w="15" w:type="dxa"/>
+                    <w:bottom w:w="15" w:type="dxa"/>
+                  </w:tcMar>
+                  <w:tcW w:w="550" w:type="dxa"/>
+                  <w:vAlign w:val="center"/>
+                </w:tcPr>
+                <w:p>
+                  <w:pPr>
+                    <w:pBdr/>
+                    <w:spacing w:after="0" w:before="0" w:line="240"/>
+                    <w:ind/>
+                    <w:rPr/>
+                  </w:pPr>
+                  <w:r>
+                    <w:rPr>
+                      <w:rFonts w:ascii="Times New Roman" w:hAnsi="Times New Roman" w:eastAsia="Times New Roman" w:cs="Times New Roman"/>
+                      <w:color w:val="000000"/>
+                      <w:sz w:val="24"/>
+                    </w:rPr>
+                    <w:t xml:space="preserve">4</w:t>
+                  </w:r>
+                  <w:r/>
+                </w:p>
+              </w:tc>
+              <w:tc>
+                <w:tcPr>
+                  <w:tcBorders/>
+                  <w:tcMar>
+                    <w:left w:w="15" w:type="dxa"/>
+                    <w:top w:w="15" w:type="dxa"/>
+                    <w:right w:w="15" w:type="dxa"/>
+                    <w:bottom w:w="15" w:type="dxa"/>
+                  </w:tcMar>
+                  <w:tcW w:w="2680" w:type="dxa"/>
+                  <w:vAlign w:val="center"/>
+                </w:tcPr>
+                <w:p>
+                  <w:pPr>
+                    <w:pBdr/>
+                    <w:spacing w:after="0" w:before="0" w:line="240"/>
+                    <w:ind/>
+                    <w:rPr/>
+                  </w:pPr>
+                  <w:r>
+                    <w:rPr>
+                      <w:rFonts w:ascii="Times New Roman" w:hAnsi="Times New Roman" w:eastAsia="Times New Roman" w:cs="Times New Roman"/>
+                      <w:color w:val="000000"/>
+                      <w:sz w:val="24"/>
+                    </w:rPr>
+                    <w:t xml:space="preserve">14:14:41.852728730</w:t>
+                  </w:r>
+                  <w:r/>
+                </w:p>
+              </w:tc>
+              <w:tc>
+                <w:tcPr>
+                  <w:tcBorders/>
+                  <w:tcMar>
+                    <w:left w:w="15" w:type="dxa"/>
+                    <w:top w:w="15" w:type="dxa"/>
+                    <w:right w:w="15" w:type="dxa"/>
+                    <w:bottom w:w="15" w:type="dxa"/>
+                  </w:tcMar>
+                  <w:tcW w:w="2551" w:type="dxa"/>
+                  <w:vAlign w:val="center"/>
+                </w:tcPr>
+                <w:p>
+                  <w:pPr>
+                    <w:pBdr/>
+                    <w:spacing w:after="0" w:before="0" w:line="240"/>
+                    <w:ind/>
+                    <w:rPr/>
+                  </w:pPr>
+                  <w:r>
+                    <w:rPr>
+                      <w:rFonts w:ascii="Times New Roman" w:hAnsi="Times New Roman" w:eastAsia="Times New Roman" w:cs="Times New Roman"/>
+                      <w:color w:val="000000"/>
+                      <w:sz w:val="24"/>
+                    </w:rPr>
+                    <w:t xml:space="preserve">14:14:41.852728770</w:t>
+                  </w:r>
+                  <w:r/>
+                </w:p>
+              </w:tc>
+              <w:tc>
+                <w:tcPr>
+                  <w:tcBorders/>
+                  <w:tcMar>
+                    <w:left w:w="15" w:type="dxa"/>
+                    <w:top w:w="15" w:type="dxa"/>
+                    <w:right w:w="15" w:type="dxa"/>
+                    <w:bottom w:w="15" w:type="dxa"/>
+                  </w:tcMar>
+                  <w:tcW w:w="2126" w:type="dxa"/>
+                  <w:vAlign w:val="center"/>
+                </w:tcPr>
+                <w:p>
+                  <w:pPr>
+                    <w:pBdr/>
+                    <w:spacing w:after="0" w:before="0" w:line="240"/>
+                    <w:ind/>
+                    <w:rPr/>
+                  </w:pPr>
+                  <w:r>
+                    <w:rPr>
+                      <w:rFonts w:ascii="Times New Roman" w:hAnsi="Times New Roman" w:eastAsia="Times New Roman" w:cs="Times New Roman"/>
+                      <w:color w:val="000000"/>
+                      <w:sz w:val="24"/>
+                    </w:rPr>
+                    <w:t xml:space="preserve">0.000040</w:t>
+                  </w:r>
+                  <w:r/>
+                </w:p>
+              </w:tc>
+            </w:tr>
+          </w:tbl>
+          <w:p>
+            <w:pPr>
+              <w:pBdr>
+                <w:top w:val="none" w:color="000000" w:sz="4" w:space="0"/>
+                <w:left w:val="none" w:color="000000" w:sz="4" w:space="0"/>
+                <w:bottom w:val="none" w:color="000000" w:sz="4" w:space="0"/>
+                <w:right w:val="none" w:color="000000" w:sz="4" w:space="0"/>
+              </w:pBdr>
+              <w:spacing/>
+              <w:ind w:right="0" w:firstLine="0" w:left="0"/>
+              <w:rPr>
+                <w:rFonts w:ascii="Century Gothic" w:hAnsi="Century Gothic" w:cs="Century Gothic"/>
+                <w:sz w:val="22"/>
+                <w:szCs w:val="22"/>
+              </w:rPr>
+            </w:pPr>
+            <w:r>
+              <w:rPr>
+                <w:rFonts w:ascii="Century Gothic" w:hAnsi="Century Gothic" w:eastAsia="Century Gothic" w:cs="Century Gothic"/>
+                <w:color w:val="000000"/>
+                <w:sz w:val="22"/>
+                <w:szCs w:val="22"/>
+                <w:highlight w:val="none"/>
+              </w:rPr>
+            </w:r>
+            <w:r>
+              <w:rPr>
+                <w:rFonts w:ascii="Century Gothic" w:hAnsi="Century Gothic" w:eastAsia="Century Gothic" w:cs="Century Gothic"/>
+                <w:color w:val="000000"/>
+                <w:sz w:val="22"/>
+                <w:szCs w:val="22"/>
+                <w:highlight w:val="none"/>
+              </w:rPr>
+            </w:r>
+            <w:r>
+              <w:rPr>
+                <w:rFonts w:ascii="Century Gothic" w:hAnsi="Century Gothic" w:eastAsia="Century Gothic" w:cs="Century Gothic"/>
+                <w:color w:val="000000"/>
+                <w:sz w:val="22"/>
+                <w:szCs w:val="22"/>
+                <w:highlight w:val="none"/>
+              </w:rPr>
+            </w:r>
+          </w:p>
+          <w:p>
+            <w:pPr>
+              <w:pBdr>
+                <w:top w:val="none" w:color="000000" w:sz="4" w:space="0"/>
+                <w:left w:val="none" w:color="000000" w:sz="4" w:space="0"/>
+                <w:bottom w:val="none" w:color="000000" w:sz="4" w:space="0"/>
+                <w:right w:val="none" w:color="000000" w:sz="4" w:space="0"/>
+              </w:pBdr>
+              <w:spacing/>
+              <w:ind w:right="0" w:firstLine="0" w:left="0"/>
+              <w:rPr>
+                <w:rFonts w:ascii="Century Gothic" w:hAnsi="Century Gothic" w:cs="Century Gothic"/>
+                <w:color w:val="000000"/>
+                <w:sz w:val="22"/>
+                <w:szCs w:val="22"/>
+                <w:highlight w:val="none"/>
+              </w:rPr>
+            </w:pPr>
+            <w:r>
+              <w:rPr>
+                <w:rFonts w:ascii="Century Gothic" w:hAnsi="Century Gothic" w:eastAsia="Century Gothic" w:cs="Century Gothic"/>
+                <w:color w:val="000000"/>
+                <w:sz w:val="22"/>
+                <w:szCs w:val="22"/>
+              </w:rPr>
+              <w:t xml:space="preserve">Every single trial finished in under </w:t>
+            </w:r>
+            <w:r>
+              <w:rPr>
+                <w:rFonts w:ascii="Century Gothic" w:hAnsi="Century Gothic" w:eastAsia="Century Gothic" w:cs="Century Gothic"/>
+                <w:b/>
+                <w:color w:val="000000"/>
+                <w:sz w:val="22"/>
+                <w:szCs w:val="22"/>
+              </w:rPr>
+              <w:t xml:space="preserve">0.00005 ms</w:t>
+            </w:r>
+            <w:r>
+              <w:rPr>
+                <w:rFonts w:ascii="Century Gothic" w:hAnsi="Century Gothic" w:eastAsia="Century Gothic" w:cs="Century Gothic"/>
+                <w:color w:val="000000"/>
+                <w:sz w:val="22"/>
+                <w:szCs w:val="22"/>
+              </w:rPr>
+              <w:t xml:space="preserve"> — that's about 30-45 nanoseconds, or roughly a billionth of a second. That's way too fast for a loop that's supposed to count up to a million.</w:t>
+            </w:r>
+            <w:r>
+              <w:rPr>
+                <w:rFonts w:ascii="Century Gothic" w:hAnsi="Century Gothic" w:eastAsia="Century Gothic" w:cs="Century Gothic"/>
+                <w:sz w:val="22"/>
+                <w:szCs w:val="22"/>
+              </w:rPr>
+            </w:r>
+          </w:p>
+          <w:p>
+            <w:pPr>
+              <w:pBdr>
+                <w:top w:val="none" w:color="000000" w:sz="4" w:space="0"/>
+                <w:left w:val="none" w:color="000000" w:sz="4" w:space="0"/>
+                <w:bottom w:val="none" w:color="000000" w:sz="4" w:space="0"/>
+                <w:right w:val="none" w:color="000000" w:sz="4" w:space="0"/>
+              </w:pBdr>
+              <w:spacing/>
+              <w:ind w:right="0" w:firstLine="0" w:left="0"/>
+              <w:rPr>
+                <w:rFonts w:ascii="Century Gothic" w:hAnsi="Century Gothic" w:eastAsia="Century Gothic" w:cs="Century Gothic"/>
+                <w:color w:val="000000"/>
+                <w:sz w:val="22"/>
+                <w:szCs w:val="22"/>
+                <w:highlight w:val="none"/>
+              </w:rPr>
+            </w:pPr>
+            <w:r>
+              <w:rPr>
+                <w:rFonts w:ascii="Century Gothic" w:hAnsi="Century Gothic" w:eastAsia="Century Gothic" w:cs="Century Gothic"/>
+                <w:color w:val="000000"/>
+                <w:sz w:val="22"/>
+                <w:szCs w:val="22"/>
+              </w:rPr>
+              <w:t xml:space="preserve">This isn't a bug or a fluke. It happens because the loop body only does </w:t>
+            </w:r>
+            <w:r>
+              <w:rPr>
+                <w:rFonts w:ascii="Century Gothic" w:hAnsi="Century Gothic" w:eastAsia="Century Gothic" w:cs="Century Gothic"/>
+                <w:color w:val="000000"/>
+                <w:sz w:val="22"/>
+                <w:szCs w:val="22"/>
+              </w:rPr>
+              <w:t xml:space="preserve">count++</w:t>
+            </w:r>
+            <w:r>
+              <w:rPr>
+                <w:rFonts w:ascii="Century Gothic" w:hAnsi="Century Gothic" w:eastAsia="Century Gothic" w:cs="Century Gothic"/>
+                <w:color w:val="000000"/>
+                <w:sz w:val="22"/>
+                <w:szCs w:val="22"/>
+              </w:rPr>
+              <w:t xml:space="preserve"> and nothing </w:t>
+            </w:r>
+            <w:r>
+              <w:rPr>
+                <w:rFonts w:ascii="Century Gothic" w:hAnsi="Century Gothic" w:eastAsia="Century Gothic" w:cs="Century Gothic"/>
+                <w:color w:val="000000"/>
+                <w:sz w:val="22"/>
+                <w:szCs w:val="22"/>
+              </w:rPr>
+              <w:t xml:space="preserve">else, no printing, no other calculations, nothing the computer actually needs to "watch." Since the final value of </w:t>
+            </w:r>
+            <w:r>
+              <w:rPr>
+                <w:rFonts w:ascii="Century Gothic" w:hAnsi="Century Gothic" w:eastAsia="Century Gothic" w:cs="Century Gothic"/>
+                <w:color w:val="000000"/>
+                <w:sz w:val="22"/>
+                <w:szCs w:val="22"/>
+              </w:rPr>
+              <w:t xml:space="preserve">count</w:t>
+            </w:r>
+            <w:r>
+              <w:rPr>
+                <w:rFonts w:ascii="Century Gothic" w:hAnsi="Century Gothic" w:eastAsia="Century Gothic" w:cs="Century Gothic"/>
+                <w:color w:val="000000"/>
+                <w:sz w:val="22"/>
+                <w:szCs w:val="22"/>
+              </w:rPr>
+              <w:t xml:space="preserve"> is always predictable (it will always equal </w:t>
+            </w:r>
+            <w:r>
+              <w:rPr>
+                <w:rFonts w:ascii="Century Gothic" w:hAnsi="Century Gothic" w:eastAsia="Century Gothic" w:cs="Century Gothic"/>
+                <w:color w:val="000000"/>
+                <w:sz w:val="22"/>
+                <w:szCs w:val="22"/>
+              </w:rPr>
+              <w:t xml:space="preserve">N</w:t>
+            </w:r>
+            <w:r>
+              <w:rPr>
+                <w:rFonts w:ascii="Century Gothic" w:hAnsi="Century Gothic" w:eastAsia="Century Gothic" w:cs="Century Gothic"/>
+                <w:color w:val="000000"/>
+                <w:sz w:val="22"/>
+                <w:szCs w:val="22"/>
+              </w:rPr>
+              <w:t xml:space="preserve">), the </w:t>
+            </w:r>
+            <w:r>
+              <w:rPr>
+                <w:rFonts w:ascii="Century Gothic" w:hAnsi="Century Gothic" w:eastAsia="Century Gothic" w:cs="Century Gothic"/>
+                <w:color w:val="000000"/>
+                <w:sz w:val="22"/>
+                <w:szCs w:val="22"/>
+              </w:rPr>
+              <w:t xml:space="preserve">-O2</w:t>
+            </w:r>
+            <w:r>
+              <w:rPr>
+                <w:rFonts w:ascii="Century Gothic" w:hAnsi="Century Gothic" w:eastAsia="Century Gothic" w:cs="Century Gothic"/>
+                <w:color w:val="000000"/>
+                <w:sz w:val="22"/>
+                <w:szCs w:val="22"/>
+              </w:rPr>
+              <w:t xml:space="preserve"> optimizer skips running the loop entirely and just writes </w:t>
+            </w:r>
+            <w:r>
+              <w:rPr>
+                <w:rFonts w:ascii="Century Gothic" w:hAnsi="Century Gothic" w:eastAsia="Century Gothic" w:cs="Century Gothic"/>
+                <w:color w:val="000000"/>
+                <w:sz w:val="22"/>
+                <w:szCs w:val="22"/>
+              </w:rPr>
+              <w:t xml:space="preserve">count = N</w:t>
+            </w:r>
+            <w:r>
+              <w:rPr>
+                <w:rFonts w:ascii="Century Gothic" w:hAnsi="Century Gothic" w:eastAsia="Century Gothic" w:cs="Century Gothic"/>
+                <w:color w:val="000000"/>
+                <w:sz w:val="22"/>
+                <w:szCs w:val="22"/>
+              </w:rPr>
+              <w:t xml:space="preserve"> directly into the compiled program. So the loop never truly runs 1,000,000 times, the compiler already "solved" it ahead of time. The tiny timing differences between trials (28 vs. 45 ) are just random noise from the computer's background processes,</w:t>
+            </w:r>
+            <w:r>
+              <w:rPr>
+                <w:rFonts w:ascii="Century Gothic" w:hAnsi="Century Gothic" w:eastAsia="Century Gothic" w:cs="Century Gothic"/>
+                <w:color w:val="000000"/>
+                <w:sz w:val="22"/>
+                <w:szCs w:val="22"/>
+              </w:rPr>
+              <w:t xml:space="preserve"> not the loop actually doing work.</w:t>
+            </w:r>
+            <w:r>
+              <w:rPr>
+                <w:rFonts w:ascii="Century Gothic" w:hAnsi="Century Gothic" w:cs="Century Gothic"/>
+                <w:sz w:val="22"/>
+                <w:szCs w:val="22"/>
+              </w:rPr>
+            </w:r>
+          </w:p>
+          <w:p>
+            <w:pPr>
+              <w:pBdr>
+                <w:top w:val="none" w:color="000000" w:sz="4" w:space="0"/>
+                <w:left w:val="none" w:color="000000" w:sz="4" w:space="0"/>
+                <w:bottom w:val="none" w:color="000000" w:sz="4" w:space="0"/>
+                <w:right w:val="none" w:color="000000" w:sz="4" w:space="0"/>
+              </w:pBdr>
+              <w:spacing/>
+              <w:ind w:right="0" w:firstLine="0" w:left="0"/>
+              <w:rPr>
+                <w:rFonts w:ascii="Century Gothic" w:hAnsi="Century Gothic" w:cs="Century Gothic"/>
+                <w:sz w:val="22"/>
+                <w:szCs w:val="22"/>
+              </w:rPr>
+            </w:pPr>
+            <w:r>
+              <w:rPr>
+                <w:rFonts w:ascii="Century Gothic" w:hAnsi="Century Gothic" w:cs="Century Gothic"/>
+                <w:sz w:val="22"/>
+                <w:szCs w:val="22"/>
+              </w:rPr>
+            </w:r>
+            <w:r>
+              <w:rPr>
+                <w:rFonts w:ascii="Century Gothic" w:hAnsi="Century Gothic" w:cs="Century Gothic"/>
+                <w:sz w:val="22"/>
+                <w:szCs w:val="22"/>
+              </w:rPr>
+            </w:r>
+            <w:r>
+              <w:rPr>
+                <w:rFonts w:ascii="Century Gothic" w:hAnsi="Century Gothic" w:cs="Century Gothic"/>
+                <w:sz w:val="22"/>
+                <w:szCs w:val="22"/>
+              </w:rPr>
+            </w:r>
+          </w:p>
+          <w:p>
+            <w:pPr>
+              <w:pBdr>
+                <w:top w:val="none" w:color="000000" w:sz="4" w:space="0"/>
+                <w:left w:val="none" w:color="000000" w:sz="4" w:space="0"/>
+                <w:bottom w:val="none" w:color="000000" w:sz="4" w:space="0"/>
+                <w:right w:val="none" w:color="000000" w:sz="4" w:space="0"/>
+              </w:pBdr>
+              <w:spacing/>
+              <w:ind w:right="0" w:firstLine="0" w:left="0"/>
+              <w:rPr>
+                <w:rFonts w:ascii="Century Gothic" w:hAnsi="Century Gothic" w:cs="Century Gothic"/>
+                <w:sz w:val="22"/>
+                <w:szCs w:val="22"/>
+              </w:rPr>
+            </w:pPr>
+            <w:r>
+              <w:rPr>
+                <w:rFonts w:ascii="Century Gothic" w:hAnsi="Century Gothic" w:eastAsia="Century Gothic" w:cs="Century Gothic"/>
+                <w:color w:val="000000"/>
+                <w:sz w:val="22"/>
+                <w:szCs w:val="22"/>
+                <w:highlight w:val="none"/>
+              </w:rPr>
+            </w:r>
+            <w:r>
+              <w:rPr>
+                <w:rFonts w:ascii="Century Gothic" w:hAnsi="Century Gothic" w:eastAsia="Century Gothic" w:cs="Century Gothic"/>
+                <w:color w:val="000000"/>
+                <w:sz w:val="22"/>
+                <w:szCs w:val="22"/>
+                <w:highlight w:val="none"/>
+              </w:rPr>
+              <w:t xml:space="preserve">Once optimization is turned off, the compiler is forced to actually run the loop every time, and the results now make sense: 10× more iterations = roughly 10× more time. This confirms the loop really does take longer as N grows — it just needed the optimize</w:t>
+            </w:r>
+            <w:r>
+              <w:rPr>
+                <w:rFonts w:ascii="Century Gothic" w:hAnsi="Century Gothic" w:eastAsia="Century Gothic" w:cs="Century Gothic"/>
+                <w:color w:val="000000"/>
+                <w:sz w:val="22"/>
+                <w:szCs w:val="22"/>
+                <w:highlight w:val="none"/>
+              </w:rPr>
+              <w:t xml:space="preserve">r turned off to prove it.</w:t>
+            </w:r>
+            <w:r>
+              <w:rPr>
+                <w:rFonts w:ascii="Century Gothic" w:hAnsi="Century Gothic" w:eastAsia="Century Gothic" w:cs="Century Gothic"/>
+                <w:color w:val="000000"/>
+                <w:sz w:val="22"/>
+                <w:szCs w:val="22"/>
+                <w:highlight w:val="none"/>
+              </w:rPr>
+            </w:r>
+            <w:r>
+              <w:rPr>
+                <w:rFonts w:ascii="Century Gothic" w:hAnsi="Century Gothic" w:eastAsia="Century Gothic" w:cs="Century Gothic"/>
+                <w:color w:val="000000"/>
+                <w:sz w:val="22"/>
+                <w:szCs w:val="22"/>
+                <w:highlight w:val="none"/>
+              </w:rPr>
+            </w:r>
+            <w:r>
+              <w:rPr>
+                <w:rFonts w:ascii="Century Gothic" w:hAnsi="Century Gothic" w:eastAsia="Century Gothic" w:cs="Century Gothic"/>
+                <w:color w:val="000000"/>
+                <w:sz w:val="22"/>
+                <w:szCs w:val="22"/>
+                <w:highlight w:val="none"/>
+              </w:rPr>
+            </w:r>
+            <w:r>
+              <w:rPr>
+                <w:b/>
+                <w:bCs/>
+              </w:rPr>
+            </w:r>
+            <w:r>
+              <w:rPr>
+                <w:b/>
+                <w:bCs/>
+                <w:highlight w:val="none"/>
+              </w:rPr>
+            </w:r>
+            <w:r>
+              <w:rPr>
+                <w:rFonts w:ascii="Century Gothic" w:hAnsi="Century Gothic" w:cs="Century Gothic"/>
+                <w:sz w:val="22"/>
+                <w:szCs w:val="22"/>
               </w:rPr>
             </w:r>
           </w:p>
@@ -2534,12 +7494,82 @@
               <w:rPr>
                 <w:rFonts w:ascii="Century Gothic" w:hAnsi="Century Gothic"/>
               </w:rPr>
+              <w:t xml:space="preserve">Going into this activity, I expected that timing a loop counting to 1,000,000 would show a measurable amount of time, and that a bigger N would take longer, just as the lab's introduction predicted. Instead, every trial I ran finished in under 0.00005 ms, n</w:t>
+            </w:r>
+            <w:r>
+              <w:rPr>
+                <w:rFonts w:ascii="Century Gothic" w:hAnsi="Century Gothic"/>
+              </w:rPr>
+              <w:t xml:space="preserve">o matter how many times I repeated it, which is far too fast for a computer to genuinely count to a million. At first this looked like something was broken, but the program was actually working correctly the whole time. </w:t>
             </w:r>
             <w:r>
               <w:rPr>
                 <w:rFonts w:ascii="Century Gothic" w:hAnsi="Century Gothic"/>
               </w:rPr>
             </w:r>
+          </w:p>
+          <w:p>
+            <w:pPr>
+              <w:pBdr/>
+              <w:spacing w:after="160" w:before="160"/>
+              <w:ind/>
+              <w:rPr>
+                <w:rFonts w:ascii="Century Gothic" w:hAnsi="Century Gothic"/>
+              </w:rPr>
+            </w:pPr>
+            <w:r>
+              <w:rPr>
+                <w:rFonts w:ascii="Century Gothic" w:hAnsi="Century Gothic"/>
+              </w:rPr>
+              <w:t xml:space="preserve">The loop's only job was count++, and </w:t>
+            </w:r>
+            <w:r>
+              <w:rPr>
+                <w:rFonts w:ascii="Century Gothic" w:hAnsi="Century Gothic"/>
+              </w:rPr>
+              <w:t xml:space="preserve">since nothing else in the program used the intermediate values, only the final total mattered, the -O2 compiler flag let the compiler skip running the loop entirely and simply write the final answer directly into the program. That meant there was no real lo</w:t>
+            </w:r>
+            <w:r>
+              <w:rPr>
+                <w:rFonts w:ascii="Century Gothic" w:hAnsi="Century Gothic"/>
+              </w:rPr>
+              <w:t xml:space="preserve">op left to time when I hit run, so the elapsed time I measured was just background noise from the two clock readings, not the loop itself. To confirm this, I recompiled the same code without -O2 and ran it again at N = 1,000,000, 10,000,000, and 100,000,000</w:t>
+            </w:r>
+            <w:r>
+              <w:rPr>
+                <w:rFonts w:ascii="Century Gothic" w:hAnsi="Century Gothic"/>
+              </w:rPr>
+              <w:t xml:space="preserve">, and this time the results made sense, with time increasing roughly 10× every time N increased by 10× (0.53 ms to 5.1 ms to 53.6 ms), exactly what a real loop doing real work should look like. </w:t>
+            </w:r>
+            <w:r>
+              <w:rPr>
+                <w:rFonts w:ascii="Century Gothic" w:hAnsi="Century Gothic"/>
+              </w:rPr>
+            </w:r>
+          </w:p>
+          <w:p>
+            <w:pPr>
+              <w:pBdr/>
+              <w:spacing w:after="160" w:before="160"/>
+              <w:ind/>
+              <w:rPr>
+                <w:rFonts w:ascii="Century Gothic" w:hAnsi="Century Gothic"/>
+              </w:rPr>
+            </w:pPr>
+            <w:r>
+              <w:rPr>
+                <w:rFonts w:ascii="Century Gothic" w:hAnsi="Century Gothic"/>
+              </w:rPr>
+              <w:t xml:space="preserve">The biggest lesson from this activity was learning that a bench</w:t>
+            </w:r>
+            <w:r>
+              <w:rPr>
+                <w:rFonts w:ascii="Century Gothic" w:hAnsi="Century Gothic"/>
+              </w:rPr>
+              <w:t xml:space="preserve">mark can quietly measure the wrong thing without any obvious sign of error, and that comparing optimized and non-optimized results is an important way to check that I'm actually timing what I think I'm timing.</w:t>
+            </w:r>
+            <w:r/>
+            <w:r/>
           </w:p>
         </w:tc>
       </w:tr>
